--- a/por/docx/29.content.docx
+++ b/por/docx/29.content.docx
@@ -19,7 +19,7 @@
         <w:rPr>
           <w:lang w:val="pt_PT" w:bidi="pt_PT"/>
         </w:rPr>
-        <w:t>Resource: Notas de Tradução (unfoldingWord)</w:t>
+        <w:t>Resource: unfoldingWord® Translation Notes</w:t>
       </w:r>
       <w:r>
         <w:rPr>
@@ -90,7 +90,7 @@
         <w:rPr>
           <w:lang w:val="pt_PT" w:bidi="pt_PT"/>
         </w:rPr>
-        <w:t>Notas de Tradução (unfoldingWord)</w:t>
+        <w:t>unfoldingWord® Translation Notes</w:t>
       </w:r>
     </w:p>
     <w:p>

--- a/por/docx/29.content.docx
+++ b/por/docx/29.content.docx
@@ -412,6 +412,20 @@
       </w:r>
       <w:r>
         <w:rPr>
+          <w:lang w:val="pt_PT" w:bidi="pt_PT"/>
+        </w:rPr>
+        <w:t>דְּבַר־יְהוָה֙ אֲשֶׁ֣ר הָיָ֔ה</w:t>
+      </w:r>
+    </w:p>
+    <w:p>
+      <w:pPr/>
+      <w:r>
+        <w:rPr>
+          <w:lang w:val="pt_PT" w:bidi="pt_PT"/>
+        </w:rPr>
+      </w:r>
+      <w:r>
+        <w:rPr>
           <w:b/>
           <w:lang w:val="pt_PT" w:bidi="pt_PT"/>
         </w:rPr>
@@ -674,6 +688,20 @@
       </w:r>
       <w:r>
         <w:rPr>
+          <w:lang w:val="pt_PT" w:bidi="pt_PT"/>
+        </w:rPr>
+        <w:t>בִּֽ⁠ימֵי⁠כֶ֔ם וְ⁠אִ֖ם בִּ⁠ימֵ֥י</w:t>
+      </w:r>
+    </w:p>
+    <w:p>
+      <w:pPr/>
+      <w:r>
+        <w:rPr>
+          <w:lang w:val="pt_PT" w:bidi="pt_PT"/>
+        </w:rPr>
+      </w:r>
+      <w:r>
+        <w:rPr>
           <w:b/>
           <w:lang w:val="pt_PT" w:bidi="pt_PT"/>
         </w:rPr>
@@ -770,6 +798,20 @@
       </w:r>
       <w:r>
         <w:rPr>
+          <w:lang w:val="pt_PT" w:bidi="pt_PT"/>
+        </w:rPr>
+        <w:t>אֲבֹֽתֵי⁠כֶֽם</w:t>
+      </w:r>
+    </w:p>
+    <w:p>
+      <w:pPr/>
+      <w:r>
+        <w:rPr>
+          <w:lang w:val="pt_PT" w:bidi="pt_PT"/>
+        </w:rPr>
+      </w:r>
+      <w:r>
+        <w:rPr>
           <w:b/>
           <w:lang w:val="pt_PT" w:bidi="pt_PT"/>
         </w:rPr>
@@ -1577,6 +1619,20 @@
       </w:r>
       <w:r>
         <w:rPr>
+          <w:lang w:val="pt_PT" w:bidi="pt_PT"/>
+        </w:rPr>
+        <w:t>נִכְרַ֖ת מִ⁠פִּי⁠כֶֽם</w:t>
+      </w:r>
+    </w:p>
+    <w:p>
+      <w:pPr/>
+      <w:r>
+        <w:rPr>
+          <w:lang w:val="pt_PT" w:bidi="pt_PT"/>
+        </w:rPr>
+      </w:r>
+      <w:r>
+        <w:rPr>
           <w:b/>
           <w:lang w:val="pt_PT" w:bidi="pt_PT"/>
         </w:rPr>
@@ -1673,6 +1729,20 @@
       </w:r>
       <w:r>
         <w:rPr>
+          <w:lang w:val="pt_PT" w:bidi="pt_PT"/>
+        </w:rPr>
+        <w:t>מִ⁠פִּי⁠כֶֽם</w:t>
+      </w:r>
+    </w:p>
+    <w:p>
+      <w:pPr/>
+      <w:r>
+        <w:rPr>
+          <w:lang w:val="pt_PT" w:bidi="pt_PT"/>
+        </w:rPr>
+      </w:r>
+      <w:r>
+        <w:rPr>
           <w:b/>
           <w:lang w:val="pt_PT" w:bidi="pt_PT"/>
         </w:rPr>
@@ -1865,6 +1935,20 @@
       </w:r>
       <w:r>
         <w:rPr>
+          <w:lang w:val="pt_PT" w:bidi="pt_PT"/>
+        </w:rPr>
+        <w:t>כִּֽי</w:t>
+      </w:r>
+    </w:p>
+    <w:p>
+      <w:pPr/>
+      <w:r>
+        <w:rPr>
+          <w:lang w:val="pt_PT" w:bidi="pt_PT"/>
+        </w:rPr>
+      </w:r>
+      <w:r>
+        <w:rPr>
           <w:b/>
           <w:lang w:val="pt_PT" w:bidi="pt_PT"/>
         </w:rPr>
@@ -2057,6 +2141,20 @@
       </w:r>
       <w:r>
         <w:rPr>
+          <w:lang w:val="pt_PT" w:bidi="pt_PT"/>
+        </w:rPr>
+        <w:t>גוֹי֙</w:t>
+      </w:r>
+    </w:p>
+    <w:p>
+      <w:pPr/>
+      <w:r>
+        <w:rPr>
+          <w:lang w:val="pt_PT" w:bidi="pt_PT"/>
+        </w:rPr>
+      </w:r>
+      <w:r>
+        <w:rPr>
           <w:b/>
           <w:lang w:val="pt_PT" w:bidi="pt_PT"/>
         </w:rPr>
@@ -2179,6 +2277,20 @@
       </w:r>
       <w:r>
         <w:rPr>
+          <w:lang w:val="pt_PT" w:bidi="pt_PT"/>
+        </w:rPr>
+        <w:t>אַרְצִ֔⁠י</w:t>
+      </w:r>
+    </w:p>
+    <w:p>
+      <w:pPr/>
+      <w:r>
+        <w:rPr>
+          <w:lang w:val="pt_PT" w:bidi="pt_PT"/>
+        </w:rPr>
+      </w:r>
+      <w:r>
+        <w:rPr>
           <w:b/>
           <w:lang w:val="pt_PT" w:bidi="pt_PT"/>
         </w:rPr>
@@ -2275,6 +2387,20 @@
       </w:r>
       <w:r>
         <w:rPr>
+          <w:lang w:val="pt_PT" w:bidi="pt_PT"/>
+        </w:rPr>
+        <w:t>וְ⁠אֵ֣ין מִסְפָּ֑ר</w:t>
+      </w:r>
+    </w:p>
+    <w:p>
+      <w:pPr/>
+      <w:r>
+        <w:rPr>
+          <w:lang w:val="pt_PT" w:bidi="pt_PT"/>
+        </w:rPr>
+      </w:r>
+      <w:r>
+        <w:rPr>
           <w:b/>
           <w:lang w:val="pt_PT" w:bidi="pt_PT"/>
         </w:rPr>
@@ -2441,6 +2567,20 @@
       </w:r>
       <w:r>
         <w:rPr>
+          <w:lang w:val="pt_PT" w:bidi="pt_PT"/>
+        </w:rPr>
+        <w:t>שִׁנָּי⁠ו֙ שִׁנֵּ֣י אַרְיֵ֔ה וּֽ⁠מְתַלְּע֥וֹת לָבִ֖יא לֽ⁠וֹ</w:t>
+      </w:r>
+    </w:p>
+    <w:p>
+      <w:pPr/>
+      <w:r>
+        <w:rPr>
+          <w:lang w:val="pt_PT" w:bidi="pt_PT"/>
+        </w:rPr>
+      </w:r>
+      <w:r>
+        <w:rPr>
           <w:b/>
           <w:lang w:val="pt_PT" w:bidi="pt_PT"/>
         </w:rPr>
@@ -2838,6 +2978,20 @@
       </w:r>
       <w:r>
         <w:rPr>
+          <w:lang w:val="pt_PT" w:bidi="pt_PT"/>
+        </w:rPr>
+        <w:t>חָשֹׂ֤ף חֲשָׂפָ⁠הּ֙</w:t>
+      </w:r>
+    </w:p>
+    <w:p>
+      <w:pPr/>
+      <w:r>
+        <w:rPr>
+          <w:lang w:val="pt_PT" w:bidi="pt_PT"/>
+        </w:rPr>
+      </w:r>
+      <w:r>
+        <w:rPr>
           <w:b/>
           <w:lang w:val="pt_PT" w:bidi="pt_PT"/>
         </w:rPr>
@@ -2934,6 +3088,20 @@
       </w:r>
       <w:r>
         <w:rPr>
+          <w:lang w:val="pt_PT" w:bidi="pt_PT"/>
+        </w:rPr>
+        <w:t>וְ⁠הִשְׁלִ֔יךְ</w:t>
+      </w:r>
+    </w:p>
+    <w:p>
+      <w:pPr/>
+      <w:r>
+        <w:rPr>
+          <w:lang w:val="pt_PT" w:bidi="pt_PT"/>
+        </w:rPr>
+      </w:r>
+      <w:r>
+        <w:rPr>
           <w:b/>
           <w:lang w:val="pt_PT" w:bidi="pt_PT"/>
         </w:rPr>
@@ -3043,6 +3211,20 @@
       </w:r>
       <w:r>
         <w:rPr>
+          <w:lang w:val="pt_PT" w:bidi="pt_PT"/>
+        </w:rPr>
+        <w:t>הִלְבִּ֖ינוּ שָׂרִיגֶֽי⁠הָ</w:t>
+      </w:r>
+    </w:p>
+    <w:p>
+      <w:pPr/>
+      <w:r>
+        <w:rPr>
+          <w:lang w:val="pt_PT" w:bidi="pt_PT"/>
+        </w:rPr>
+      </w:r>
+      <w:r>
+        <w:rPr>
           <w:b/>
           <w:lang w:val="pt_PT" w:bidi="pt_PT"/>
         </w:rPr>
@@ -3152,6 +3334,20 @@
       </w:r>
       <w:r>
         <w:rPr>
+          <w:lang w:val="pt_PT" w:bidi="pt_PT"/>
+        </w:rPr>
+        <w:t>אֱלִ֕י</w:t>
+      </w:r>
+    </w:p>
+    <w:p>
+      <w:pPr/>
+      <w:r>
+        <w:rPr>
+          <w:lang w:val="pt_PT" w:bidi="pt_PT"/>
+        </w:rPr>
+      </w:r>
+      <w:r>
+        <w:rPr>
           <w:b/>
           <w:lang w:val="pt_PT" w:bidi="pt_PT"/>
         </w:rPr>
@@ -3331,6 +3527,20 @@
       </w:r>
       <w:r>
         <w:rPr>
+          <w:lang w:val="pt_PT" w:bidi="pt_PT"/>
+        </w:rPr>
+        <w:t>כִּ⁠בְתוּלָ֥ה חֲגֻֽרַת־שַׂ֖ק</w:t>
+      </w:r>
+    </w:p>
+    <w:p>
+      <w:pPr/>
+      <w:r>
+        <w:rPr>
+          <w:lang w:val="pt_PT" w:bidi="pt_PT"/>
+        </w:rPr>
+      </w:r>
+      <w:r>
+        <w:rPr>
           <w:b/>
           <w:lang w:val="pt_PT" w:bidi="pt_PT"/>
         </w:rPr>
@@ -3440,6 +3650,20 @@
       </w:r>
       <w:r>
         <w:rPr>
+          <w:lang w:val="pt_PT" w:bidi="pt_PT"/>
+        </w:rPr>
+        <w:t>כִּ⁠בְתוּלָ֥ה חֲגֻֽרַת־שַׂ֖ק</w:t>
+      </w:r>
+    </w:p>
+    <w:p>
+      <w:pPr/>
+      <w:r>
+        <w:rPr>
+          <w:lang w:val="pt_PT" w:bidi="pt_PT"/>
+        </w:rPr>
+      </w:r>
+      <w:r>
+        <w:rPr>
           <w:b/>
           <w:lang w:val="pt_PT" w:bidi="pt_PT"/>
         </w:rPr>
@@ -3523,6 +3747,20 @@
       </w:r>
       <w:r>
         <w:rPr>
+          <w:lang w:val="pt_PT" w:bidi="pt_PT"/>
+        </w:rPr>
+        <w:t>בַּ֥עַל נְעוּרֶֽי⁠הָ</w:t>
+      </w:r>
+    </w:p>
+    <w:p>
+      <w:pPr/>
+      <w:r>
+        <w:rPr>
+          <w:lang w:val="pt_PT" w:bidi="pt_PT"/>
+        </w:rPr>
+      </w:r>
+      <w:r>
+        <w:rPr>
           <w:b/>
           <w:lang w:val="pt_PT" w:bidi="pt_PT"/>
         </w:rPr>
@@ -3850,6 +4088,20 @@
       </w:r>
       <w:r>
         <w:rPr>
+          <w:lang w:val="pt_PT" w:bidi="pt_PT"/>
+        </w:rPr>
+        <w:t>הָכְרַ֥ת &amp; מִ⁠בֵּ֣ית</w:t>
+      </w:r>
+    </w:p>
+    <w:p>
+      <w:pPr/>
+      <w:r>
+        <w:rPr>
+          <w:lang w:val="pt_PT" w:bidi="pt_PT"/>
+        </w:rPr>
+      </w:r>
+      <w:r>
+        <w:rPr>
           <w:b/>
           <w:lang w:val="pt_PT" w:bidi="pt_PT"/>
         </w:rPr>
@@ -3959,6 +4211,20 @@
       </w:r>
       <w:r>
         <w:rPr>
+          <w:lang w:val="pt_PT" w:bidi="pt_PT"/>
+        </w:rPr>
+        <w:t>מִ⁠בֵּ֣ית יְהוָ֑ה</w:t>
+      </w:r>
+    </w:p>
+    <w:p>
+      <w:pPr/>
+      <w:r>
+        <w:rPr>
+          <w:lang w:val="pt_PT" w:bidi="pt_PT"/>
+        </w:rPr>
+      </w:r>
+      <w:r>
+        <w:rPr>
           <w:b/>
           <w:lang w:val="pt_PT" w:bidi="pt_PT"/>
         </w:rPr>
@@ -4260,6 +4526,20 @@
       </w:r>
       <w:r>
         <w:rPr>
+          <w:lang w:val="pt_PT" w:bidi="pt_PT"/>
+        </w:rPr>
+        <w:t>אָבְלָ֖ה אֲדָמָ֑ה</w:t>
+      </w:r>
+    </w:p>
+    <w:p>
+      <w:pPr/>
+      <w:r>
+        <w:rPr>
+          <w:lang w:val="pt_PT" w:bidi="pt_PT"/>
+        </w:rPr>
+      </w:r>
+      <w:r>
+        <w:rPr>
           <w:b/>
           <w:lang w:val="pt_PT" w:bidi="pt_PT"/>
         </w:rPr>
@@ -4369,6 +4649,20 @@
       </w:r>
       <w:r>
         <w:rPr>
+          <w:lang w:val="pt_PT" w:bidi="pt_PT"/>
+        </w:rPr>
+        <w:t>הוֹבִ֥ישׁ תִּיר֖וֹשׁ</w:t>
+      </w:r>
+    </w:p>
+    <w:p>
+      <w:pPr/>
+      <w:r>
+        <w:rPr>
+          <w:lang w:val="pt_PT" w:bidi="pt_PT"/>
+        </w:rPr>
+      </w:r>
+      <w:r>
+        <w:rPr>
           <w:b/>
           <w:lang w:val="pt_PT" w:bidi="pt_PT"/>
         </w:rPr>
@@ -4478,6 +4772,20 @@
       </w:r>
       <w:r>
         <w:rPr>
+          <w:lang w:val="pt_PT" w:bidi="pt_PT"/>
+        </w:rPr>
+        <w:t>אֻמְלַ֥ל יִצְהָֽר</w:t>
+      </w:r>
+    </w:p>
+    <w:p>
+      <w:pPr/>
+      <w:r>
+        <w:rPr>
+          <w:lang w:val="pt_PT" w:bidi="pt_PT"/>
+        </w:rPr>
+      </w:r>
+      <w:r>
+        <w:rPr>
           <w:b/>
           <w:lang w:val="pt_PT" w:bidi="pt_PT"/>
         </w:rPr>
@@ -4561,6 +4869,20 @@
       </w:r>
       <w:r>
         <w:rPr>
+          <w:lang w:val="pt_PT" w:bidi="pt_PT"/>
+        </w:rPr>
+        <w:t>אֻמְלַ֥ל יִצְהָֽר</w:t>
+      </w:r>
+    </w:p>
+    <w:p>
+      <w:pPr/>
+      <w:r>
+        <w:rPr>
+          <w:lang w:val="pt_PT" w:bidi="pt_PT"/>
+        </w:rPr>
+      </w:r>
+      <w:r>
+        <w:rPr>
           <w:b/>
           <w:lang w:val="pt_PT" w:bidi="pt_PT"/>
         </w:rPr>
@@ -4683,6 +5005,20 @@
       </w:r>
       <w:r>
         <w:rPr>
+          <w:lang w:val="pt_PT" w:bidi="pt_PT"/>
+        </w:rPr>
+        <w:t>שָׂדֶֽה</w:t>
+      </w:r>
+    </w:p>
+    <w:p>
+      <w:pPr/>
+      <w:r>
+        <w:rPr>
+          <w:lang w:val="pt_PT" w:bidi="pt_PT"/>
+        </w:rPr>
+      </w:r>
+      <w:r>
+        <w:rPr>
           <w:b/>
           <w:lang w:val="pt_PT" w:bidi="pt_PT"/>
         </w:rPr>
@@ -4953,6 +5289,20 @@
       </w:r>
       <w:r>
         <w:rPr>
+          <w:lang w:val="pt_PT" w:bidi="pt_PT"/>
+        </w:rPr>
+        <w:t>אֻמְלָ֑לָה</w:t>
+      </w:r>
+    </w:p>
+    <w:p>
+      <w:pPr/>
+      <w:r>
+        <w:rPr>
+          <w:lang w:val="pt_PT" w:bidi="pt_PT"/>
+        </w:rPr>
+      </w:r>
+      <w:r>
+        <w:rPr>
           <w:b/>
           <w:lang w:val="pt_PT" w:bidi="pt_PT"/>
         </w:rPr>
@@ -5036,6 +5386,20 @@
       </w:r>
       <w:r>
         <w:rPr>
+          <w:lang w:val="pt_PT" w:bidi="pt_PT"/>
+        </w:rPr>
+        <w:t>וְ⁠הַ⁠תְּאֵנָ֖ה אֻמְלָ֑לָה</w:t>
+      </w:r>
+    </w:p>
+    <w:p>
+      <w:pPr/>
+      <w:r>
+        <w:rPr>
+          <w:lang w:val="pt_PT" w:bidi="pt_PT"/>
+        </w:rPr>
+      </w:r>
+      <w:r>
+        <w:rPr>
           <w:b/>
           <w:lang w:val="pt_PT" w:bidi="pt_PT"/>
         </w:rPr>
@@ -5363,6 +5727,20 @@
       </w:r>
       <w:r>
         <w:rPr>
+          <w:lang w:val="pt_PT" w:bidi="pt_PT"/>
+        </w:rPr>
+        <w:t>בְּנֵ֥י אָדָֽם</w:t>
+      </w:r>
+    </w:p>
+    <w:p>
+      <w:pPr/>
+      <w:r>
+        <w:rPr>
+          <w:lang w:val="pt_PT" w:bidi="pt_PT"/>
+        </w:rPr>
+      </w:r>
+      <w:r>
+        <w:rPr>
           <w:b/>
           <w:lang w:val="pt_PT" w:bidi="pt_PT"/>
         </w:rPr>
@@ -5485,6 +5863,20 @@
       </w:r>
       <w:r>
         <w:rPr>
+          <w:lang w:val="pt_PT" w:bidi="pt_PT"/>
+        </w:rPr>
+        <w:t>חִגְר֨וּ</w:t>
+      </w:r>
+    </w:p>
+    <w:p>
+      <w:pPr/>
+      <w:r>
+        <w:rPr>
+          <w:lang w:val="pt_PT" w:bidi="pt_PT"/>
+        </w:rPr>
+      </w:r>
+      <w:r>
+        <w:rPr>
           <w:b/>
           <w:lang w:val="pt_PT" w:bidi="pt_PT"/>
         </w:rPr>
@@ -5594,6 +5986,20 @@
       </w:r>
       <w:r>
         <w:rPr>
+          <w:lang w:val="pt_PT" w:bidi="pt_PT"/>
+        </w:rPr>
+        <w:t>לִ֣ינוּ בַ⁠שַּׂקִּ֔ים</w:t>
+      </w:r>
+    </w:p>
+    <w:p>
+      <w:pPr/>
+      <w:r>
+        <w:rPr>
+          <w:lang w:val="pt_PT" w:bidi="pt_PT"/>
+        </w:rPr>
+      </w:r>
+      <w:r>
+        <w:rPr>
           <w:b/>
           <w:lang w:val="pt_PT" w:bidi="pt_PT"/>
         </w:rPr>
@@ -5786,6 +6192,20 @@
       </w:r>
       <w:r>
         <w:rPr>
+          <w:lang w:val="pt_PT" w:bidi="pt_PT"/>
+        </w:rPr>
+        <w:t>אֱלֹהָ֑⁠י</w:t>
+      </w:r>
+    </w:p>
+    <w:p>
+      <w:pPr/>
+      <w:r>
+        <w:rPr>
+          <w:lang w:val="pt_PT" w:bidi="pt_PT"/>
+        </w:rPr>
+      </w:r>
+      <w:r>
+        <w:rPr>
           <w:b/>
           <w:lang w:val="pt_PT" w:bidi="pt_PT"/>
         </w:rPr>
@@ -5882,6 +6302,20 @@
       </w:r>
       <w:r>
         <w:rPr>
+          <w:lang w:val="pt_PT" w:bidi="pt_PT"/>
+        </w:rPr>
+        <w:t>אֱלֹהֵי⁠כֶ֖ם</w:t>
+      </w:r>
+    </w:p>
+    <w:p>
+      <w:pPr/>
+      <w:r>
+        <w:rPr>
+          <w:lang w:val="pt_PT" w:bidi="pt_PT"/>
+        </w:rPr>
+      </w:r>
+      <w:r>
+        <w:rPr>
           <w:b/>
           <w:lang w:val="pt_PT" w:bidi="pt_PT"/>
         </w:rPr>
@@ -5991,6 +6425,20 @@
       </w:r>
       <w:r>
         <w:rPr>
+          <w:lang w:val="pt_PT" w:bidi="pt_PT"/>
+        </w:rPr>
+        <w:t>קַדְּשׁוּ־צוֹם֙</w:t>
+      </w:r>
+    </w:p>
+    <w:p>
+      <w:pPr/>
+      <w:r>
+        <w:rPr>
+          <w:lang w:val="pt_PT" w:bidi="pt_PT"/>
+        </w:rPr>
+      </w:r>
+      <w:r>
+        <w:rPr>
           <w:b/>
           <w:lang w:val="pt_PT" w:bidi="pt_PT"/>
         </w:rPr>
@@ -6087,6 +6535,20 @@
       </w:r>
       <w:r>
         <w:rPr>
+          <w:lang w:val="pt_PT" w:bidi="pt_PT"/>
+        </w:rPr>
+        <w:t>אֱלֹהֵי⁠כֶ֑ם</w:t>
+      </w:r>
+    </w:p>
+    <w:p>
+      <w:pPr/>
+      <w:r>
+        <w:rPr>
+          <w:lang w:val="pt_PT" w:bidi="pt_PT"/>
+        </w:rPr>
+      </w:r>
+      <w:r>
+        <w:rPr>
           <w:b/>
           <w:lang w:val="pt_PT" w:bidi="pt_PT"/>
         </w:rPr>
@@ -6196,6 +6658,20 @@
       </w:r>
       <w:r>
         <w:rPr>
+          <w:lang w:val="pt_PT" w:bidi="pt_PT"/>
+        </w:rPr>
+        <w:t>אֲהָ֖הּ לַ⁠יּ֑וֹם</w:t>
+      </w:r>
+    </w:p>
+    <w:p>
+      <w:pPr/>
+      <w:r>
+        <w:rPr>
+          <w:lang w:val="pt_PT" w:bidi="pt_PT"/>
+        </w:rPr>
+      </w:r>
+      <w:r>
+        <w:rPr>
           <w:b/>
           <w:lang w:val="pt_PT" w:bidi="pt_PT"/>
         </w:rPr>
@@ -6279,6 +6755,20 @@
       </w:r>
       <w:r>
         <w:rPr>
+          <w:lang w:val="pt_PT" w:bidi="pt_PT"/>
+        </w:rPr>
+        <w:t>אֲהָ֖הּ לַ⁠יּ֑וֹם</w:t>
+      </w:r>
+    </w:p>
+    <w:p>
+      <w:pPr/>
+      <w:r>
+        <w:rPr>
+          <w:lang w:val="pt_PT" w:bidi="pt_PT"/>
+        </w:rPr>
+      </w:r>
+      <w:r>
+        <w:rPr>
           <w:b/>
           <w:lang w:val="pt_PT" w:bidi="pt_PT"/>
         </w:rPr>
@@ -6375,6 +6865,20 @@
       </w:r>
       <w:r>
         <w:rPr>
+          <w:lang w:val="pt_PT" w:bidi="pt_PT"/>
+        </w:rPr>
+        <w:t>י֣וֹם יְהוָ֔ה</w:t>
+      </w:r>
+    </w:p>
+    <w:p>
+      <w:pPr/>
+      <w:r>
+        <w:rPr>
+          <w:lang w:val="pt_PT" w:bidi="pt_PT"/>
+        </w:rPr>
+      </w:r>
+      <w:r>
+        <w:rPr>
           <w:b/>
           <w:lang w:val="pt_PT" w:bidi="pt_PT"/>
         </w:rPr>
@@ -6567,6 +7071,20 @@
       </w:r>
       <w:r>
         <w:rPr>
+          <w:lang w:val="pt_PT" w:bidi="pt_PT"/>
+        </w:rPr>
+        <w:t>מִ⁠שַׁדַּ֥י</w:t>
+      </w:r>
+    </w:p>
+    <w:p>
+      <w:pPr/>
+      <w:r>
+        <w:rPr>
+          <w:lang w:val="pt_PT" w:bidi="pt_PT"/>
+        </w:rPr>
+      </w:r>
+      <w:r>
+        <w:rPr>
           <w:b/>
           <w:lang w:val="pt_PT" w:bidi="pt_PT"/>
         </w:rPr>
@@ -6855,6 +7373,20 @@
       </w:r>
       <w:r>
         <w:rPr>
+          <w:lang w:val="pt_PT" w:bidi="pt_PT"/>
+        </w:rPr>
+        <w:t>נֶ֥גֶד עֵינֵ֖י⁠נוּ</w:t>
+      </w:r>
+    </w:p>
+    <w:p>
+      <w:pPr/>
+      <w:r>
+        <w:rPr>
+          <w:lang w:val="pt_PT" w:bidi="pt_PT"/>
+        </w:rPr>
+      </w:r>
+      <w:r>
+        <w:rPr>
           <w:b/>
           <w:lang w:val="pt_PT" w:bidi="pt_PT"/>
         </w:rPr>
@@ -6964,6 +7496,20 @@
       </w:r>
       <w:r>
         <w:rPr>
+          <w:lang w:val="pt_PT" w:bidi="pt_PT"/>
+        </w:rPr>
+        <w:t>מִ⁠בֵּ֥ית אֱלֹהֵ֖י⁠נוּ שִׂמְחָ֥ה וָ⁠גִֽיל</w:t>
+      </w:r>
+    </w:p>
+    <w:p>
+      <w:pPr/>
+      <w:r>
+        <w:rPr>
+          <w:lang w:val="pt_PT" w:bidi="pt_PT"/>
+        </w:rPr>
+      </w:r>
+      <w:r>
+        <w:rPr>
           <w:b/>
           <w:lang w:val="pt_PT" w:bidi="pt_PT"/>
         </w:rPr>
@@ -7047,6 +7593,20 @@
       </w:r>
       <w:r>
         <w:rPr>
+          <w:lang w:val="pt_PT" w:bidi="pt_PT"/>
+        </w:rPr>
+        <w:t>שִׂמְחָ֥ה וָ⁠גִֽיל</w:t>
+      </w:r>
+    </w:p>
+    <w:p>
+      <w:pPr/>
+      <w:r>
+        <w:rPr>
+          <w:lang w:val="pt_PT" w:bidi="pt_PT"/>
+        </w:rPr>
+      </w:r>
+      <w:r>
+        <w:rPr>
           <w:b/>
           <w:lang w:val="pt_PT" w:bidi="pt_PT"/>
         </w:rPr>
@@ -7239,6 +7799,20 @@
       </w:r>
       <w:r>
         <w:rPr>
+          <w:lang w:val="pt_PT" w:bidi="pt_PT"/>
+        </w:rPr>
+        <w:t>הֹבִ֖ישׁ דָּגָֽן</w:t>
+      </w:r>
+    </w:p>
+    <w:p>
+      <w:pPr/>
+      <w:r>
+        <w:rPr>
+          <w:lang w:val="pt_PT" w:bidi="pt_PT"/>
+        </w:rPr>
+      </w:r>
+      <w:r>
+        <w:rPr>
           <w:b/>
           <w:lang w:val="pt_PT" w:bidi="pt_PT"/>
         </w:rPr>
@@ -7361,6 +7935,20 @@
       </w:r>
       <w:r>
         <w:rPr>
+          <w:lang w:val="pt_PT" w:bidi="pt_PT"/>
+        </w:rPr>
+        <w:t>מַה־נֶּאֶנְחָ֣ה בְהֵמָ֗ה</w:t>
+      </w:r>
+    </w:p>
+    <w:p>
+      <w:pPr/>
+      <w:r>
+        <w:rPr>
+          <w:lang w:val="pt_PT" w:bidi="pt_PT"/>
+        </w:rPr>
+      </w:r>
+      <w:r>
+        <w:rPr>
           <w:b/>
           <w:lang w:val="pt_PT" w:bidi="pt_PT"/>
         </w:rPr>
@@ -7457,6 +8045,20 @@
       </w:r>
       <w:r>
         <w:rPr>
+          <w:lang w:val="pt_PT" w:bidi="pt_PT"/>
+        </w:rPr>
+        <w:t>מַה־נֶּאֶנְחָ֣ה בְהֵמָ֗ה</w:t>
+      </w:r>
+    </w:p>
+    <w:p>
+      <w:pPr/>
+      <w:r>
+        <w:rPr>
+          <w:lang w:val="pt_PT" w:bidi="pt_PT"/>
+        </w:rPr>
+      </w:r>
+      <w:r>
+        <w:rPr>
           <w:b/>
           <w:lang w:val="pt_PT" w:bidi="pt_PT"/>
         </w:rPr>
@@ -7553,6 +8155,20 @@
       </w:r>
       <w:r>
         <w:rPr>
+          <w:lang w:val="pt_PT" w:bidi="pt_PT"/>
+        </w:rPr>
+        <w:t>נָבֹ֨כוּ֙ עֶדְרֵ֣י בָקָ֔ר</w:t>
+      </w:r>
+    </w:p>
+    <w:p>
+      <w:pPr/>
+      <w:r>
+        <w:rPr>
+          <w:lang w:val="pt_PT" w:bidi="pt_PT"/>
+        </w:rPr>
+      </w:r>
+      <w:r>
+        <w:rPr>
           <w:b/>
           <w:lang w:val="pt_PT" w:bidi="pt_PT"/>
         </w:rPr>
@@ -7636,6 +8252,20 @@
       </w:r>
       <w:r>
         <w:rPr>
+          <w:lang w:val="pt_PT" w:bidi="pt_PT"/>
+        </w:rPr>
+        <w:t>עֶדְרֵ֥י הַ⁠צֹּ֖אן נֶאְשָֽׁמוּ</w:t>
+      </w:r>
+    </w:p>
+    <w:p>
+      <w:pPr/>
+      <w:r>
+        <w:rPr>
+          <w:lang w:val="pt_PT" w:bidi="pt_PT"/>
+        </w:rPr>
+      </w:r>
+      <w:r>
+        <w:rPr>
           <w:b/>
           <w:lang w:val="pt_PT" w:bidi="pt_PT"/>
         </w:rPr>
@@ -7732,6 +8362,20 @@
       </w:r>
       <w:r>
         <w:rPr>
+          <w:lang w:val="pt_PT" w:bidi="pt_PT"/>
+        </w:rPr>
+        <w:t>עֶדְרֵ֥י הַ⁠צֹּ֖אן נֶאְשָֽׁמוּ</w:t>
+      </w:r>
+    </w:p>
+    <w:p>
+      <w:pPr/>
+      <w:r>
+        <w:rPr>
+          <w:lang w:val="pt_PT" w:bidi="pt_PT"/>
+        </w:rPr>
+      </w:r>
+      <w:r>
+        <w:rPr>
           <w:b/>
           <w:lang w:val="pt_PT" w:bidi="pt_PT"/>
         </w:rPr>
@@ -8201,6 +8845,20 @@
         <w:rPr>
           <w:lang w:val="pt_PT" w:bidi="pt_PT"/>
         </w:rPr>
+      </w:r>
+    </w:p>
+    <w:p>
+      <w:pPr/>
+      <w:r>
+        <w:rPr>
+          <w:lang w:val="pt_PT" w:bidi="pt_PT"/>
+        </w:rPr>
+      </w:r>
+      <w:r>
+        <w:rPr>
+          <w:lang w:val="pt_PT" w:bidi="pt_PT"/>
+        </w:rPr>
+        <w:t>אֵלֶ֑י⁠ךָ</w:t>
       </w:r>
     </w:p>
     <w:p>
@@ -8505,6 +9163,20 @@
       </w:r>
       <w:r>
         <w:rPr>
+          <w:lang w:val="pt_PT" w:bidi="pt_PT"/>
+        </w:rPr>
+        <w:t>שׁוֹפָ֜ר</w:t>
+      </w:r>
+    </w:p>
+    <w:p>
+      <w:pPr/>
+      <w:r>
+        <w:rPr>
+          <w:lang w:val="pt_PT" w:bidi="pt_PT"/>
+        </w:rPr>
+      </w:r>
+      <w:r>
+        <w:rPr>
           <w:b/>
           <w:lang w:val="pt_PT" w:bidi="pt_PT"/>
         </w:rPr>
@@ -8614,6 +9286,20 @@
       </w:r>
       <w:r>
         <w:rPr>
+          <w:lang w:val="pt_PT" w:bidi="pt_PT"/>
+        </w:rPr>
+        <w:t>שׁוֹפָ֜ר</w:t>
+      </w:r>
+    </w:p>
+    <w:p>
+      <w:pPr/>
+      <w:r>
+        <w:rPr>
+          <w:lang w:val="pt_PT" w:bidi="pt_PT"/>
+        </w:rPr>
+      </w:r>
+      <w:r>
+        <w:rPr>
           <w:b/>
           <w:lang w:val="pt_PT" w:bidi="pt_PT"/>
         </w:rPr>
@@ -8808,6 +9494,20 @@
         <w:rPr>
           <w:lang w:val="pt_PT" w:bidi="pt_PT"/>
         </w:rPr>
+      </w:r>
+    </w:p>
+    <w:p>
+      <w:pPr/>
+      <w:r>
+        <w:rPr>
+          <w:lang w:val="pt_PT" w:bidi="pt_PT"/>
+        </w:rPr>
+      </w:r>
+      <w:r>
+        <w:rPr>
+          <w:lang w:val="pt_PT" w:bidi="pt_PT"/>
+        </w:rPr>
+        <w:t>יִרְגְּז֕וּ</w:t>
       </w:r>
     </w:p>
     <w:p>
@@ -9221,6 +9921,20 @@
       </w:r>
       <w:r>
         <w:rPr>
+          <w:lang w:val="pt_PT" w:bidi="pt_PT"/>
+        </w:rPr>
+        <w:t>חֹ֣שֶׁךְ וַ⁠אֲפֵלָ֗ה</w:t>
+      </w:r>
+    </w:p>
+    <w:p>
+      <w:pPr/>
+      <w:r>
+        <w:rPr>
+          <w:lang w:val="pt_PT" w:bidi="pt_PT"/>
+        </w:rPr>
+      </w:r>
+      <w:r>
+        <w:rPr>
           <w:b/>
           <w:lang w:val="pt_PT" w:bidi="pt_PT"/>
         </w:rPr>
@@ -9330,6 +10044,20 @@
       </w:r>
       <w:r>
         <w:rPr>
+          <w:lang w:val="pt_PT" w:bidi="pt_PT"/>
+        </w:rPr>
+        <w:t>עָנָן֙ וַ⁠עֲרָפֶ֔ל</w:t>
+      </w:r>
+    </w:p>
+    <w:p>
+      <w:pPr/>
+      <w:r>
+        <w:rPr>
+          <w:lang w:val="pt_PT" w:bidi="pt_PT"/>
+        </w:rPr>
+      </w:r>
+      <w:r>
+        <w:rPr>
           <w:b/>
           <w:lang w:val="pt_PT" w:bidi="pt_PT"/>
         </w:rPr>
@@ -9452,6 +10180,20 @@
       </w:r>
       <w:r>
         <w:rPr>
+          <w:lang w:val="pt_PT" w:bidi="pt_PT"/>
+        </w:rPr>
+        <w:t>כְּ⁠שַׁ֖חַר פָּרֻ֣שׂ עַל־הֶֽ⁠הָרִ֑ים</w:t>
+      </w:r>
+    </w:p>
+    <w:p>
+      <w:pPr/>
+      <w:r>
+        <w:rPr>
+          <w:lang w:val="pt_PT" w:bidi="pt_PT"/>
+        </w:rPr>
+      </w:r>
+      <w:r>
+        <w:rPr>
           <w:b/>
           <w:lang w:val="pt_PT" w:bidi="pt_PT"/>
         </w:rPr>
@@ -9631,6 +10373,20 @@
       </w:r>
       <w:r>
         <w:rPr>
+          <w:lang w:val="pt_PT" w:bidi="pt_PT"/>
+        </w:rPr>
+        <w:t>כְּ⁠שַׁ֖חַר</w:t>
+      </w:r>
+    </w:p>
+    <w:p>
+      <w:pPr/>
+      <w:r>
+        <w:rPr>
+          <w:lang w:val="pt_PT" w:bidi="pt_PT"/>
+        </w:rPr>
+      </w:r>
+      <w:r>
+        <w:rPr>
           <w:b/>
           <w:lang w:val="pt_PT" w:bidi="pt_PT"/>
         </w:rPr>
@@ -9740,6 +10496,20 @@
       </w:r>
       <w:r>
         <w:rPr>
+          <w:lang w:val="pt_PT" w:bidi="pt_PT"/>
+        </w:rPr>
+        <w:t>עַ֚ם רַ֣ב וְ⁠עָצ֔וּם</w:t>
+      </w:r>
+    </w:p>
+    <w:p>
+      <w:pPr/>
+      <w:r>
+        <w:rPr>
+          <w:lang w:val="pt_PT" w:bidi="pt_PT"/>
+        </w:rPr>
+      </w:r>
+      <w:r>
+        <w:rPr>
           <w:b/>
           <w:lang w:val="pt_PT" w:bidi="pt_PT"/>
         </w:rPr>
@@ -9823,6 +10593,20 @@
       </w:r>
       <w:r>
         <w:rPr>
+          <w:lang w:val="pt_PT" w:bidi="pt_PT"/>
+        </w:rPr>
+        <w:t>עַ֚ם רַ֣ב וְ⁠עָצ֔וּם</w:t>
+      </w:r>
+    </w:p>
+    <w:p>
+      <w:pPr/>
+      <w:r>
+        <w:rPr>
+          <w:lang w:val="pt_PT" w:bidi="pt_PT"/>
+        </w:rPr>
+      </w:r>
+      <w:r>
+        <w:rPr>
           <w:b/>
           <w:lang w:val="pt_PT" w:bidi="pt_PT"/>
         </w:rPr>
@@ -10137,6 +10921,20 @@
       </w:r>
       <w:r>
         <w:rPr>
+          <w:lang w:val="pt_PT" w:bidi="pt_PT"/>
+        </w:rPr>
+        <w:t>לְ⁠פָנָי⁠ו֙ אָ֣כְלָה אֵ֔שׁ וְ⁠אַחֲרָ֖י⁠ו תְּלַהֵ֣ט לֶֽהָבָ֑ה</w:t>
+      </w:r>
+    </w:p>
+    <w:p>
+      <w:pPr/>
+      <w:r>
+        <w:rPr>
+          <w:lang w:val="pt_PT" w:bidi="pt_PT"/>
+        </w:rPr>
+      </w:r>
+      <w:r>
+        <w:rPr>
           <w:b/>
           <w:lang w:val="pt_PT" w:bidi="pt_PT"/>
         </w:rPr>
@@ -10355,6 +11153,20 @@
       </w:r>
       <w:r>
         <w:rPr>
+          <w:lang w:val="pt_PT" w:bidi="pt_PT"/>
+        </w:rPr>
+        <w:t>כְּ⁠גַן־עֵ֨דֶן הָ⁠אָ֜רֶץ לְ⁠פָנָ֗י⁠ו</w:t>
+      </w:r>
+    </w:p>
+    <w:p>
+      <w:pPr/>
+      <w:r>
+        <w:rPr>
+          <w:lang w:val="pt_PT" w:bidi="pt_PT"/>
+        </w:rPr>
+      </w:r>
+      <w:r>
+        <w:rPr>
           <w:b/>
           <w:lang w:val="pt_PT" w:bidi="pt_PT"/>
         </w:rPr>
@@ -10643,6 +11455,20 @@
       </w:r>
       <w:r>
         <w:rPr>
+          <w:lang w:val="pt_PT" w:bidi="pt_PT"/>
+        </w:rPr>
+        <w:t>פְּלֵיטָ֖ה לֹא־הָ֥יְתָה לּֽ⁠וֹ</w:t>
+      </w:r>
+    </w:p>
+    <w:p>
+      <w:pPr/>
+      <w:r>
+        <w:rPr>
+          <w:lang w:val="pt_PT" w:bidi="pt_PT"/>
+        </w:rPr>
+      </w:r>
+      <w:r>
+        <w:rPr>
           <w:b/>
           <w:lang w:val="pt_PT" w:bidi="pt_PT"/>
         </w:rPr>
@@ -10931,6 +11757,20 @@
       </w:r>
       <w:r>
         <w:rPr>
+          <w:lang w:val="pt_PT" w:bidi="pt_PT"/>
+        </w:rPr>
+        <w:t>וּ⁠כְ⁠פָרָשִׁ֖ים כֵּ֥ן יְרוּצֽוּ⁠ן</w:t>
+      </w:r>
+    </w:p>
+    <w:p>
+      <w:pPr/>
+      <w:r>
+        <w:rPr>
+          <w:lang w:val="pt_PT" w:bidi="pt_PT"/>
+        </w:rPr>
+      </w:r>
+      <w:r>
+        <w:rPr>
           <w:b/>
           <w:lang w:val="pt_PT" w:bidi="pt_PT"/>
         </w:rPr>
@@ -11097,6 +11937,20 @@
       </w:r>
       <w:r>
         <w:rPr>
+          <w:lang w:val="pt_PT" w:bidi="pt_PT"/>
+        </w:rPr>
+        <w:t>כְּ⁠קוֹל֙ לַ֣הַב אֵ֔שׁ אֹכְלָ֖ה קָ֑שׁ</w:t>
+      </w:r>
+    </w:p>
+    <w:p>
+      <w:pPr/>
+      <w:r>
+        <w:rPr>
+          <w:lang w:val="pt_PT" w:bidi="pt_PT"/>
+        </w:rPr>
+      </w:r>
+      <w:r>
+        <w:rPr>
           <w:b/>
           <w:lang w:val="pt_PT" w:bidi="pt_PT"/>
         </w:rPr>
@@ -11263,6 +12117,20 @@
       </w:r>
       <w:r>
         <w:rPr>
+          <w:lang w:val="pt_PT" w:bidi="pt_PT"/>
+        </w:rPr>
+        <w:t>כְּ⁠עַ֣ם עָצ֔וּם עֱר֖וּךְ מִלְחָמָֽה</w:t>
+      </w:r>
+    </w:p>
+    <w:p>
+      <w:pPr/>
+      <w:r>
+        <w:rPr>
+          <w:lang w:val="pt_PT" w:bidi="pt_PT"/>
+        </w:rPr>
+      </w:r>
+      <w:r>
+        <w:rPr>
           <w:b/>
           <w:lang w:val="pt_PT" w:bidi="pt_PT"/>
         </w:rPr>
@@ -11346,6 +12214,20 @@
       </w:r>
       <w:r>
         <w:rPr>
+          <w:lang w:val="pt_PT" w:bidi="pt_PT"/>
+        </w:rPr>
+        <w:t>כְּ⁠עַ֣ם עָצ֔וּם עֱר֖וּךְ מִלְחָמָֽה</w:t>
+      </w:r>
+    </w:p>
+    <w:p>
+      <w:pPr/>
+      <w:r>
+        <w:rPr>
+          <w:lang w:val="pt_PT" w:bidi="pt_PT"/>
+        </w:rPr>
+      </w:r>
+      <w:r>
+        <w:rPr>
           <w:b/>
           <w:lang w:val="pt_PT" w:bidi="pt_PT"/>
         </w:rPr>
@@ -11429,6 +12311,20 @@
       </w:r>
       <w:r>
         <w:rPr>
+          <w:lang w:val="pt_PT" w:bidi="pt_PT"/>
+        </w:rPr>
+        <w:t>יָחִ֣ילוּ</w:t>
+      </w:r>
+    </w:p>
+    <w:p>
+      <w:pPr/>
+      <w:r>
+        <w:rPr>
+          <w:lang w:val="pt_PT" w:bidi="pt_PT"/>
+        </w:rPr>
+      </w:r>
+      <w:r>
+        <w:rPr>
           <w:b/>
           <w:lang w:val="pt_PT" w:bidi="pt_PT"/>
         </w:rPr>
@@ -11525,6 +12421,20 @@
       </w:r>
       <w:r>
         <w:rPr>
+          <w:lang w:val="pt_PT" w:bidi="pt_PT"/>
+        </w:rPr>
+        <w:t>קִבְּצ֥וּ פָארֽוּר</w:t>
+      </w:r>
+    </w:p>
+    <w:p>
+      <w:pPr/>
+      <w:r>
+        <w:rPr>
+          <w:lang w:val="pt_PT" w:bidi="pt_PT"/>
+        </w:rPr>
+      </w:r>
+      <w:r>
+        <w:rPr>
           <w:b/>
           <w:lang w:val="pt_PT" w:bidi="pt_PT"/>
         </w:rPr>
@@ -11634,6 +12544,20 @@
       </w:r>
       <w:r>
         <w:rPr>
+          <w:lang w:val="pt_PT" w:bidi="pt_PT"/>
+        </w:rPr>
+        <w:t>כְּ⁠גִבּוֹרִ֣ים יְרֻצ֔וּ⁠ן</w:t>
+      </w:r>
+    </w:p>
+    <w:p>
+      <w:pPr/>
+      <w:r>
+        <w:rPr>
+          <w:lang w:val="pt_PT" w:bidi="pt_PT"/>
+        </w:rPr>
+      </w:r>
+      <w:r>
+        <w:rPr>
           <w:b/>
           <w:lang w:val="pt_PT" w:bidi="pt_PT"/>
         </w:rPr>
@@ -11717,6 +12641,20 @@
       </w:r>
       <w:r>
         <w:rPr>
+          <w:lang w:val="pt_PT" w:bidi="pt_PT"/>
+        </w:rPr>
+        <w:t>כְּ⁠אַנְשֵׁ֥י מִלְחָמָ֖ה יַעֲל֣וּ חוֹמָ֑ה</w:t>
+      </w:r>
+    </w:p>
+    <w:p>
+      <w:pPr/>
+      <w:r>
+        <w:rPr>
+          <w:lang w:val="pt_PT" w:bidi="pt_PT"/>
+        </w:rPr>
+      </w:r>
+      <w:r>
+        <w:rPr>
           <w:b/>
           <w:lang w:val="pt_PT" w:bidi="pt_PT"/>
         </w:rPr>
@@ -11800,6 +12738,20 @@
       </w:r>
       <w:r>
         <w:rPr>
+          <w:lang w:val="pt_PT" w:bidi="pt_PT"/>
+        </w:rPr>
+        <w:t>כְּ⁠אַנְשֵׁ֥י מִלְחָמָ֖ה</w:t>
+      </w:r>
+    </w:p>
+    <w:p>
+      <w:pPr/>
+      <w:r>
+        <w:rPr>
+          <w:lang w:val="pt_PT" w:bidi="pt_PT"/>
+        </w:rPr>
+      </w:r>
+      <w:r>
+        <w:rPr>
           <w:b/>
           <w:lang w:val="pt_PT" w:bidi="pt_PT"/>
         </w:rPr>
@@ -11922,6 +12874,20 @@
       </w:r>
       <w:r>
         <w:rPr>
+          <w:lang w:val="pt_PT" w:bidi="pt_PT"/>
+        </w:rPr>
+        <w:t>חוֹמָ֑ה</w:t>
+      </w:r>
+    </w:p>
+    <w:p>
+      <w:pPr/>
+      <w:r>
+        <w:rPr>
+          <w:lang w:val="pt_PT" w:bidi="pt_PT"/>
+        </w:rPr>
+      </w:r>
+      <w:r>
+        <w:rPr>
           <w:b/>
           <w:lang w:val="pt_PT" w:bidi="pt_PT"/>
         </w:rPr>
@@ -12031,6 +12997,20 @@
       </w:r>
       <w:r>
         <w:rPr>
+          <w:lang w:val="pt_PT" w:bidi="pt_PT"/>
+        </w:rPr>
+        <w:t>וְ⁠אִ֤ישׁ בִּ⁠דְרָכָי⁠ו֙</w:t>
+      </w:r>
+    </w:p>
+    <w:p>
+      <w:pPr/>
+      <w:r>
+        <w:rPr>
+          <w:lang w:val="pt_PT" w:bidi="pt_PT"/>
+        </w:rPr>
+      </w:r>
+      <w:r>
+        <w:rPr>
           <w:b/>
           <w:lang w:val="pt_PT" w:bidi="pt_PT"/>
         </w:rPr>
@@ -12167,6 +13147,20 @@
       </w:r>
       <w:r>
         <w:rPr>
+          <w:lang w:val="pt_PT" w:bidi="pt_PT"/>
+        </w:rPr>
+        <w:t>וְ⁠לֹ֥א יְעַבְּט֖וּ⁠ן אֹרְחוֹתָֽ⁠ם</w:t>
+      </w:r>
+    </w:p>
+    <w:p>
+      <w:pPr/>
+      <w:r>
+        <w:rPr>
+          <w:lang w:val="pt_PT" w:bidi="pt_PT"/>
+        </w:rPr>
+      </w:r>
+      <w:r>
+        <w:rPr>
           <w:b/>
           <w:lang w:val="pt_PT" w:bidi="pt_PT"/>
         </w:rPr>
@@ -12346,6 +13340,20 @@
       </w:r>
       <w:r>
         <w:rPr>
+          <w:lang w:val="pt_PT" w:bidi="pt_PT"/>
+        </w:rPr>
+        <w:t>וְ⁠אִ֤ישׁ אָחִי⁠ו֙ לֹ֣א יִדְחָק֔וּ⁠ן</w:t>
+      </w:r>
+    </w:p>
+    <w:p>
+      <w:pPr/>
+      <w:r>
+        <w:rPr>
+          <w:lang w:val="pt_PT" w:bidi="pt_PT"/>
+        </w:rPr>
+      </w:r>
+      <w:r>
+        <w:rPr>
           <w:b/>
           <w:lang w:val="pt_PT" w:bidi="pt_PT"/>
         </w:rPr>
@@ -12468,6 +13476,20 @@
       </w:r>
       <w:r>
         <w:rPr>
+          <w:lang w:val="pt_PT" w:bidi="pt_PT"/>
+        </w:rPr>
+        <w:t>גֶּ֥בֶר בִּ⁠מְסִלָּת֖⁠וֹ יֵֽלֵכ֑וּ⁠ן</w:t>
+      </w:r>
+    </w:p>
+    <w:p>
+      <w:pPr/>
+      <w:r>
+        <w:rPr>
+          <w:lang w:val="pt_PT" w:bidi="pt_PT"/>
+        </w:rPr>
+      </w:r>
+      <w:r>
+        <w:rPr>
           <w:b/>
           <w:lang w:val="pt_PT" w:bidi="pt_PT"/>
         </w:rPr>
@@ -12769,6 +13791,20 @@
       </w:r>
       <w:r>
         <w:rPr>
+          <w:lang w:val="pt_PT" w:bidi="pt_PT"/>
+        </w:rPr>
+        <w:t>בְּעַ֧ד הַ⁠חַלּוֹנִ֛ים יָבֹ֖אוּ כַּ⁠גַּנָּֽב</w:t>
+      </w:r>
+    </w:p>
+    <w:p>
+      <w:pPr/>
+      <w:r>
+        <w:rPr>
+          <w:lang w:val="pt_PT" w:bidi="pt_PT"/>
+        </w:rPr>
+      </w:r>
+      <w:r>
+        <w:rPr>
           <w:b/>
           <w:lang w:val="pt_PT" w:bidi="pt_PT"/>
         </w:rPr>
@@ -12852,6 +13888,20 @@
       </w:r>
       <w:r>
         <w:rPr>
+          <w:lang w:val="pt_PT" w:bidi="pt_PT"/>
+        </w:rPr>
+        <w:t>לְ⁠פָנָי⁠ו֙ רָ֣גְזָה אֶ֔רֶץ רָעֲשׁ֖וּ שָׁמָ֑יִם</w:t>
+      </w:r>
+    </w:p>
+    <w:p>
+      <w:pPr/>
+      <w:r>
+        <w:rPr>
+          <w:lang w:val="pt_PT" w:bidi="pt_PT"/>
+        </w:rPr>
+      </w:r>
+      <w:r>
+        <w:rPr>
           <w:b/>
           <w:lang w:val="pt_PT" w:bidi="pt_PT"/>
         </w:rPr>
@@ -12974,6 +14024,20 @@
       </w:r>
       <w:r>
         <w:rPr>
+          <w:lang w:val="pt_PT" w:bidi="pt_PT"/>
+        </w:rPr>
+        <w:t>שֶׁ֤מֶשׁ וְ⁠יָרֵ֨חַ֙ קָדָ֔רוּ</w:t>
+      </w:r>
+    </w:p>
+    <w:p>
+      <w:pPr/>
+      <w:r>
+        <w:rPr>
+          <w:lang w:val="pt_PT" w:bidi="pt_PT"/>
+        </w:rPr>
+      </w:r>
+      <w:r>
+        <w:rPr>
           <w:b/>
           <w:lang w:val="pt_PT" w:bidi="pt_PT"/>
         </w:rPr>
@@ -13083,6 +14147,20 @@
       </w:r>
       <w:r>
         <w:rPr>
+          <w:lang w:val="pt_PT" w:bidi="pt_PT"/>
+        </w:rPr>
+        <w:t>וְ⁠כוֹכָבִ֖ים אָסְפ֥וּ נָגְהָֽ⁠ם</w:t>
+      </w:r>
+    </w:p>
+    <w:p>
+      <w:pPr/>
+      <w:r>
+        <w:rPr>
+          <w:lang w:val="pt_PT" w:bidi="pt_PT"/>
+        </w:rPr>
+      </w:r>
+      <w:r>
+        <w:rPr>
           <w:b/>
           <w:lang w:val="pt_PT" w:bidi="pt_PT"/>
         </w:rPr>
@@ -13192,6 +14270,20 @@
       </w:r>
       <w:r>
         <w:rPr>
+          <w:lang w:val="pt_PT" w:bidi="pt_PT"/>
+        </w:rPr>
+        <w:t>קוֹל⁠וֹ֙</w:t>
+      </w:r>
+    </w:p>
+    <w:p>
+      <w:pPr/>
+      <w:r>
+        <w:rPr>
+          <w:lang w:val="pt_PT" w:bidi="pt_PT"/>
+        </w:rPr>
+      </w:r>
+      <w:r>
+        <w:rPr>
           <w:b/>
           <w:lang w:val="pt_PT" w:bidi="pt_PT"/>
         </w:rPr>
@@ -13288,6 +14380,20 @@
       </w:r>
       <w:r>
         <w:rPr>
+          <w:lang w:val="pt_PT" w:bidi="pt_PT"/>
+        </w:rPr>
+        <w:t>מַחֲנֵ֔⁠הוּ</w:t>
+      </w:r>
+    </w:p>
+    <w:p>
+      <w:pPr/>
+      <w:r>
+        <w:rPr>
+          <w:lang w:val="pt_PT" w:bidi="pt_PT"/>
+        </w:rPr>
+      </w:r>
+      <w:r>
+        <w:rPr>
           <w:b/>
           <w:lang w:val="pt_PT" w:bidi="pt_PT"/>
         </w:rPr>
@@ -13386,6 +14492,20 @@
         <w:rPr>
           <w:lang w:val="pt_PT" w:bidi="pt_PT"/>
         </w:rPr>
+      </w:r>
+    </w:p>
+    <w:p>
+      <w:pPr/>
+      <w:r>
+        <w:rPr>
+          <w:lang w:val="pt_PT" w:bidi="pt_PT"/>
+        </w:rPr>
+      </w:r>
+      <w:r>
+        <w:rPr>
+          <w:lang w:val="pt_PT" w:bidi="pt_PT"/>
+        </w:rPr>
+        <w:t>דְבָר֑⁠וֹ</w:t>
       </w:r>
     </w:p>
     <w:p>
@@ -13799,6 +14919,20 @@
       </w:r>
       <w:r>
         <w:rPr>
+          <w:lang w:val="pt_PT" w:bidi="pt_PT"/>
+        </w:rPr>
+        <w:t>שֻׁ֥בוּ עָדַ֖⁠י בְּ⁠כָל־לְבַבְ⁠כֶ֑ם</w:t>
+      </w:r>
+    </w:p>
+    <w:p>
+      <w:pPr/>
+      <w:r>
+        <w:rPr>
+          <w:lang w:val="pt_PT" w:bidi="pt_PT"/>
+        </w:rPr>
+      </w:r>
+      <w:r>
+        <w:rPr>
           <w:b/>
           <w:lang w:val="pt_PT" w:bidi="pt_PT"/>
         </w:rPr>
@@ -13908,6 +15042,20 @@
       </w:r>
       <w:r>
         <w:rPr>
+          <w:lang w:val="pt_PT" w:bidi="pt_PT"/>
+        </w:rPr>
+        <w:t>שֻׁ֥בוּ</w:t>
+      </w:r>
+    </w:p>
+    <w:p>
+      <w:pPr/>
+      <w:r>
+        <w:rPr>
+          <w:lang w:val="pt_PT" w:bidi="pt_PT"/>
+        </w:rPr>
+      </w:r>
+      <w:r>
+        <w:rPr>
           <w:b/>
           <w:lang w:val="pt_PT" w:bidi="pt_PT"/>
         </w:rPr>
@@ -14017,6 +15165,20 @@
       </w:r>
       <w:r>
         <w:rPr>
+          <w:lang w:val="pt_PT" w:bidi="pt_PT"/>
+        </w:rPr>
+        <w:t>לְבַבְ⁠כֶ֑ם</w:t>
+      </w:r>
+    </w:p>
+    <w:p>
+      <w:pPr/>
+      <w:r>
+        <w:rPr>
+          <w:lang w:val="pt_PT" w:bidi="pt_PT"/>
+        </w:rPr>
+      </w:r>
+      <w:r>
+        <w:rPr>
           <w:b/>
           <w:lang w:val="pt_PT" w:bidi="pt_PT"/>
         </w:rPr>
@@ -14113,6 +15275,20 @@
       </w:r>
       <w:r>
         <w:rPr>
+          <w:lang w:val="pt_PT" w:bidi="pt_PT"/>
+        </w:rPr>
+        <w:t>וְ⁠קִרְע֤וּ לְבַבְ⁠כֶם֙ וְ⁠אַל־בִּגְדֵי⁠כֶ֔ם</w:t>
+      </w:r>
+    </w:p>
+    <w:p>
+      <w:pPr/>
+      <w:r>
+        <w:rPr>
+          <w:lang w:val="pt_PT" w:bidi="pt_PT"/>
+        </w:rPr>
+      </w:r>
+      <w:r>
+        <w:rPr>
           <w:b/>
           <w:lang w:val="pt_PT" w:bidi="pt_PT"/>
         </w:rPr>
@@ -14279,6 +15455,20 @@
       </w:r>
       <w:r>
         <w:rPr>
+          <w:lang w:val="pt_PT" w:bidi="pt_PT"/>
+        </w:rPr>
+        <w:t>אֶ֤רֶךְ אַפַּ֨יִם֙</w:t>
+      </w:r>
+    </w:p>
+    <w:p>
+      <w:pPr/>
+      <w:r>
+        <w:rPr>
+          <w:lang w:val="pt_PT" w:bidi="pt_PT"/>
+        </w:rPr>
+      </w:r>
+      <w:r>
+        <w:rPr>
           <w:b/>
           <w:lang w:val="pt_PT" w:bidi="pt_PT"/>
         </w:rPr>
@@ -14388,6 +15578,20 @@
       </w:r>
       <w:r>
         <w:rPr>
+          <w:lang w:val="pt_PT" w:bidi="pt_PT"/>
+        </w:rPr>
+        <w:t>וְ⁠רַב־חֶ֔סֶד</w:t>
+      </w:r>
+    </w:p>
+    <w:p>
+      <w:pPr/>
+      <w:r>
+        <w:rPr>
+          <w:lang w:val="pt_PT" w:bidi="pt_PT"/>
+        </w:rPr>
+      </w:r>
+      <w:r>
+        <w:rPr>
           <w:b/>
           <w:lang w:val="pt_PT" w:bidi="pt_PT"/>
         </w:rPr>
@@ -14593,6 +15797,20 @@
       </w:r>
       <w:r>
         <w:rPr>
+          <w:lang w:val="pt_PT" w:bidi="pt_PT"/>
+        </w:rPr>
+        <w:t>יָשׁ֣וּב וְ⁠נִחָ֑ם</w:t>
+      </w:r>
+    </w:p>
+    <w:p>
+      <w:pPr/>
+      <w:r>
+        <w:rPr>
+          <w:lang w:val="pt_PT" w:bidi="pt_PT"/>
+        </w:rPr>
+      </w:r>
+      <w:r>
+        <w:rPr>
           <w:b/>
           <w:lang w:val="pt_PT" w:bidi="pt_PT"/>
         </w:rPr>
@@ -14715,6 +15933,20 @@
       </w:r>
       <w:r>
         <w:rPr>
+          <w:lang w:val="pt_PT" w:bidi="pt_PT"/>
+        </w:rPr>
+        <w:t>וְ⁠הִשְׁאִ֤יר &amp; בְּרָכָ֔ה</w:t>
+      </w:r>
+    </w:p>
+    <w:p>
+      <w:pPr/>
+      <w:r>
+        <w:rPr>
+          <w:lang w:val="pt_PT" w:bidi="pt_PT"/>
+        </w:rPr>
+      </w:r>
+      <w:r>
+        <w:rPr>
           <w:b/>
           <w:lang w:val="pt_PT" w:bidi="pt_PT"/>
         </w:rPr>
@@ -14824,6 +16056,20 @@
       </w:r>
       <w:r>
         <w:rPr>
+          <w:lang w:val="pt_PT" w:bidi="pt_PT"/>
+        </w:rPr>
+        <w:t>אֱלֹהֵי⁠כֶֽם</w:t>
+      </w:r>
+    </w:p>
+    <w:p>
+      <w:pPr/>
+      <w:r>
+        <w:rPr>
+          <w:lang w:val="pt_PT" w:bidi="pt_PT"/>
+        </w:rPr>
+      </w:r>
+      <w:r>
+        <w:rPr>
           <w:b/>
           <w:lang w:val="pt_PT" w:bidi="pt_PT"/>
         </w:rPr>
@@ -14933,6 +16179,20 @@
       </w:r>
       <w:r>
         <w:rPr>
+          <w:lang w:val="pt_PT" w:bidi="pt_PT"/>
+        </w:rPr>
+        <w:t>צ֖וֹם</w:t>
+      </w:r>
+    </w:p>
+    <w:p>
+      <w:pPr/>
+      <w:r>
+        <w:rPr>
+          <w:lang w:val="pt_PT" w:bidi="pt_PT"/>
+        </w:rPr>
+      </w:r>
+      <w:r>
+        <w:rPr>
           <w:b/>
           <w:lang w:val="pt_PT" w:bidi="pt_PT"/>
         </w:rPr>
@@ -15278,6 +16538,20 @@
       </w:r>
       <w:r>
         <w:rPr>
+          <w:lang w:val="pt_PT" w:bidi="pt_PT"/>
+        </w:rPr>
+        <w:t>בֵּ֤ין הָ⁠אוּלָם֙ וְ⁠לַ⁠מִּזְבֵּ֔חַ</w:t>
+      </w:r>
+    </w:p>
+    <w:p>
+      <w:pPr/>
+      <w:r>
+        <w:rPr>
+          <w:lang w:val="pt_PT" w:bidi="pt_PT"/>
+        </w:rPr>
+      </w:r>
+      <w:r>
+        <w:rPr>
           <w:b/>
           <w:lang w:val="pt_PT" w:bidi="pt_PT"/>
         </w:rPr>
@@ -15483,6 +16757,20 @@
       </w:r>
       <w:r>
         <w:rPr>
+          <w:lang w:val="pt_PT" w:bidi="pt_PT"/>
+        </w:rPr>
+        <w:t>נַחֲלָתְ⁠ךָ֤</w:t>
+      </w:r>
+    </w:p>
+    <w:p>
+      <w:pPr/>
+      <w:r>
+        <w:rPr>
+          <w:lang w:val="pt_PT" w:bidi="pt_PT"/>
+        </w:rPr>
+      </w:r>
+      <w:r>
+        <w:rPr>
           <w:b/>
           <w:lang w:val="pt_PT" w:bidi="pt_PT"/>
         </w:rPr>
@@ -15579,6 +16867,20 @@
       </w:r>
       <w:r>
         <w:rPr>
+          <w:lang w:val="pt_PT" w:bidi="pt_PT"/>
+        </w:rPr>
+        <w:t>לִ⁠מְשָׁל־בָּ֣⁠ם גּוֹיִ֔ם</w:t>
+      </w:r>
+    </w:p>
+    <w:p>
+      <w:pPr/>
+      <w:r>
+        <w:rPr>
+          <w:lang w:val="pt_PT" w:bidi="pt_PT"/>
+        </w:rPr>
+      </w:r>
+      <w:r>
+        <w:rPr>
           <w:b/>
           <w:lang w:val="pt_PT" w:bidi="pt_PT"/>
         </w:rPr>
@@ -15745,6 +17047,20 @@
       </w:r>
       <w:r>
         <w:rPr>
+          <w:lang w:val="pt_PT" w:bidi="pt_PT"/>
+        </w:rPr>
+        <w:t>לָ֚⁠מָּה יֹאמְר֣וּ</w:t>
+      </w:r>
+    </w:p>
+    <w:p>
+      <w:pPr/>
+      <w:r>
+        <w:rPr>
+          <w:lang w:val="pt_PT" w:bidi="pt_PT"/>
+        </w:rPr>
+      </w:r>
+      <w:r>
+        <w:rPr>
           <w:b/>
           <w:lang w:val="pt_PT" w:bidi="pt_PT"/>
         </w:rPr>
@@ -15854,6 +17170,20 @@
       </w:r>
       <w:r>
         <w:rPr>
+          <w:lang w:val="pt_PT" w:bidi="pt_PT"/>
+        </w:rPr>
+        <w:t>לָ֚⁠מָּה יֹאמְר֣וּ בָֽ⁠עַמִּ֔ים</w:t>
+      </w:r>
+    </w:p>
+    <w:p>
+      <w:pPr/>
+      <w:r>
+        <w:rPr>
+          <w:lang w:val="pt_PT" w:bidi="pt_PT"/>
+        </w:rPr>
+      </w:r>
+      <w:r>
+        <w:rPr>
           <w:b/>
           <w:lang w:val="pt_PT" w:bidi="pt_PT"/>
         </w:rPr>
@@ -15937,6 +17267,20 @@
       </w:r>
       <w:r>
         <w:rPr>
+          <w:lang w:val="pt_PT" w:bidi="pt_PT"/>
+        </w:rPr>
+        <w:t>אַיֵּ֖ה אֱלֹהֵי⁠הֶֽם</w:t>
+      </w:r>
+    </w:p>
+    <w:p>
+      <w:pPr/>
+      <w:r>
+        <w:rPr>
+          <w:lang w:val="pt_PT" w:bidi="pt_PT"/>
+        </w:rPr>
+      </w:r>
+      <w:r>
+        <w:rPr>
           <w:b/>
           <w:lang w:val="pt_PT" w:bidi="pt_PT"/>
         </w:rPr>
@@ -16020,6 +17364,20 @@
       </w:r>
       <w:r>
         <w:rPr>
+          <w:lang w:val="pt_PT" w:bidi="pt_PT"/>
+        </w:rPr>
+        <w:t>וַ⁠יְקַנֵּ֥א יְהוָ֖ה לְ⁠אַרְצ֑⁠וֹ וַ⁠יַּחְמֹ֖ל עַל־עַמּֽ⁠וֹ</w:t>
+      </w:r>
+    </w:p>
+    <w:p>
+      <w:pPr/>
+      <w:r>
+        <w:rPr>
+          <w:lang w:val="pt_PT" w:bidi="pt_PT"/>
+        </w:rPr>
+      </w:r>
+      <w:r>
+        <w:rPr>
           <w:b/>
           <w:lang w:val="pt_PT" w:bidi="pt_PT"/>
         </w:rPr>
@@ -16103,6 +17461,20 @@
       </w:r>
       <w:r>
         <w:rPr>
+          <w:lang w:val="pt_PT" w:bidi="pt_PT"/>
+        </w:rPr>
+        <w:t>לְ⁠אַרְצ֑⁠וֹ</w:t>
+      </w:r>
+    </w:p>
+    <w:p>
+      <w:pPr/>
+      <w:r>
+        <w:rPr>
+          <w:lang w:val="pt_PT" w:bidi="pt_PT"/>
+        </w:rPr>
+      </w:r>
+      <w:r>
+        <w:rPr>
           <w:b/>
           <w:lang w:val="pt_PT" w:bidi="pt_PT"/>
         </w:rPr>
@@ -16199,6 +17571,20 @@
       </w:r>
       <w:r>
         <w:rPr>
+          <w:lang w:val="pt_PT" w:bidi="pt_PT"/>
+        </w:rPr>
+        <w:t>וַ⁠יַּ֨עַן יְהוָ֜ה וַ⁠יֹּ֣אמֶר</w:t>
+      </w:r>
+    </w:p>
+    <w:p>
+      <w:pPr/>
+      <w:r>
+        <w:rPr>
+          <w:lang w:val="pt_PT" w:bidi="pt_PT"/>
+        </w:rPr>
+      </w:r>
+      <w:r>
+        <w:rPr>
           <w:b/>
           <w:lang w:val="pt_PT" w:bidi="pt_PT"/>
         </w:rPr>
@@ -16295,6 +17681,20 @@
       </w:r>
       <w:r>
         <w:rPr>
+          <w:lang w:val="pt_PT" w:bidi="pt_PT"/>
+        </w:rPr>
+        <w:t>וַ⁠יַּ֨עַן יְהוָ֜ה וַ⁠יֹּ֣אמֶר</w:t>
+      </w:r>
+    </w:p>
+    <w:p>
+      <w:pPr/>
+      <w:r>
+        <w:rPr>
+          <w:lang w:val="pt_PT" w:bidi="pt_PT"/>
+        </w:rPr>
+      </w:r>
+      <w:r>
+        <w:rPr>
           <w:b/>
           <w:lang w:val="pt_PT" w:bidi="pt_PT"/>
         </w:rPr>
@@ -16513,6 +17913,20 @@
       </w:r>
       <w:r>
         <w:rPr>
+          <w:lang w:val="pt_PT" w:bidi="pt_PT"/>
+        </w:rPr>
+        <w:t>הִנְ⁠נִ֨י שֹׁלֵ֤חַ</w:t>
+      </w:r>
+    </w:p>
+    <w:p>
+      <w:pPr/>
+      <w:r>
+        <w:rPr>
+          <w:lang w:val="pt_PT" w:bidi="pt_PT"/>
+        </w:rPr>
+      </w:r>
+      <w:r>
+        <w:rPr>
           <w:b/>
           <w:lang w:val="pt_PT" w:bidi="pt_PT"/>
         </w:rPr>
@@ -16622,6 +18036,20 @@
       </w:r>
       <w:r>
         <w:rPr>
+          <w:lang w:val="pt_PT" w:bidi="pt_PT"/>
+        </w:rPr>
+        <w:t>אֹת֑⁠וֹ</w:t>
+      </w:r>
+    </w:p>
+    <w:p>
+      <w:pPr/>
+      <w:r>
+        <w:rPr>
+          <w:lang w:val="pt_PT" w:bidi="pt_PT"/>
+        </w:rPr>
+      </w:r>
+      <w:r>
+        <w:rPr>
           <w:b/>
           <w:lang w:val="pt_PT" w:bidi="pt_PT"/>
         </w:rPr>
@@ -16879,6 +18307,20 @@
       </w:r>
       <w:r>
         <w:rPr>
+          <w:lang w:val="pt_PT" w:bidi="pt_PT"/>
+        </w:rPr>
+        <w:t>וְֽ⁠אֶת־הַ⁠צְּפוֹנִ֞י</w:t>
+      </w:r>
+    </w:p>
+    <w:p>
+      <w:pPr/>
+      <w:r>
+        <w:rPr>
+          <w:lang w:val="pt_PT" w:bidi="pt_PT"/>
+        </w:rPr>
+      </w:r>
+      <w:r>
+        <w:rPr>
           <w:b/>
           <w:lang w:val="pt_PT" w:bidi="pt_PT"/>
         </w:rPr>
@@ -17110,6 +18552,20 @@
       </w:r>
       <w:r>
         <w:rPr>
+          <w:lang w:val="pt_PT" w:bidi="pt_PT"/>
+        </w:rPr>
+        <w:t>אֶ֣רֶץ צִיָּ֣ה וּ⁠שְׁמָמָה֒</w:t>
+      </w:r>
+    </w:p>
+    <w:p>
+      <w:pPr/>
+      <w:r>
+        <w:rPr>
+          <w:lang w:val="pt_PT" w:bidi="pt_PT"/>
+        </w:rPr>
+      </w:r>
+      <w:r>
+        <w:rPr>
           <w:b/>
           <w:lang w:val="pt_PT" w:bidi="pt_PT"/>
         </w:rPr>
@@ -17476,6 +18932,20 @@
       </w:r>
       <w:r>
         <w:rPr>
+          <w:lang w:val="pt_PT" w:bidi="pt_PT"/>
+        </w:rPr>
+        <w:t>וְ⁠עָלָ֣ה בָאְשׁ֗⁠וֹ וְ⁠תַ֨עַל֙ צַחֲנָת֔⁠וֹ</w:t>
+      </w:r>
+    </w:p>
+    <w:p>
+      <w:pPr/>
+      <w:r>
+        <w:rPr>
+          <w:lang w:val="pt_PT" w:bidi="pt_PT"/>
+        </w:rPr>
+      </w:r>
+      <w:r>
+        <w:rPr>
           <w:b/>
           <w:lang w:val="pt_PT" w:bidi="pt_PT"/>
         </w:rPr>
@@ -17572,6 +19042,20 @@
       </w:r>
       <w:r>
         <w:rPr>
+          <w:lang w:val="pt_PT" w:bidi="pt_PT"/>
+        </w:rPr>
+        <w:t>הִגְדִּ֖יל לַ⁠עֲשֽׂוֹת</w:t>
+      </w:r>
+    </w:p>
+    <w:p>
+      <w:pPr/>
+      <w:r>
+        <w:rPr>
+          <w:lang w:val="pt_PT" w:bidi="pt_PT"/>
+        </w:rPr>
+      </w:r>
+      <w:r>
+        <w:rPr>
           <w:b/>
           <w:lang w:val="pt_PT" w:bidi="pt_PT"/>
         </w:rPr>
@@ -17668,6 +19152,20 @@
       </w:r>
       <w:r>
         <w:rPr>
+          <w:lang w:val="pt_PT" w:bidi="pt_PT"/>
+        </w:rPr>
+        <w:t>כִּ֥י הִגְדִּ֖יל לַ⁠עֲשֽׂוֹת</w:t>
+      </w:r>
+    </w:p>
+    <w:p>
+      <w:pPr/>
+      <w:r>
+        <w:rPr>
+          <w:lang w:val="pt_PT" w:bidi="pt_PT"/>
+        </w:rPr>
+      </w:r>
+      <w:r>
+        <w:rPr>
           <w:b/>
           <w:lang w:val="pt_PT" w:bidi="pt_PT"/>
         </w:rPr>
@@ -17751,6 +19249,20 @@
       </w:r>
       <w:r>
         <w:rPr>
+          <w:lang w:val="pt_PT" w:bidi="pt_PT"/>
+        </w:rPr>
+        <w:t>אַל־תִּֽירְאִ֖י אֲדָמָ֑ה גִּ֣ילִי וּ⁠שְׂמָ֔חִי</w:t>
+      </w:r>
+    </w:p>
+    <w:p>
+      <w:pPr/>
+      <w:r>
+        <w:rPr>
+          <w:lang w:val="pt_PT" w:bidi="pt_PT"/>
+        </w:rPr>
+      </w:r>
+      <w:r>
+        <w:rPr>
           <w:b/>
           <w:lang w:val="pt_PT" w:bidi="pt_PT"/>
         </w:rPr>
@@ -17847,6 +19359,20 @@
       </w:r>
       <w:r>
         <w:rPr>
+          <w:lang w:val="pt_PT" w:bidi="pt_PT"/>
+        </w:rPr>
+        <w:t>גִּ֣ילִי וּ⁠שְׂמָ֔חִי</w:t>
+      </w:r>
+    </w:p>
+    <w:p>
+      <w:pPr/>
+      <w:r>
+        <w:rPr>
+          <w:lang w:val="pt_PT" w:bidi="pt_PT"/>
+        </w:rPr>
+      </w:r>
+      <w:r>
+        <w:rPr>
           <w:b/>
           <w:lang w:val="pt_PT" w:bidi="pt_PT"/>
         </w:rPr>
@@ -17969,6 +19495,20 @@
       </w:r>
       <w:r>
         <w:rPr>
+          <w:lang w:val="pt_PT" w:bidi="pt_PT"/>
+        </w:rPr>
+        <w:t>הִגְדִּ֥יל יְהוָ֖ה לַ⁠עֲשֽׂוֹת</w:t>
+      </w:r>
+    </w:p>
+    <w:p>
+      <w:pPr/>
+      <w:r>
+        <w:rPr>
+          <w:lang w:val="pt_PT" w:bidi="pt_PT"/>
+        </w:rPr>
+      </w:r>
+      <w:r>
+        <w:rPr>
           <w:b/>
           <w:lang w:val="pt_PT" w:bidi="pt_PT"/>
         </w:rPr>
@@ -18052,6 +19592,20 @@
       </w:r>
       <w:r>
         <w:rPr>
+          <w:lang w:val="pt_PT" w:bidi="pt_PT"/>
+        </w:rPr>
+        <w:t>הִגְדִּ֥יל יְהוָ֖ה לַ⁠עֲשֽׂוֹת</w:t>
+      </w:r>
+    </w:p>
+    <w:p>
+      <w:pPr/>
+      <w:r>
+        <w:rPr>
+          <w:lang w:val="pt_PT" w:bidi="pt_PT"/>
+        </w:rPr>
+      </w:r>
+      <w:r>
+        <w:rPr>
           <w:b/>
           <w:lang w:val="pt_PT" w:bidi="pt_PT"/>
         </w:rPr>
@@ -18148,6 +19702,20 @@
       </w:r>
       <w:r>
         <w:rPr>
+          <w:lang w:val="pt_PT" w:bidi="pt_PT"/>
+        </w:rPr>
+        <w:t>אַל־תִּֽירְאוּ֙ בַּהֲמ֣וֹת שָׂדַ֔י</w:t>
+      </w:r>
+    </w:p>
+    <w:p>
+      <w:pPr/>
+      <w:r>
+        <w:rPr>
+          <w:lang w:val="pt_PT" w:bidi="pt_PT"/>
+        </w:rPr>
+      </w:r>
+      <w:r>
+        <w:rPr>
           <w:b/>
           <w:lang w:val="pt_PT" w:bidi="pt_PT"/>
         </w:rPr>
@@ -18462,6 +20030,20 @@
       </w:r>
       <w:r>
         <w:rPr>
+          <w:lang w:val="pt_PT" w:bidi="pt_PT"/>
+        </w:rPr>
+        <w:t>חֵילָֽ⁠ם</w:t>
+      </w:r>
+    </w:p>
+    <w:p>
+      <w:pPr/>
+      <w:r>
+        <w:rPr>
+          <w:lang w:val="pt_PT" w:bidi="pt_PT"/>
+        </w:rPr>
+      </w:r>
+      <w:r>
+        <w:rPr>
           <w:b/>
           <w:lang w:val="pt_PT" w:bidi="pt_PT"/>
         </w:rPr>
@@ -18571,6 +20153,20 @@
       </w:r>
       <w:r>
         <w:rPr>
+          <w:lang w:val="pt_PT" w:bidi="pt_PT"/>
+        </w:rPr>
+        <w:t>וּ⁠בְנֵ֣י צִיּ֗וֹן</w:t>
+      </w:r>
+    </w:p>
+    <w:p>
+      <w:pPr/>
+      <w:r>
+        <w:rPr>
+          <w:lang w:val="pt_PT" w:bidi="pt_PT"/>
+        </w:rPr>
+      </w:r>
+      <w:r>
+        <w:rPr>
           <w:b/>
           <w:lang w:val="pt_PT" w:bidi="pt_PT"/>
         </w:rPr>
@@ -18680,6 +20276,20 @@
       </w:r>
       <w:r>
         <w:rPr>
+          <w:lang w:val="pt_PT" w:bidi="pt_PT"/>
+        </w:rPr>
+        <w:t>אֱלֹֽהֵי⁠כֶ֔ם</w:t>
+      </w:r>
+    </w:p>
+    <w:p>
+      <w:pPr/>
+      <w:r>
+        <w:rPr>
+          <w:lang w:val="pt_PT" w:bidi="pt_PT"/>
+        </w:rPr>
+      </w:r>
+      <w:r>
+        <w:rPr>
           <w:b/>
           <w:lang w:val="pt_PT" w:bidi="pt_PT"/>
         </w:rPr>
@@ -18859,6 +20469,20 @@
       </w:r>
       <w:r>
         <w:rPr>
+          <w:lang w:val="pt_PT" w:bidi="pt_PT"/>
+        </w:rPr>
+        <w:t>לִ⁠צְדָקָ֑ה</w:t>
+      </w:r>
+    </w:p>
+    <w:p>
+      <w:pPr/>
+      <w:r>
+        <w:rPr>
+          <w:lang w:val="pt_PT" w:bidi="pt_PT"/>
+        </w:rPr>
+      </w:r>
+      <w:r>
+        <w:rPr>
           <w:b/>
           <w:lang w:val="pt_PT" w:bidi="pt_PT"/>
         </w:rPr>
@@ -18968,6 +20592,20 @@
       </w:r>
       <w:r>
         <w:rPr>
+          <w:lang w:val="pt_PT" w:bidi="pt_PT"/>
+        </w:rPr>
+        <w:t>גֶּ֛שֶׁם</w:t>
+      </w:r>
+    </w:p>
+    <w:p>
+      <w:pPr/>
+      <w:r>
+        <w:rPr>
+          <w:lang w:val="pt_PT" w:bidi="pt_PT"/>
+        </w:rPr>
+      </w:r>
+      <w:r>
+        <w:rPr>
           <w:b/>
           <w:lang w:val="pt_PT" w:bidi="pt_PT"/>
         </w:rPr>
@@ -19077,6 +20715,20 @@
       </w:r>
       <w:r>
         <w:rPr>
+          <w:lang w:val="pt_PT" w:bidi="pt_PT"/>
+        </w:rPr>
+        <w:t>מוֹרֶ֥ה וּ⁠מַלְק֖וֹשׁ</w:t>
+      </w:r>
+    </w:p>
+    <w:p>
+      <w:pPr/>
+      <w:r>
+        <w:rPr>
+          <w:lang w:val="pt_PT" w:bidi="pt_PT"/>
+        </w:rPr>
+      </w:r>
+      <w:r>
+        <w:rPr>
           <w:b/>
           <w:lang w:val="pt_PT" w:bidi="pt_PT"/>
         </w:rPr>
@@ -19199,6 +20851,20 @@
       </w:r>
       <w:r>
         <w:rPr>
+          <w:lang w:val="pt_PT" w:bidi="pt_PT"/>
+        </w:rPr>
+        <w:t>בָּ⁠רִאשֽׁוֹן</w:t>
+      </w:r>
+    </w:p>
+    <w:p>
+      <w:pPr/>
+      <w:r>
+        <w:rPr>
+          <w:lang w:val="pt_PT" w:bidi="pt_PT"/>
+        </w:rPr>
+      </w:r>
+      <w:r>
+        <w:rPr>
           <w:b/>
           <w:lang w:val="pt_PT" w:bidi="pt_PT"/>
         </w:rPr>
@@ -19404,6 +21070,20 @@
       </w:r>
       <w:r>
         <w:rPr>
+          <w:lang w:val="pt_PT" w:bidi="pt_PT"/>
+        </w:rPr>
+        <w:t>וְ⁠שִׁלַּמְתִּ֤י לָ⁠כֶם֙ אֶת־הַ⁠שָּׁנִ֔ים</w:t>
+      </w:r>
+    </w:p>
+    <w:p>
+      <w:pPr/>
+      <w:r>
+        <w:rPr>
+          <w:lang w:val="pt_PT" w:bidi="pt_PT"/>
+        </w:rPr>
+      </w:r>
+      <w:r>
+        <w:rPr>
           <w:b/>
           <w:lang w:val="pt_PT" w:bidi="pt_PT"/>
         </w:rPr>
@@ -19487,6 +21167,20 @@
       </w:r>
       <w:r>
         <w:rPr>
+          <w:lang w:val="pt_PT" w:bidi="pt_PT"/>
+        </w:rPr>
+        <w:t>אֶת־הַ⁠שָּׁנִ֔ים</w:t>
+      </w:r>
+    </w:p>
+    <w:p>
+      <w:pPr/>
+      <w:r>
+        <w:rPr>
+          <w:lang w:val="pt_PT" w:bidi="pt_PT"/>
+        </w:rPr>
+      </w:r>
+      <w:r>
+        <w:rPr>
           <w:b/>
           <w:lang w:val="pt_PT" w:bidi="pt_PT"/>
         </w:rPr>
@@ -19596,6 +21290,20 @@
       </w:r>
       <w:r>
         <w:rPr>
+          <w:lang w:val="pt_PT" w:bidi="pt_PT"/>
+        </w:rPr>
+        <w:t>חֵילִ⁠י֙ הַ⁠גָּד֔וֹל</w:t>
+      </w:r>
+    </w:p>
+    <w:p>
+      <w:pPr/>
+      <w:r>
+        <w:rPr>
+          <w:lang w:val="pt_PT" w:bidi="pt_PT"/>
+        </w:rPr>
+      </w:r>
+      <w:r>
+        <w:rPr>
           <w:b/>
           <w:lang w:val="pt_PT" w:bidi="pt_PT"/>
         </w:rPr>
@@ -19692,6 +21400,20 @@
       </w:r>
       <w:r>
         <w:rPr>
+          <w:lang w:val="pt_PT" w:bidi="pt_PT"/>
+        </w:rPr>
+        <w:t>וַ⁠אֲכַלְתֶּ֤ם אָכוֹל֙</w:t>
+      </w:r>
+    </w:p>
+    <w:p>
+      <w:pPr/>
+      <w:r>
+        <w:rPr>
+          <w:lang w:val="pt_PT" w:bidi="pt_PT"/>
+        </w:rPr>
+      </w:r>
+      <w:r>
+        <w:rPr>
           <w:b/>
           <w:lang w:val="pt_PT" w:bidi="pt_PT"/>
         </w:rPr>
@@ -19788,6 +21510,20 @@
       </w:r>
       <w:r>
         <w:rPr>
+          <w:lang w:val="pt_PT" w:bidi="pt_PT"/>
+        </w:rPr>
+        <w:t>אֶת־שֵׁ֤ם יְהוָה֙ אֱלֹ֣הֵי⁠כֶ֔ם</w:t>
+      </w:r>
+    </w:p>
+    <w:p>
+      <w:pPr/>
+      <w:r>
+        <w:rPr>
+          <w:lang w:val="pt_PT" w:bidi="pt_PT"/>
+        </w:rPr>
+      </w:r>
+      <w:r>
+        <w:rPr>
           <w:b/>
           <w:lang w:val="pt_PT" w:bidi="pt_PT"/>
         </w:rPr>
@@ -19871,6 +21607,20 @@
       </w:r>
       <w:r>
         <w:rPr>
+          <w:lang w:val="pt_PT" w:bidi="pt_PT"/>
+        </w:rPr>
+        <w:t>אֶת־שֵׁ֤ם</w:t>
+      </w:r>
+    </w:p>
+    <w:p>
+      <w:pPr/>
+      <w:r>
+        <w:rPr>
+          <w:lang w:val="pt_PT" w:bidi="pt_PT"/>
+        </w:rPr>
+      </w:r>
+      <w:r>
+        <w:rPr>
           <w:b/>
           <w:lang w:val="pt_PT" w:bidi="pt_PT"/>
         </w:rPr>
@@ -19980,6 +21730,20 @@
       </w:r>
       <w:r>
         <w:rPr>
+          <w:lang w:val="pt_PT" w:bidi="pt_PT"/>
+        </w:rPr>
+        <w:t>אֲשֶׁר־עָשָׂ֥ה עִמָּ⁠כֶ֖ם לְ⁠הַפְלִ֑יא</w:t>
+      </w:r>
+    </w:p>
+    <w:p>
+      <w:pPr/>
+      <w:r>
+        <w:rPr>
+          <w:lang w:val="pt_PT" w:bidi="pt_PT"/>
+        </w:rPr>
+      </w:r>
+      <w:r>
+        <w:rPr>
           <w:b/>
           <w:lang w:val="pt_PT" w:bidi="pt_PT"/>
         </w:rPr>
@@ -20172,6 +21936,20 @@
       </w:r>
       <w:r>
         <w:rPr>
+          <w:lang w:val="pt_PT" w:bidi="pt_PT"/>
+        </w:rPr>
+        <w:t>יִשְׂרָאֵל֙</w:t>
+      </w:r>
+    </w:p>
+    <w:p>
+      <w:pPr/>
+      <w:r>
+        <w:rPr>
+          <w:lang w:val="pt_PT" w:bidi="pt_PT"/>
+        </w:rPr>
+      </w:r>
+      <w:r>
+        <w:rPr>
           <w:b/>
           <w:lang w:val="pt_PT" w:bidi="pt_PT"/>
         </w:rPr>
@@ -20377,6 +22155,20 @@
       </w:r>
       <w:r>
         <w:rPr>
+          <w:lang w:val="pt_PT" w:bidi="pt_PT"/>
+        </w:rPr>
+        <w:t>וְ⁠הָיָ֣ה אַֽחֲרֵי־כֵ֗ן</w:t>
+      </w:r>
+    </w:p>
+    <w:p>
+      <w:pPr/>
+      <w:r>
+        <w:rPr>
+          <w:lang w:val="pt_PT" w:bidi="pt_PT"/>
+        </w:rPr>
+      </w:r>
+      <w:r>
+        <w:rPr>
           <w:b/>
           <w:lang w:val="pt_PT" w:bidi="pt_PT"/>
         </w:rPr>
@@ -20460,6 +22252,20 @@
       </w:r>
       <w:r>
         <w:rPr>
+          <w:lang w:val="pt_PT" w:bidi="pt_PT"/>
+        </w:rPr>
+        <w:t>אֶשְׁפּ֤וֹךְ אֶת־רוּחִ⁠י֙ עַל־כָּל־בָּשָׂ֔ר</w:t>
+      </w:r>
+    </w:p>
+    <w:p>
+      <w:pPr/>
+      <w:r>
+        <w:rPr>
+          <w:lang w:val="pt_PT" w:bidi="pt_PT"/>
+        </w:rPr>
+      </w:r>
+      <w:r>
+        <w:rPr>
           <w:b/>
           <w:lang w:val="pt_PT" w:bidi="pt_PT"/>
         </w:rPr>
@@ -20543,6 +22349,20 @@
       </w:r>
       <w:r>
         <w:rPr>
+          <w:lang w:val="pt_PT" w:bidi="pt_PT"/>
+        </w:rPr>
+        <w:t>עַל־כָּל־בָּשָׂ֔ר</w:t>
+      </w:r>
+    </w:p>
+    <w:p>
+      <w:pPr/>
+      <w:r>
+        <w:rPr>
+          <w:lang w:val="pt_PT" w:bidi="pt_PT"/>
+        </w:rPr>
+      </w:r>
+      <w:r>
+        <w:rPr>
           <w:b/>
           <w:lang w:val="pt_PT" w:bidi="pt_PT"/>
         </w:rPr>
@@ -20652,6 +22472,20 @@
       </w:r>
       <w:r>
         <w:rPr>
+          <w:lang w:val="pt_PT" w:bidi="pt_PT"/>
+        </w:rPr>
+        <w:t>עַל־כָּל־בָּשָׂ֔ר</w:t>
+      </w:r>
+    </w:p>
+    <w:p>
+      <w:pPr/>
+      <w:r>
+        <w:rPr>
+          <w:lang w:val="pt_PT" w:bidi="pt_PT"/>
+        </w:rPr>
+      </w:r>
+      <w:r>
+        <w:rPr>
           <w:b/>
           <w:lang w:val="pt_PT" w:bidi="pt_PT"/>
         </w:rPr>
@@ -20914,6 +22748,20 @@
       </w:r>
       <w:r>
         <w:rPr>
+          <w:lang w:val="pt_PT" w:bidi="pt_PT"/>
+        </w:rPr>
+        <w:t>חֲלֹמ֣וֹת</w:t>
+      </w:r>
+    </w:p>
+    <w:p>
+      <w:pPr/>
+      <w:r>
+        <w:rPr>
+          <w:lang w:val="pt_PT" w:bidi="pt_PT"/>
+        </w:rPr>
+      </w:r>
+      <w:r>
+        <w:rPr>
           <w:b/>
           <w:lang w:val="pt_PT" w:bidi="pt_PT"/>
         </w:rPr>
@@ -21023,6 +22871,20 @@
       </w:r>
       <w:r>
         <w:rPr>
+          <w:lang w:val="pt_PT" w:bidi="pt_PT"/>
+        </w:rPr>
+        <w:t>וְ⁠גַ֥ם עַל־הָֽ⁠עֲבָדִ֖ים וְ⁠עַל־הַ⁠שְּׁפָח֑וֹת</w:t>
+      </w:r>
+    </w:p>
+    <w:p>
+      <w:pPr/>
+      <w:r>
+        <w:rPr>
+          <w:lang w:val="pt_PT" w:bidi="pt_PT"/>
+        </w:rPr>
+      </w:r>
+      <w:r>
+        <w:rPr>
           <w:b/>
           <w:lang w:val="pt_PT" w:bidi="pt_PT"/>
         </w:rPr>
@@ -21095,6 +22957,20 @@
         <w:rPr>
           <w:lang w:val="pt_PT" w:bidi="pt_PT"/>
         </w:rPr>
+      </w:r>
+    </w:p>
+    <w:p>
+      <w:pPr/>
+      <w:r>
+        <w:rPr>
+          <w:lang w:val="pt_PT" w:bidi="pt_PT"/>
+        </w:rPr>
+      </w:r>
+      <w:r>
+        <w:rPr>
+          <w:lang w:val="pt_PT" w:bidi="pt_PT"/>
+        </w:rPr>
+        <w:t>בַּ⁠יָּמִ֣ים הָ⁠הֵ֔מָּה</w:t>
       </w:r>
     </w:p>
     <w:p>
@@ -21591,6 +23467,20 @@
       </w:r>
       <w:r>
         <w:rPr>
+          <w:lang w:val="pt_PT" w:bidi="pt_PT"/>
+        </w:rPr>
+        <w:t>וְ⁠הַ⁠יָּרֵ֖חַ לְ⁠דָ֑ם</w:t>
+      </w:r>
+    </w:p>
+    <w:p>
+      <w:pPr/>
+      <w:r>
+        <w:rPr>
+          <w:lang w:val="pt_PT" w:bidi="pt_PT"/>
+        </w:rPr>
+      </w:r>
+      <w:r>
+        <w:rPr>
           <w:b/>
           <w:lang w:val="pt_PT" w:bidi="pt_PT"/>
         </w:rPr>
@@ -21980,6 +23870,20 @@
       </w:r>
       <w:r>
         <w:rPr>
+          <w:lang w:val="pt_PT" w:bidi="pt_PT"/>
+        </w:rPr>
+        <w:t>וְ⁠הָיָ֗ה</w:t>
+      </w:r>
+    </w:p>
+    <w:p>
+      <w:pPr/>
+      <w:r>
+        <w:rPr>
+          <w:lang w:val="pt_PT" w:bidi="pt_PT"/>
+        </w:rPr>
+      </w:r>
+      <w:r>
+        <w:rPr>
           <w:b/>
           <w:lang w:val="pt_PT" w:bidi="pt_PT"/>
         </w:rPr>
@@ -22146,6 +24050,20 @@
       </w:r>
       <w:r>
         <w:rPr>
+          <w:lang w:val="pt_PT" w:bidi="pt_PT"/>
+        </w:rPr>
+        <w:t>בְּ⁠שֵׁ֥ם יְהוָ֖ה &amp; יְהוָ֔ה</w:t>
+      </w:r>
+    </w:p>
+    <w:p>
+      <w:pPr/>
+      <w:r>
+        <w:rPr>
+          <w:lang w:val="pt_PT" w:bidi="pt_PT"/>
+        </w:rPr>
+      </w:r>
+      <w:r>
+        <w:rPr>
           <w:b/>
           <w:lang w:val="pt_PT" w:bidi="pt_PT"/>
         </w:rPr>
@@ -22255,6 +24173,20 @@
       </w:r>
       <w:r>
         <w:rPr>
+          <w:lang w:val="pt_PT" w:bidi="pt_PT"/>
+        </w:rPr>
+        <w:t>יְהוָ֖ה &amp; אֲשֶׁ֥ר יְהוָ֖ה קֹרֵֽא</w:t>
+      </w:r>
+    </w:p>
+    <w:p>
+      <w:pPr/>
+      <w:r>
+        <w:rPr>
+          <w:lang w:val="pt_PT" w:bidi="pt_PT"/>
+        </w:rPr>
+      </w:r>
+      <w:r>
+        <w:rPr>
           <w:b/>
           <w:lang w:val="pt_PT" w:bidi="pt_PT"/>
         </w:rPr>
@@ -22447,6 +24379,20 @@
       </w:r>
       <w:r>
         <w:rPr>
+          <w:lang w:val="pt_PT" w:bidi="pt_PT"/>
+        </w:rPr>
+        <w:t>בְּ⁠הַר־צִיּ֨וֹן וּ⁠בִ⁠ירוּשָׁלִַ֜ם</w:t>
+      </w:r>
+    </w:p>
+    <w:p>
+      <w:pPr/>
+      <w:r>
+        <w:rPr>
+          <w:lang w:val="pt_PT" w:bidi="pt_PT"/>
+        </w:rPr>
+      </w:r>
+      <w:r>
+        <w:rPr>
           <w:b/>
           <w:lang w:val="pt_PT" w:bidi="pt_PT"/>
         </w:rPr>
@@ -22556,6 +24502,20 @@
       </w:r>
       <w:r>
         <w:rPr>
+          <w:lang w:val="pt_PT" w:bidi="pt_PT"/>
+        </w:rPr>
+        <w:t>כַּֽ⁠אֲשֶׁר֙ אָמַ֣ר יְהוָ֔ה</w:t>
+      </w:r>
+    </w:p>
+    <w:p>
+      <w:pPr/>
+      <w:r>
+        <w:rPr>
+          <w:lang w:val="pt_PT" w:bidi="pt_PT"/>
+        </w:rPr>
+      </w:r>
+      <w:r>
+        <w:rPr>
           <w:b/>
           <w:lang w:val="pt_PT" w:bidi="pt_PT"/>
         </w:rPr>
@@ -22805,6 +24765,20 @@
       </w:r>
       <w:r>
         <w:rPr>
+          <w:lang w:val="pt_PT" w:bidi="pt_PT"/>
+        </w:rPr>
+        <w:t>כִּ֗י הִנֵּ֛ה בַּ⁠יָּמִ֥ים הָ⁠הֵ֖מָּה וּ⁠בָ⁠עֵ֣ת הַ⁠הִ֑יא</w:t>
+      </w:r>
+    </w:p>
+    <w:p>
+      <w:pPr/>
+      <w:r>
+        <w:rPr>
+          <w:lang w:val="pt_PT" w:bidi="pt_PT"/>
+        </w:rPr>
+      </w:r>
+      <w:r>
+        <w:rPr>
           <w:b/>
           <w:lang w:val="pt_PT" w:bidi="pt_PT"/>
         </w:rPr>
@@ -22902,6 +24876,20 @@
       </w:r>
       <w:r>
         <w:rPr>
+          <w:lang w:val="pt_PT" w:bidi="pt_PT"/>
+        </w:rPr>
+        <w:t>כִּ֗י הִנֵּ֛ה</w:t>
+      </w:r>
+    </w:p>
+    <w:p>
+      <w:pPr/>
+      <w:r>
+        <w:rPr>
+          <w:lang w:val="pt_PT" w:bidi="pt_PT"/>
+        </w:rPr>
+      </w:r>
+      <w:r>
+        <w:rPr>
           <w:b/>
           <w:lang w:val="pt_PT" w:bidi="pt_PT"/>
         </w:rPr>
@@ -23012,6 +25000,20 @@
       </w:r>
       <w:r>
         <w:rPr>
+          <w:lang w:val="pt_PT" w:bidi="pt_PT"/>
+        </w:rPr>
+        <w:t>בַּ⁠יָּמִ֥ים הָ⁠הֵ֖מָּה וּ⁠בָ⁠עֵ֣ת הַ⁠הִ֑יא</w:t>
+      </w:r>
+    </w:p>
+    <w:p>
+      <w:pPr/>
+      <w:r>
+        <w:rPr>
+          <w:lang w:val="pt_PT" w:bidi="pt_PT"/>
+        </w:rPr>
+      </w:r>
+      <w:r>
+        <w:rPr>
           <w:b/>
           <w:lang w:val="pt_PT" w:bidi="pt_PT"/>
         </w:rPr>
@@ -23360,6 +25362,20 @@
       </w:r>
       <w:r>
         <w:rPr>
+          <w:lang w:val="pt_PT" w:bidi="pt_PT"/>
+        </w:rPr>
+        <w:t>עֵ֖מֶק יְהֽוֹשָׁפָ֑ט</w:t>
+      </w:r>
+    </w:p>
+    <w:p>
+      <w:pPr/>
+      <w:r>
+        <w:rPr>
+          <w:lang w:val="pt_PT" w:bidi="pt_PT"/>
+        </w:rPr>
+      </w:r>
+      <w:r>
+        <w:rPr>
           <w:b/>
           <w:lang w:val="pt_PT" w:bidi="pt_PT"/>
         </w:rPr>
@@ -23456,6 +25472,20 @@
       </w:r>
       <w:r>
         <w:rPr>
+          <w:lang w:val="pt_PT" w:bidi="pt_PT"/>
+        </w:rPr>
+        <w:t>עַמִּ֨⁠י וְ⁠נַחֲלָתִ֤⁠י יִשְׂרָאֵל֙</w:t>
+      </w:r>
+    </w:p>
+    <w:p>
+      <w:pPr/>
+      <w:r>
+        <w:rPr>
+          <w:lang w:val="pt_PT" w:bidi="pt_PT"/>
+        </w:rPr>
+      </w:r>
+      <w:r>
+        <w:rPr>
           <w:b/>
           <w:lang w:val="pt_PT" w:bidi="pt_PT"/>
         </w:rPr>
@@ -23618,6 +25648,20 @@
       </w:r>
       <w:r>
         <w:rPr>
+          <w:lang w:val="pt_PT" w:bidi="pt_PT"/>
+        </w:rPr>
+        <w:t>וְ⁠אֶת־אַרְצִ֖⁠י חִלֵּֽקוּ</w:t>
+      </w:r>
+    </w:p>
+    <w:p>
+      <w:pPr/>
+      <w:r>
+        <w:rPr>
+          <w:lang w:val="pt_PT" w:bidi="pt_PT"/>
+        </w:rPr>
+      </w:r>
+      <w:r>
+        <w:rPr>
           <w:b/>
           <w:lang w:val="pt_PT" w:bidi="pt_PT"/>
         </w:rPr>
@@ -23746,6 +25790,20 @@
       </w:r>
       <w:r>
         <w:rPr>
+          <w:lang w:val="pt_PT" w:bidi="pt_PT"/>
+        </w:rPr>
+        <w:t>גוֹרָ֑ל</w:t>
+      </w:r>
+    </w:p>
+    <w:p>
+      <w:pPr/>
+      <w:r>
+        <w:rPr>
+          <w:lang w:val="pt_PT" w:bidi="pt_PT"/>
+        </w:rPr>
+      </w:r>
+      <w:r>
+        <w:rPr>
           <w:b/>
           <w:lang w:val="pt_PT" w:bidi="pt_PT"/>
         </w:rPr>
@@ -24095,6 +26153,20 @@
       </w:r>
       <w:r>
         <w:rPr>
+          <w:lang w:val="pt_PT" w:bidi="pt_PT"/>
+        </w:rPr>
+        <w:t>מָה־אַתֶּ֥ם לִ⁠י֙</w:t>
+      </w:r>
+    </w:p>
+    <w:p>
+      <w:pPr/>
+      <w:r>
+        <w:rPr>
+          <w:lang w:val="pt_PT" w:bidi="pt_PT"/>
+        </w:rPr>
+      </w:r>
+      <w:r>
+        <w:rPr>
           <w:b/>
           <w:lang w:val="pt_PT" w:bidi="pt_PT"/>
         </w:rPr>
@@ -24211,6 +26283,20 @@
       </w:r>
       <w:r>
         <w:rPr>
+          <w:lang w:val="pt_PT" w:bidi="pt_PT"/>
+        </w:rPr>
+        <w:t>הַ⁠גְּמ֗וּל אַתֶּם֙ מְשַׁלְּמִ֣ים עָלָ֔⁠י וְ⁠אִם־גֹּמְלִ֤ים אַתֶּם֙ עָלַ֔⁠י</w:t>
+      </w:r>
+    </w:p>
+    <w:p>
+      <w:pPr/>
+      <w:r>
+        <w:rPr>
+          <w:lang w:val="pt_PT" w:bidi="pt_PT"/>
+        </w:rPr>
+      </w:r>
+      <w:r>
+        <w:rPr>
           <w:b/>
           <w:lang w:val="pt_PT" w:bidi="pt_PT"/>
         </w:rPr>
@@ -24327,6 +26413,20 @@
       </w:r>
       <w:r>
         <w:rPr>
+          <w:lang w:val="pt_PT" w:bidi="pt_PT"/>
+        </w:rPr>
+        <w:t>קַ֣ל מְהֵרָ֔ה</w:t>
+      </w:r>
+    </w:p>
+    <w:p>
+      <w:pPr/>
+      <w:r>
+        <w:rPr>
+          <w:lang w:val="pt_PT" w:bidi="pt_PT"/>
+        </w:rPr>
+      </w:r>
+      <w:r>
+        <w:rPr>
           <w:b/>
           <w:lang w:val="pt_PT" w:bidi="pt_PT"/>
         </w:rPr>
@@ -24469,6 +26569,20 @@
       </w:r>
       <w:r>
         <w:rPr>
+          <w:lang w:val="pt_PT" w:bidi="pt_PT"/>
+        </w:rPr>
+        <w:t>אָשִׁ֥יב גְּמֻלְ⁠כֶ֖ם בְּ⁠רֹאשְׁ⁠כֶֽם</w:t>
+      </w:r>
+    </w:p>
+    <w:p>
+      <w:pPr/>
+      <w:r>
+        <w:rPr>
+          <w:lang w:val="pt_PT" w:bidi="pt_PT"/>
+        </w:rPr>
+      </w:r>
+      <w:r>
+        <w:rPr>
           <w:b/>
           <w:lang w:val="pt_PT" w:bidi="pt_PT"/>
         </w:rPr>
@@ -24594,6 +26708,20 @@
         <w:rPr>
           <w:lang w:val="pt_PT" w:bidi="pt_PT"/>
         </w:rPr>
+      </w:r>
+    </w:p>
+    <w:p>
+      <w:pPr/>
+      <w:r>
+        <w:rPr>
+          <w:lang w:val="pt_PT" w:bidi="pt_PT"/>
+        </w:rPr>
+      </w:r>
+      <w:r>
+        <w:rPr>
+          <w:lang w:val="pt_PT" w:bidi="pt_PT"/>
+        </w:rPr>
+        <w:t>בְּ⁠רֹאשְׁ⁠כֶֽם</w:t>
       </w:r>
     </w:p>
     <w:p>
@@ -24855,6 +26983,20 @@
       </w:r>
       <w:r>
         <w:rPr>
+          <w:lang w:val="pt_PT" w:bidi="pt_PT"/>
+        </w:rPr>
+        <w:t>לִ⁠בְנֵ֣י הַ⁠יְּוָנִ֑ים</w:t>
+      </w:r>
+    </w:p>
+    <w:p>
+      <w:pPr/>
+      <w:r>
+        <w:rPr>
+          <w:lang w:val="pt_PT" w:bidi="pt_PT"/>
+        </w:rPr>
+      </w:r>
+      <w:r>
+        <w:rPr>
           <w:b/>
           <w:lang w:val="pt_PT" w:bidi="pt_PT"/>
         </w:rPr>
@@ -25173,6 +27315,20 @@
         <w:rPr>
           <w:lang w:val="pt_PT" w:bidi="pt_PT"/>
         </w:rPr>
+      </w:r>
+    </w:p>
+    <w:p>
+      <w:pPr/>
+      <w:r>
+        <w:rPr>
+          <w:lang w:val="pt_PT" w:bidi="pt_PT"/>
+        </w:rPr>
+      </w:r>
+      <w:r>
+        <w:rPr>
+          <w:lang w:val="pt_PT" w:bidi="pt_PT"/>
+        </w:rPr>
+        <w:t>הִנְ⁠נִ֣י מְעִירָ֔⁠ם</w:t>
       </w:r>
     </w:p>
     <w:p>
@@ -25330,6 +27486,20 @@
       </w:r>
       <w:r>
         <w:rPr>
+          <w:lang w:val="pt_PT" w:bidi="pt_PT"/>
+        </w:rPr>
+        <w:t>אֲשֶׁר־מְכַרְתֶּ֥ם אֹתָ֖⁠ם שָׁ֑מָּ⁠ה</w:t>
+      </w:r>
+    </w:p>
+    <w:p>
+      <w:pPr/>
+      <w:r>
+        <w:rPr>
+          <w:lang w:val="pt_PT" w:bidi="pt_PT"/>
+        </w:rPr>
+      </w:r>
+      <w:r>
+        <w:rPr>
           <w:b/>
           <w:lang w:val="pt_PT" w:bidi="pt_PT"/>
         </w:rPr>
@@ -25580,6 +27750,20 @@
       </w:r>
       <w:r>
         <w:rPr>
+          <w:lang w:val="pt_PT" w:bidi="pt_PT"/>
+        </w:rPr>
+        <w:t>בְּ⁠רֹאשְׁ⁠כֶֽם</w:t>
+      </w:r>
+    </w:p>
+    <w:p>
+      <w:pPr/>
+      <w:r>
+        <w:rPr>
+          <w:lang w:val="pt_PT" w:bidi="pt_PT"/>
+        </w:rPr>
+      </w:r>
+      <w:r>
+        <w:rPr>
           <w:b/>
           <w:lang w:val="pt_PT" w:bidi="pt_PT"/>
         </w:rPr>
@@ -25676,6 +27860,20 @@
       </w:r>
       <w:r>
         <w:rPr>
+          <w:lang w:val="pt_PT" w:bidi="pt_PT"/>
+        </w:rPr>
+        <w:t>וּ⁠מָכַרְתִּ֞י</w:t>
+      </w:r>
+    </w:p>
+    <w:p>
+      <w:pPr/>
+      <w:r>
+        <w:rPr>
+          <w:lang w:val="pt_PT" w:bidi="pt_PT"/>
+        </w:rPr>
+      </w:r>
+      <w:r>
+        <w:rPr>
           <w:b/>
           <w:lang w:val="pt_PT" w:bidi="pt_PT"/>
         </w:rPr>
@@ -26070,6 +28268,20 @@
       </w:r>
       <w:r>
         <w:rPr>
+          <w:lang w:val="pt_PT" w:bidi="pt_PT"/>
+        </w:rPr>
+        <w:t>בְּנֵ֣י יְהוּדָ֔ה</w:t>
+      </w:r>
+    </w:p>
+    <w:p>
+      <w:pPr/>
+      <w:r>
+        <w:rPr>
+          <w:lang w:val="pt_PT" w:bidi="pt_PT"/>
+        </w:rPr>
+      </w:r>
+      <w:r>
+        <w:rPr>
           <w:b/>
           <w:lang w:val="pt_PT" w:bidi="pt_PT"/>
         </w:rPr>
@@ -26289,6 +28501,20 @@
       </w:r>
       <w:r>
         <w:rPr>
+          <w:lang w:val="pt_PT" w:bidi="pt_PT"/>
+        </w:rPr>
+        <w:t>אֶל־גּ֣וֹי רָח֑וֹק כִּ֥י יְהוָ֖ה דִּבֵּֽר</w:t>
+      </w:r>
+    </w:p>
+    <w:p>
+      <w:pPr/>
+      <w:r>
+        <w:rPr>
+          <w:lang w:val="pt_PT" w:bidi="pt_PT"/>
+        </w:rPr>
+      </w:r>
+      <w:r>
+        <w:rPr>
           <w:b/>
           <w:lang w:val="pt_PT" w:bidi="pt_PT"/>
         </w:rPr>
@@ -26386,6 +28612,20 @@
       </w:r>
       <w:r>
         <w:rPr>
+          <w:lang w:val="pt_PT" w:bidi="pt_PT"/>
+        </w:rPr>
+        <w:t>קִרְאוּ</w:t>
+      </w:r>
+    </w:p>
+    <w:p>
+      <w:pPr/>
+      <w:r>
+        <w:rPr>
+          <w:lang w:val="pt_PT" w:bidi="pt_PT"/>
+        </w:rPr>
+      </w:r>
+      <w:r>
+        <w:rPr>
           <w:b/>
           <w:lang w:val="pt_PT" w:bidi="pt_PT"/>
         </w:rPr>
@@ -26469,6 +28709,20 @@
       </w:r>
       <w:r>
         <w:rPr>
+          <w:lang w:val="pt_PT" w:bidi="pt_PT"/>
+        </w:rPr>
+        <w:t>קַדְּשׁ֖וּ מִלְחָמָ֑ה</w:t>
+      </w:r>
+    </w:p>
+    <w:p>
+      <w:pPr/>
+      <w:r>
+        <w:rPr>
+          <w:lang w:val="pt_PT" w:bidi="pt_PT"/>
+        </w:rPr>
+      </w:r>
+      <w:r>
+        <w:rPr>
           <w:b/>
           <w:lang w:val="pt_PT" w:bidi="pt_PT"/>
         </w:rPr>
@@ -26579,6 +28833,20 @@
       </w:r>
       <w:r>
         <w:rPr>
+          <w:lang w:val="pt_PT" w:bidi="pt_PT"/>
+        </w:rPr>
+        <w:t>אִתֵּי⁠כֶם֙</w:t>
+      </w:r>
+    </w:p>
+    <w:p>
+      <w:pPr/>
+      <w:r>
+        <w:rPr>
+          <w:lang w:val="pt_PT" w:bidi="pt_PT"/>
+        </w:rPr>
+      </w:r>
+      <w:r>
+        <w:rPr>
           <w:b/>
           <w:lang w:val="pt_PT" w:bidi="pt_PT"/>
         </w:rPr>
@@ -26694,6 +28962,20 @@
       </w:r>
       <w:r>
         <w:rPr>
+          <w:lang w:val="pt_PT" w:bidi="pt_PT"/>
+        </w:rPr>
+        <w:t>וּ⁠מַזְמְרֹֽתֵי⁠כֶ֖ם</w:t>
+      </w:r>
+    </w:p>
+    <w:p>
+      <w:pPr/>
+      <w:r>
+        <w:rPr>
+          <w:lang w:val="pt_PT" w:bidi="pt_PT"/>
+        </w:rPr>
+      </w:r>
+      <w:r>
+        <w:rPr>
           <w:b/>
           <w:lang w:val="pt_PT" w:bidi="pt_PT"/>
         </w:rPr>
@@ -26920,6 +29202,20 @@
       </w:r>
       <w:r>
         <w:rPr>
+          <w:lang w:val="pt_PT" w:bidi="pt_PT"/>
+        </w:rPr>
+        <w:t>הַֽ⁠חַלָּ֔שׁ</w:t>
+      </w:r>
+    </w:p>
+    <w:p>
+      <w:pPr/>
+      <w:r>
+        <w:rPr>
+          <w:lang w:val="pt_PT" w:bidi="pt_PT"/>
+        </w:rPr>
+      </w:r>
+      <w:r>
+        <w:rPr>
           <w:b/>
           <w:lang w:val="pt_PT" w:bidi="pt_PT"/>
         </w:rPr>
@@ -27016,6 +29312,20 @@
       </w:r>
       <w:r>
         <w:rPr>
+          <w:lang w:val="pt_PT" w:bidi="pt_PT"/>
+        </w:rPr>
+        <w:t>ע֣וּשׁוּ וָ⁠בֹ֧אוּ</w:t>
+      </w:r>
+    </w:p>
+    <w:p>
+      <w:pPr/>
+      <w:r>
+        <w:rPr>
+          <w:lang w:val="pt_PT" w:bidi="pt_PT"/>
+        </w:rPr>
+      </w:r>
+      <w:r>
+        <w:rPr>
           <w:b/>
           <w:lang w:val="pt_PT" w:bidi="pt_PT"/>
         </w:rPr>
@@ -27160,6 +29470,20 @@
         <w:rPr>
           <w:lang w:val="pt_PT" w:bidi="pt_PT"/>
         </w:rPr>
+      </w:r>
+    </w:p>
+    <w:p>
+      <w:pPr/>
+      <w:r>
+        <w:rPr>
+          <w:lang w:val="pt_PT" w:bidi="pt_PT"/>
+        </w:rPr>
+      </w:r>
+      <w:r>
+        <w:rPr>
+          <w:lang w:val="pt_PT" w:bidi="pt_PT"/>
+        </w:rPr>
+        <w:t>יֵע֨וֹרוּ֙ &amp; הַ⁠גּוֹיִ֔ם</w:t>
       </w:r>
     </w:p>
     <w:p>
@@ -27369,6 +29693,20 @@
       </w:r>
       <w:r>
         <w:rPr>
+          <w:lang w:val="pt_PT" w:bidi="pt_PT"/>
+        </w:rPr>
+        <w:t>אֵשֵׁ֛ב לִ⁠שְׁפֹּ֥ט</w:t>
+      </w:r>
+    </w:p>
+    <w:p>
+      <w:pPr/>
+      <w:r>
+        <w:rPr>
+          <w:lang w:val="pt_PT" w:bidi="pt_PT"/>
+        </w:rPr>
+      </w:r>
+      <w:r>
+        <w:rPr>
           <w:b/>
           <w:lang w:val="pt_PT" w:bidi="pt_PT"/>
         </w:rPr>
@@ -27621,6 +29959,20 @@
       </w:r>
       <w:r>
         <w:rPr>
+          <w:lang w:val="pt_PT" w:bidi="pt_PT"/>
+        </w:rPr>
+        <w:t>שִׁלְח֣וּ מַגָּ֔ל</w:t>
+      </w:r>
+    </w:p>
+    <w:p>
+      <w:pPr/>
+      <w:r>
+        <w:rPr>
+          <w:lang w:val="pt_PT" w:bidi="pt_PT"/>
+        </w:rPr>
+      </w:r>
+      <w:r>
+        <w:rPr>
           <w:b/>
           <w:lang w:val="pt_PT" w:bidi="pt_PT"/>
         </w:rPr>
@@ -27730,6 +30082,20 @@
       </w:r>
       <w:r>
         <w:rPr>
+          <w:lang w:val="pt_PT" w:bidi="pt_PT"/>
+        </w:rPr>
+        <w:t>שִׁלְח֣וּ מַגָּ֔ל</w:t>
+      </w:r>
+    </w:p>
+    <w:p>
+      <w:pPr/>
+      <w:r>
+        <w:rPr>
+          <w:lang w:val="pt_PT" w:bidi="pt_PT"/>
+        </w:rPr>
+      </w:r>
+      <w:r>
+        <w:rPr>
           <w:b/>
           <w:lang w:val="pt_PT" w:bidi="pt_PT"/>
         </w:rPr>
@@ -27828,6 +30194,20 @@
         <w:rPr>
           <w:lang w:val="pt_PT" w:bidi="pt_PT"/>
         </w:rPr>
+      </w:r>
+    </w:p>
+    <w:p>
+      <w:pPr/>
+      <w:r>
+        <w:rPr>
+          <w:lang w:val="pt_PT" w:bidi="pt_PT"/>
+        </w:rPr>
+      </w:r>
+      <w:r>
+        <w:rPr>
+          <w:lang w:val="pt_PT" w:bidi="pt_PT"/>
+        </w:rPr>
+        <w:t>שִׁלְח֣וּ</w:t>
       </w:r>
     </w:p>
     <w:p>
@@ -28005,6 +30385,20 @@
       </w:r>
       <w:r>
         <w:rPr>
+          <w:lang w:val="pt_PT" w:bidi="pt_PT"/>
+        </w:rPr>
+        <w:t>בֹּ֤אֽוּ רְדוּ֙ כִּֽי־מָ֣לְאָה גַּ֔ת</w:t>
+      </w:r>
+    </w:p>
+    <w:p>
+      <w:pPr/>
+      <w:r>
+        <w:rPr>
+          <w:lang w:val="pt_PT" w:bidi="pt_PT"/>
+        </w:rPr>
+      </w:r>
+      <w:r>
+        <w:rPr>
           <w:b/>
           <w:lang w:val="pt_PT" w:bidi="pt_PT"/>
         </w:rPr>
@@ -28555,6 +30949,20 @@
         <w:rPr>
           <w:lang w:val="pt_PT" w:bidi="pt_PT"/>
         </w:rPr>
+      </w:r>
+    </w:p>
+    <w:p>
+      <w:pPr/>
+      <w:r>
+        <w:rPr>
+          <w:lang w:val="pt_PT" w:bidi="pt_PT"/>
+        </w:rPr>
+      </w:r>
+      <w:r>
+        <w:rPr>
+          <w:lang w:val="pt_PT" w:bidi="pt_PT"/>
+        </w:rPr>
+        <w:t>שֶׁ֥מֶשׁ וְ⁠יָרֵ֖חַ קָדָ֑רוּ וְ⁠כוֹכָבִ֖ים אָסְפ֥וּ נָגְהָֽ⁠ם</w:t>
       </w:r>
     </w:p>
     <w:p>
@@ -28815,6 +31223,20 @@
       </w:r>
       <w:r>
         <w:rPr>
+          <w:lang w:val="pt_PT" w:bidi="pt_PT"/>
+        </w:rPr>
+        <w:t>וַ⁠יהוָ֞ה מִ⁠צִּיּ֣וֹן יִשְׁאָ֗ג</w:t>
+      </w:r>
+    </w:p>
+    <w:p>
+      <w:pPr/>
+      <w:r>
+        <w:rPr>
+          <w:lang w:val="pt_PT" w:bidi="pt_PT"/>
+        </w:rPr>
+      </w:r>
+      <w:r>
+        <w:rPr>
           <w:b/>
           <w:lang w:val="pt_PT" w:bidi="pt_PT"/>
         </w:rPr>
@@ -28933,6 +31355,20 @@
         <w:rPr>
           <w:lang w:val="pt_PT" w:bidi="pt_PT"/>
         </w:rPr>
+      </w:r>
+    </w:p>
+    <w:p>
+      <w:pPr/>
+      <w:r>
+        <w:rPr>
+          <w:lang w:val="pt_PT" w:bidi="pt_PT"/>
+        </w:rPr>
+      </w:r>
+      <w:r>
+        <w:rPr>
+          <w:lang w:val="pt_PT" w:bidi="pt_PT"/>
+        </w:rPr>
+        <w:t>וְ⁠רָעֲשׁ֖וּ שָׁמַ֣יִם וָ⁠אָ֑רֶץ</w:t>
       </w:r>
     </w:p>
     <w:p>
@@ -29331,6 +31767,20 @@
       </w:r>
       <w:r>
         <w:rPr>
+          <w:lang w:val="pt_PT" w:bidi="pt_PT"/>
+        </w:rPr>
+        <w:t>וִֽ⁠ידַעְתֶּ֗ם</w:t>
+      </w:r>
+    </w:p>
+    <w:p>
+      <w:pPr/>
+      <w:r>
+        <w:rPr>
+          <w:lang w:val="pt_PT" w:bidi="pt_PT"/>
+        </w:rPr>
+      </w:r>
+      <w:r>
+        <w:rPr>
           <w:b/>
           <w:lang w:val="pt_PT" w:bidi="pt_PT"/>
         </w:rPr>
@@ -29564,6 +32014,20 @@
       </w:r>
       <w:r>
         <w:rPr>
+          <w:lang w:val="pt_PT" w:bidi="pt_PT"/>
+        </w:rPr>
+        <w:t>וְ⁠הָיָה֩ בַ⁠יּ֨וֹם הַ⁠ה֜וּא</w:t>
+      </w:r>
+    </w:p>
+    <w:p>
+      <w:pPr/>
+      <w:r>
+        <w:rPr>
+          <w:lang w:val="pt_PT" w:bidi="pt_PT"/>
+        </w:rPr>
+      </w:r>
+      <w:r>
+        <w:rPr>
           <w:b/>
           <w:lang w:val="pt_PT" w:bidi="pt_PT"/>
         </w:rPr>
@@ -29661,6 +32125,20 @@
       </w:r>
       <w:r>
         <w:rPr>
+          <w:lang w:val="pt_PT" w:bidi="pt_PT"/>
+        </w:rPr>
+        <w:t>בַ⁠יּ֨וֹם הַ⁠ה֜וּא</w:t>
+      </w:r>
+    </w:p>
+    <w:p>
+      <w:pPr/>
+      <w:r>
+        <w:rPr>
+          <w:lang w:val="pt_PT" w:bidi="pt_PT"/>
+        </w:rPr>
+      </w:r>
+      <w:r>
+        <w:rPr>
           <w:b/>
           <w:lang w:val="pt_PT" w:bidi="pt_PT"/>
         </w:rPr>
@@ -30018,6 +32496,20 @@
         <w:rPr>
           <w:lang w:val="pt_PT" w:bidi="pt_PT"/>
         </w:rPr>
+      </w:r>
+    </w:p>
+    <w:p>
+      <w:pPr/>
+      <w:r>
+        <w:rPr>
+          <w:lang w:val="pt_PT" w:bidi="pt_PT"/>
+        </w:rPr>
+      </w:r>
+      <w:r>
+        <w:rPr>
+          <w:lang w:val="pt_PT" w:bidi="pt_PT"/>
+        </w:rPr>
+        <w:t>וּ⁠מַעְיָ֗ן</w:t>
       </w:r>
     </w:p>
     <w:p>
@@ -30266,6 +32758,20 @@
       </w:r>
       <w:r>
         <w:rPr>
+          <w:lang w:val="pt_PT" w:bidi="pt_PT"/>
+        </w:rPr>
+        <w:t>אֶת־נַ֥חַל הַ⁠שִּׁטִּֽים</w:t>
+      </w:r>
+    </w:p>
+    <w:p>
+      <w:pPr/>
+      <w:r>
+        <w:rPr>
+          <w:lang w:val="pt_PT" w:bidi="pt_PT"/>
+        </w:rPr>
+      </w:r>
+      <w:r>
+        <w:rPr>
           <w:b/>
           <w:lang w:val="pt_PT" w:bidi="pt_PT"/>
         </w:rPr>
@@ -30518,6 +33024,20 @@
       </w:r>
       <w:r>
         <w:rPr>
+          <w:lang w:val="pt_PT" w:bidi="pt_PT"/>
+        </w:rPr>
+        <w:t>מֵֽ⁠חֲמַס֙ בְּנֵ֣י יְהוּדָ֔ה</w:t>
+      </w:r>
+    </w:p>
+    <w:p>
+      <w:pPr/>
+      <w:r>
+        <w:rPr>
+          <w:lang w:val="pt_PT" w:bidi="pt_PT"/>
+        </w:rPr>
+      </w:r>
+      <w:r>
+        <w:rPr>
           <w:b/>
           <w:lang w:val="pt_PT" w:bidi="pt_PT"/>
         </w:rPr>
@@ -30654,6 +33174,20 @@
       </w:r>
       <w:r>
         <w:rPr>
+          <w:lang w:val="pt_PT" w:bidi="pt_PT"/>
+        </w:rPr>
+        <w:t>שָׁפְכ֥וּ דָם־נָקִ֖יא</w:t>
+      </w:r>
+    </w:p>
+    <w:p>
+      <w:pPr/>
+      <w:r>
+        <w:rPr>
+          <w:lang w:val="pt_PT" w:bidi="pt_PT"/>
+        </w:rPr>
+      </w:r>
+      <w:r>
+        <w:rPr>
           <w:b/>
           <w:lang w:val="pt_PT" w:bidi="pt_PT"/>
         </w:rPr>
@@ -30783,6 +33317,20 @@
       </w:r>
       <w:r>
         <w:rPr>
+          <w:lang w:val="pt_PT" w:bidi="pt_PT"/>
+        </w:rPr>
+        <w:t>בְּ⁠אַרְצָֽ⁠ם</w:t>
+      </w:r>
+    </w:p>
+    <w:p>
+      <w:pPr/>
+      <w:r>
+        <w:rPr>
+          <w:lang w:val="pt_PT" w:bidi="pt_PT"/>
+        </w:rPr>
+      </w:r>
+      <w:r>
+        <w:rPr>
           <w:b/>
           <w:lang w:val="pt_PT" w:bidi="pt_PT"/>
         </w:rPr>
@@ -30931,6 +33479,20 @@
       </w:r>
       <w:r>
         <w:rPr>
+          <w:lang w:val="pt_PT" w:bidi="pt_PT"/>
+        </w:rPr>
+        <w:t>וִ⁠יהוּדָ֖ה</w:t>
+      </w:r>
+    </w:p>
+    <w:p>
+      <w:pPr/>
+      <w:r>
+        <w:rPr>
+          <w:lang w:val="pt_PT" w:bidi="pt_PT"/>
+        </w:rPr>
+      </w:r>
+      <w:r>
+        <w:rPr>
           <w:b/>
           <w:lang w:val="pt_PT" w:bidi="pt_PT"/>
         </w:rPr>
@@ -31073,6 +33635,20 @@
       </w:r>
       <w:r>
         <w:rPr>
+          <w:lang w:val="pt_PT" w:bidi="pt_PT"/>
+        </w:rPr>
+        <w:t>וִ⁠ירוּשָׁלִַ֖ם לְ⁠ד֥וֹר וָ⁠דֽוֹר</w:t>
+      </w:r>
+    </w:p>
+    <w:p>
+      <w:pPr/>
+      <w:r>
+        <w:rPr>
+          <w:lang w:val="pt_PT" w:bidi="pt_PT"/>
+        </w:rPr>
+      </w:r>
+      <w:r>
+        <w:rPr>
           <w:b/>
           <w:lang w:val="pt_PT" w:bidi="pt_PT"/>
         </w:rPr>
@@ -31158,6 +33734,20 @@
         <w:rPr>
           <w:lang w:val="pt_PT" w:bidi="pt_PT"/>
         </w:rPr>
+      </w:r>
+    </w:p>
+    <w:p>
+      <w:pPr/>
+      <w:r>
+        <w:rPr>
+          <w:lang w:val="pt_PT" w:bidi="pt_PT"/>
+        </w:rPr>
+      </w:r>
+      <w:r>
+        <w:rPr>
+          <w:lang w:val="pt_PT" w:bidi="pt_PT"/>
+        </w:rPr>
+        <w:t>לְ⁠ד֥וֹר וָ⁠דֽוֹר</w:t>
       </w:r>
     </w:p>
     <w:p>
@@ -31413,6 +34003,20 @@
       </w:r>
       <w:r>
         <w:rPr>
+          <w:lang w:val="pt_PT" w:bidi="pt_PT"/>
+        </w:rPr>
+        <w:t>דָּמָ֣⁠ם</w:t>
+      </w:r>
+    </w:p>
+    <w:p>
+      <w:pPr/>
+      <w:r>
+        <w:rPr>
+          <w:lang w:val="pt_PT" w:bidi="pt_PT"/>
+        </w:rPr>
+      </w:r>
+      <w:r>
+        <w:rPr>
           <w:b/>
           <w:lang w:val="pt_PT" w:bidi="pt_PT"/>
         </w:rPr>
@@ -31511,6 +34115,20 @@
         <w:rPr>
           <w:lang w:val="pt_PT" w:bidi="pt_PT"/>
         </w:rPr>
+      </w:r>
+    </w:p>
+    <w:p>
+      <w:pPr/>
+      <w:r>
+        <w:rPr>
+          <w:lang w:val="pt_PT" w:bidi="pt_PT"/>
+        </w:rPr>
+      </w:r>
+      <w:r>
+        <w:rPr>
+          <w:lang w:val="pt_PT" w:bidi="pt_PT"/>
+        </w:rPr>
+        <w:t>וַֽ⁠יהוָ֖ה שֹׁכֵ֥ן בְּ⁠צִיּֽוֹן</w:t>
       </w:r>
     </w:p>
     <w:p>

--- a/por/docx/29.content.docx
+++ b/por/docx/29.content.docx
@@ -207,6 +207,20 @@
       </w:r>
       <w:r>
         <w:rPr>
+          <w:lang w:val="pt_PT" w:bidi="pt_PT"/>
+        </w:rPr>
+        <w:t>פְּתוּאֵֽל</w:t>
+      </w:r>
+    </w:p>
+    <w:p>
+      <w:pPr/>
+      <w:r>
+        <w:rPr>
+          <w:lang w:val="pt_PT" w:bidi="pt_PT"/>
+        </w:rPr>
+      </w:r>
+      <w:r>
+        <w:rPr>
           <w:b/>
           <w:lang w:val="pt_PT" w:bidi="pt_PT"/>
         </w:rPr>
@@ -522,6 +536,20 @@
       </w:r>
       <w:r>
         <w:rPr>
+          <w:lang w:val="pt_PT" w:bidi="pt_PT"/>
+        </w:rPr>
+        <w:t>שִׁמְעוּ־זֹאת֙ הַ⁠זְּקֵנִ֔ים וְ⁠הַֽאֲזִ֔ינוּ כֹּ֖ל יוֹשְׁבֵ֣י הָ⁠אָ֑רֶץ</w:t>
+      </w:r>
+    </w:p>
+    <w:p>
+      <w:pPr/>
+      <w:r>
+        <w:rPr>
+          <w:lang w:val="pt_PT" w:bidi="pt_PT"/>
+        </w:rPr>
+      </w:r>
+      <w:r>
+        <w:rPr>
           <w:b/>
           <w:lang w:val="pt_PT" w:bidi="pt_PT"/>
         </w:rPr>
@@ -605,6 +633,20 @@
       </w:r>
       <w:r>
         <w:rPr>
+          <w:lang w:val="pt_PT" w:bidi="pt_PT"/>
+        </w:rPr>
+        <w:t>הֶ⁠הָ֤יְתָה זֹּאת֙ בִּֽ⁠ימֵי⁠כֶ֔ם וְ⁠אִ֖ם בִּ⁠ימֵ֥י אֲבֹֽתֵי⁠כֶֽם</w:t>
+      </w:r>
+    </w:p>
+    <w:p>
+      <w:pPr/>
+      <w:r>
+        <w:rPr>
+          <w:lang w:val="pt_PT" w:bidi="pt_PT"/>
+        </w:rPr>
+      </w:r>
+      <w:r>
+        <w:rPr>
           <w:b/>
           <w:lang w:val="pt_PT" w:bidi="pt_PT"/>
         </w:rPr>
@@ -921,6 +963,20 @@
       </w:r>
       <w:r>
         <w:rPr>
+          <w:lang w:val="pt_PT" w:bidi="pt_PT"/>
+        </w:rPr>
+        <w:t>וּ⁠בְנֵי⁠כֶם֙ לִ⁠בְנֵי⁠הֶ֔ם וּ⁠בְנֵי⁠הֶ֖ם לְ⁠ד֥וֹר אַחֵֽר</w:t>
+      </w:r>
+    </w:p>
+    <w:p>
+      <w:pPr/>
+      <w:r>
+        <w:rPr>
+          <w:lang w:val="pt_PT" w:bidi="pt_PT"/>
+        </w:rPr>
+      </w:r>
+      <w:r>
+        <w:rPr>
           <w:b/>
           <w:lang w:val="pt_PT" w:bidi="pt_PT"/>
         </w:rPr>
@@ -1004,6 +1060,20 @@
       </w:r>
       <w:r>
         <w:rPr>
+          <w:lang w:val="pt_PT" w:bidi="pt_PT"/>
+        </w:rPr>
+        <w:t>לִ⁠בְנֵי⁠כֶ֣ם &amp; וּ⁠בְנֵי⁠כֶם֙ לִ⁠בְנֵי⁠הֶ֔ם וּ⁠בְנֵי⁠הֶ֖ם</w:t>
+      </w:r>
+    </w:p>
+    <w:p>
+      <w:pPr/>
+      <w:r>
+        <w:rPr>
+          <w:lang w:val="pt_PT" w:bidi="pt_PT"/>
+        </w:rPr>
+      </w:r>
+      <w:r>
+        <w:rPr>
           <w:b/>
           <w:lang w:val="pt_PT" w:bidi="pt_PT"/>
         </w:rPr>
@@ -1100,6 +1170,20 @@
       </w:r>
       <w:r>
         <w:rPr>
+          <w:lang w:val="pt_PT" w:bidi="pt_PT"/>
+        </w:rPr>
+        <w:t>עָלֶ֖⁠יהָ לִ⁠בְנֵי⁠כֶ֣ם סַפֵּ֑רוּ וּ⁠בְנֵי⁠כֶם֙</w:t>
+      </w:r>
+    </w:p>
+    <w:p>
+      <w:pPr/>
+      <w:r>
+        <w:rPr>
+          <w:lang w:val="pt_PT" w:bidi="pt_PT"/>
+        </w:rPr>
+      </w:r>
+      <w:r>
+        <w:rPr>
           <w:b/>
           <w:lang w:val="pt_PT" w:bidi="pt_PT"/>
         </w:rPr>
@@ -1209,6 +1293,20 @@
       </w:r>
       <w:r>
         <w:rPr>
+          <w:lang w:val="pt_PT" w:bidi="pt_PT"/>
+        </w:rPr>
+        <w:t>יֶ֤תֶר הַ⁠גָּזָם֙ אָכַ֣ל הָֽ⁠אַרְבֶּ֔ה וְ⁠יֶ֥תֶר הָ⁠אַרְבֶּ֖ה אָכַ֣ל הַ⁠יָּ֑לֶק וְ⁠יֶ֣תֶר הַ⁠יֶּ֔לֶק אָכַ֖ל הֶ⁠חָסִֽיל</w:t>
+      </w:r>
+    </w:p>
+    <w:p>
+      <w:pPr/>
+      <w:r>
+        <w:rPr>
+          <w:lang w:val="pt_PT" w:bidi="pt_PT"/>
+        </w:rPr>
+      </w:r>
+      <w:r>
+        <w:rPr>
           <w:b/>
           <w:lang w:val="pt_PT" w:bidi="pt_PT"/>
         </w:rPr>
@@ -1305,6 +1403,20 @@
       </w:r>
       <w:r>
         <w:rPr>
+          <w:lang w:val="pt_PT" w:bidi="pt_PT"/>
+        </w:rPr>
+        <w:t>יֶ֤תֶר הַ⁠גָּזָם֙ אָכַ֣ל הָֽ⁠אַרְבֶּ֔ה וְ⁠יֶ֥תֶר הָ⁠אַרְבֶּ֖ה אָכַ֣ל הַ⁠יָּ֑לֶק וְ⁠יֶ֣תֶר הַ⁠יֶּ֔לֶק אָכַ֖ל הֶ⁠חָסִֽיל</w:t>
+      </w:r>
+    </w:p>
+    <w:p>
+      <w:pPr/>
+      <w:r>
+        <w:rPr>
+          <w:lang w:val="pt_PT" w:bidi="pt_PT"/>
+        </w:rPr>
+      </w:r>
+      <w:r>
+        <w:rPr>
           <w:b/>
           <w:lang w:val="pt_PT" w:bidi="pt_PT"/>
         </w:rPr>
@@ -1388,6 +1500,20 @@
       </w:r>
       <w:r>
         <w:rPr>
+          <w:lang w:val="pt_PT" w:bidi="pt_PT"/>
+        </w:rPr>
+        <w:t>יֶ֤תֶר הַ⁠גָּזָם֙ אָכַ֣ל הָֽ⁠אַרְבֶּ֔ה וְ⁠יֶ֥תֶר הָ⁠אַרְבֶּ֖ה אָכַ֣ל הַ⁠יָּ֑לֶק וְ⁠יֶ֣תֶר הַ⁠יֶּ֔לֶק אָכַ֖ל הֶ⁠חָסִֽיל</w:t>
+      </w:r>
+    </w:p>
+    <w:p>
+      <w:pPr/>
+      <w:r>
+        <w:rPr>
+          <w:lang w:val="pt_PT" w:bidi="pt_PT"/>
+        </w:rPr>
+      </w:r>
+      <w:r>
+        <w:rPr>
           <w:b/>
           <w:lang w:val="pt_PT" w:bidi="pt_PT"/>
         </w:rPr>
@@ -1536,6 +1662,20 @@
       </w:r>
       <w:r>
         <w:rPr>
+          <w:lang w:val="pt_PT" w:bidi="pt_PT"/>
+        </w:rPr>
+        <w:t>הָקִ֤יצוּ שִׁכּוֹרִים֙ וּ⁠בְכ֔וּ וְ⁠הֵילִ֖לוּ כָּל־שֹׁ֣תֵי יָ֑יִן עַל־עָסִ֕יס כִּ֥י נִכְרַ֖ת מִ⁠פִּי⁠כֶֽם</w:t>
+      </w:r>
+    </w:p>
+    <w:p>
+      <w:pPr/>
+      <w:r>
+        <w:rPr>
+          <w:lang w:val="pt_PT" w:bidi="pt_PT"/>
+        </w:rPr>
+      </w:r>
+      <w:r>
+        <w:rPr>
           <w:b/>
           <w:lang w:val="pt_PT" w:bidi="pt_PT"/>
         </w:rPr>
@@ -1852,6 +1992,20 @@
       </w:r>
       <w:r>
         <w:rPr>
+          <w:lang w:val="pt_PT" w:bidi="pt_PT"/>
+        </w:rPr>
+        <w:t>נִכְרַ֖ת מִ⁠פִּי⁠כֶֽם</w:t>
+      </w:r>
+    </w:p>
+    <w:p>
+      <w:pPr/>
+      <w:r>
+        <w:rPr>
+          <w:lang w:val="pt_PT" w:bidi="pt_PT"/>
+        </w:rPr>
+      </w:r>
+      <w:r>
+        <w:rPr>
           <w:b/>
           <w:lang w:val="pt_PT" w:bidi="pt_PT"/>
         </w:rPr>
@@ -2058,6 +2212,20 @@
       </w:r>
       <w:r>
         <w:rPr>
+          <w:lang w:val="pt_PT" w:bidi="pt_PT"/>
+        </w:rPr>
+        <w:t>גוֹי֙ עָלָ֣ה עַל־אַרְצִ֔⁠י</w:t>
+      </w:r>
+    </w:p>
+    <w:p>
+      <w:pPr/>
+      <w:r>
+        <w:rPr>
+          <w:lang w:val="pt_PT" w:bidi="pt_PT"/>
+        </w:rPr>
+      </w:r>
+      <w:r>
+        <w:rPr>
           <w:b/>
           <w:lang w:val="pt_PT" w:bidi="pt_PT"/>
         </w:rPr>
@@ -2484,6 +2652,20 @@
       </w:r>
       <w:r>
         <w:rPr>
+          <w:lang w:val="pt_PT" w:bidi="pt_PT"/>
+        </w:rPr>
+        <w:t>שִׁנָּי⁠ו֙ שִׁנֵּ֣י אַרְיֵ֔ה וּֽ⁠מְתַלְּע֥וֹת לָבִ֖יא לֽ⁠וֹ</w:t>
+      </w:r>
+    </w:p>
+    <w:p>
+      <w:pPr/>
+      <w:r>
+        <w:rPr>
+          <w:lang w:val="pt_PT" w:bidi="pt_PT"/>
+        </w:rPr>
+      </w:r>
+      <w:r>
+        <w:rPr>
           <w:b/>
           <w:lang w:val="pt_PT" w:bidi="pt_PT"/>
         </w:rPr>
@@ -2677,6 +2859,20 @@
       </w:r>
       <w:r>
         <w:rPr>
+          <w:lang w:val="pt_PT" w:bidi="pt_PT"/>
+        </w:rPr>
+        <w:t>וּֽ⁠מְתַלְּע֥וֹת לָבִ֖יא לֽ⁠וֹ</w:t>
+      </w:r>
+    </w:p>
+    <w:p>
+      <w:pPr/>
+      <w:r>
+        <w:rPr>
+          <w:lang w:val="pt_PT" w:bidi="pt_PT"/>
+        </w:rPr>
+      </w:r>
+      <w:r>
+        <w:rPr>
           <w:b/>
           <w:lang w:val="pt_PT" w:bidi="pt_PT"/>
         </w:rPr>
@@ -2760,6 +2956,20 @@
       </w:r>
       <w:r>
         <w:rPr>
+          <w:lang w:val="pt_PT" w:bidi="pt_PT"/>
+        </w:rPr>
+        <w:t>שָׂ֤ם גַּפְנִ⁠י֙ לְ⁠שַׁמָּ֔ה וּ⁠תְאֵנָתִ֖⁠י לִ⁠קְצָפָ֑ה</w:t>
+      </w:r>
+    </w:p>
+    <w:p>
+      <w:pPr/>
+      <w:r>
+        <w:rPr>
+          <w:lang w:val="pt_PT" w:bidi="pt_PT"/>
+        </w:rPr>
+      </w:r>
+      <w:r>
+        <w:rPr>
           <w:b/>
           <w:lang w:val="pt_PT" w:bidi="pt_PT"/>
         </w:rPr>
@@ -2869,6 +3079,20 @@
       </w:r>
       <w:r>
         <w:rPr>
+          <w:lang w:val="pt_PT" w:bidi="pt_PT"/>
+        </w:rPr>
+        <w:t>שָׂ֤ם גַּפְנִ⁠י֙ לְ⁠שַׁמָּ֔ה</w:t>
+      </w:r>
+    </w:p>
+    <w:p>
+      <w:pPr/>
+      <w:r>
+        <w:rPr>
+          <w:lang w:val="pt_PT" w:bidi="pt_PT"/>
+        </w:rPr>
+      </w:r>
+      <w:r>
+        <w:rPr>
           <w:b/>
           <w:lang w:val="pt_PT" w:bidi="pt_PT"/>
         </w:rPr>
@@ -3444,6 +3668,20 @@
       </w:r>
       <w:r>
         <w:rPr>
+          <w:lang w:val="pt_PT" w:bidi="pt_PT"/>
+        </w:rPr>
+        <w:t>כִּ⁠בְתוּלָ֥ה חֲגֻֽרַת־שַׂ֖ק עַל־בַּ֥עַל נְעוּרֶֽי⁠הָ</w:t>
+      </w:r>
+    </w:p>
+    <w:p>
+      <w:pPr/>
+      <w:r>
+        <w:rPr>
+          <w:lang w:val="pt_PT" w:bidi="pt_PT"/>
+        </w:rPr>
+      </w:r>
+      <w:r>
+        <w:rPr>
           <w:b/>
           <w:lang w:val="pt_PT" w:bidi="pt_PT"/>
         </w:rPr>
@@ -4005,6 +4243,20 @@
       </w:r>
       <w:r>
         <w:rPr>
+          <w:lang w:val="pt_PT" w:bidi="pt_PT"/>
+        </w:rPr>
+        <w:t>הָכְרַ֥ת מִנְחָ֛ה וָ⁠נֶ֖סֶךְ</w:t>
+      </w:r>
+    </w:p>
+    <w:p>
+      <w:pPr/>
+      <w:r>
+        <w:rPr>
+          <w:lang w:val="pt_PT" w:bidi="pt_PT"/>
+        </w:rPr>
+      </w:r>
+      <w:r>
+        <w:rPr>
           <w:b/>
           <w:lang w:val="pt_PT" w:bidi="pt_PT"/>
         </w:rPr>
@@ -4334,6 +4586,20 @@
       </w:r>
       <w:r>
         <w:rPr>
+          <w:lang w:val="pt_PT" w:bidi="pt_PT"/>
+        </w:rPr>
+        <w:t>שֻׁדַּ֣ד שָׂדֶ֔ה אָבְלָ֖ה אֲדָמָ֑ה כִּ֚י שֻׁדַּ֣ד דָּגָ֔ן</w:t>
+      </w:r>
+    </w:p>
+    <w:p>
+      <w:pPr/>
+      <w:r>
+        <w:rPr>
+          <w:lang w:val="pt_PT" w:bidi="pt_PT"/>
+        </w:rPr>
+      </w:r>
+      <w:r>
+        <w:rPr>
           <w:b/>
           <w:lang w:val="pt_PT" w:bidi="pt_PT"/>
         </w:rPr>
@@ -4417,6 +4683,20 @@
       </w:r>
       <w:r>
         <w:rPr>
+          <w:lang w:val="pt_PT" w:bidi="pt_PT"/>
+        </w:rPr>
+        <w:t>שֻׁדַּ֣ד שָׂדֶ֔ה &amp; שֻׁדַּ֣ד</w:t>
+      </w:r>
+    </w:p>
+    <w:p>
+      <w:pPr/>
+      <w:r>
+        <w:rPr>
+          <w:lang w:val="pt_PT" w:bidi="pt_PT"/>
+        </w:rPr>
+      </w:r>
+      <w:r>
+        <w:rPr>
           <w:b/>
           <w:lang w:val="pt_PT" w:bidi="pt_PT"/>
         </w:rPr>
@@ -5128,6 +5408,20 @@
       </w:r>
       <w:r>
         <w:rPr>
+          <w:lang w:val="pt_PT" w:bidi="pt_PT"/>
+        </w:rPr>
+        <w:t>הַ⁠גֶּ֣פֶן הוֹבִ֔ישָׁה וְ⁠הַ⁠תְּאֵנָ֖ה אֻמְלָ֑לָה רִמּ֞וֹן גַּם־תָּמָ֣ר וְ⁠תַפּ֗וּחַ</w:t>
+      </w:r>
+    </w:p>
+    <w:p>
+      <w:pPr/>
+      <w:r>
+        <w:rPr>
+          <w:lang w:val="pt_PT" w:bidi="pt_PT"/>
+        </w:rPr>
+      </w:r>
+      <w:r>
+        <w:rPr>
           <w:b/>
           <w:lang w:val="pt_PT" w:bidi="pt_PT"/>
         </w:rPr>
@@ -5522,6 +5816,20 @@
       </w:r>
       <w:r>
         <w:rPr>
+          <w:lang w:val="pt_PT" w:bidi="pt_PT"/>
+        </w:rPr>
+        <w:t>כָּל־עֲצֵ֤י הַ⁠שָּׂדֶה֙ יָבֵ֔שׁוּ</w:t>
+      </w:r>
+    </w:p>
+    <w:p>
+      <w:pPr/>
+      <w:r>
+        <w:rPr>
+          <w:lang w:val="pt_PT" w:bidi="pt_PT"/>
+        </w:rPr>
+      </w:r>
+      <w:r>
+        <w:rPr>
           <w:b/>
           <w:lang w:val="pt_PT" w:bidi="pt_PT"/>
         </w:rPr>
@@ -5605,6 +5913,20 @@
       </w:r>
       <w:r>
         <w:rPr>
+          <w:lang w:val="pt_PT" w:bidi="pt_PT"/>
+        </w:rPr>
+        <w:t>הֹבִ֥ישׁ שָׂשׂ֖וֹן מִן־בְּנֵ֥י אָדָֽם</w:t>
+      </w:r>
+    </w:p>
+    <w:p>
+      <w:pPr/>
+      <w:r>
+        <w:rPr>
+          <w:lang w:val="pt_PT" w:bidi="pt_PT"/>
+        </w:rPr>
+      </w:r>
+      <w:r>
+        <w:rPr>
           <w:b/>
           <w:lang w:val="pt_PT" w:bidi="pt_PT"/>
         </w:rPr>
@@ -6109,6 +6431,20 @@
       </w:r>
       <w:r>
         <w:rPr>
+          <w:lang w:val="pt_PT" w:bidi="pt_PT"/>
+        </w:rPr>
+        <w:t>נִמְנַ֛ע &amp; מִנְחָ֥ה וָ⁠נָֽסֶךְ</w:t>
+      </w:r>
+    </w:p>
+    <w:p>
+      <w:pPr/>
+      <w:r>
+        <w:rPr>
+          <w:lang w:val="pt_PT" w:bidi="pt_PT"/>
+        </w:rPr>
+      </w:r>
+      <w:r>
+        <w:rPr>
           <w:b/>
           <w:lang w:val="pt_PT" w:bidi="pt_PT"/>
         </w:rPr>
@@ -6975,6 +7311,20 @@
       </w:r>
       <w:r>
         <w:rPr>
+          <w:lang w:val="pt_PT" w:bidi="pt_PT"/>
+        </w:rPr>
+        <w:t>וּ⁠כְ⁠שֹׁ֖ד מִ⁠שַׁדַּ֥י יָבֽוֹא</w:t>
+      </w:r>
+    </w:p>
+    <w:p>
+      <w:pPr/>
+      <w:r>
+        <w:rPr>
+          <w:lang w:val="pt_PT" w:bidi="pt_PT"/>
+        </w:rPr>
+      </w:r>
+      <w:r>
+        <w:rPr>
           <w:b/>
           <w:lang w:val="pt_PT" w:bidi="pt_PT"/>
         </w:rPr>
@@ -7194,6 +7544,20 @@
       </w:r>
       <w:r>
         <w:rPr>
+          <w:lang w:val="pt_PT" w:bidi="pt_PT"/>
+        </w:rPr>
+        <w:t>הֲ⁠ל֛וֹא נֶ֥גֶד עֵינֵ֖י⁠נוּ אֹ֣כֶל נִכְרָ֑ת מִ⁠בֵּ֥ית אֱלֹהֵ֖י⁠נוּ שִׂמְחָ֥ה וָ⁠גִֽיל</w:t>
+      </w:r>
+    </w:p>
+    <w:p>
+      <w:pPr/>
+      <w:r>
+        <w:rPr>
+          <w:lang w:val="pt_PT" w:bidi="pt_PT"/>
+        </w:rPr>
+      </w:r>
+      <w:r>
+        <w:rPr>
           <w:b/>
           <w:lang w:val="pt_PT" w:bidi="pt_PT"/>
         </w:rPr>
@@ -7290,6 +7654,20 @@
       </w:r>
       <w:r>
         <w:rPr>
+          <w:lang w:val="pt_PT" w:bidi="pt_PT"/>
+        </w:rPr>
+        <w:t>הֲ⁠ל֛וֹא נֶ֥גֶד עֵינֵ֖י⁠נוּ אֹ֣כֶל נִכְרָ֑ת</w:t>
+      </w:r>
+    </w:p>
+    <w:p>
+      <w:pPr/>
+      <w:r>
+        <w:rPr>
+          <w:lang w:val="pt_PT" w:bidi="pt_PT"/>
+        </w:rPr>
+      </w:r>
+      <w:r>
+        <w:rPr>
           <w:b/>
           <w:lang w:val="pt_PT" w:bidi="pt_PT"/>
         </w:rPr>
@@ -7716,6 +8094,20 @@
       </w:r>
       <w:r>
         <w:rPr>
+          <w:lang w:val="pt_PT" w:bidi="pt_PT"/>
+        </w:rPr>
+        <w:t>נֶהֶרְס֖וּ מַמְּגֻר֑וֹת</w:t>
+      </w:r>
+    </w:p>
+    <w:p>
+      <w:pPr/>
+      <w:r>
+        <w:rPr>
+          <w:lang w:val="pt_PT" w:bidi="pt_PT"/>
+        </w:rPr>
+      </w:r>
+      <w:r>
+        <w:rPr>
           <w:b/>
           <w:lang w:val="pt_PT" w:bidi="pt_PT"/>
         </w:rPr>
@@ -8459,6 +8851,20 @@
       </w:r>
       <w:r>
         <w:rPr>
+          <w:lang w:val="pt_PT" w:bidi="pt_PT"/>
+        </w:rPr>
+        <w:t>אֵלֶ֥י⁠ךָ יְהוָ֖ה אֶקְרָ֑א</w:t>
+      </w:r>
+    </w:p>
+    <w:p>
+      <w:pPr/>
+      <w:r>
+        <w:rPr>
+          <w:lang w:val="pt_PT" w:bidi="pt_PT"/>
+        </w:rPr>
+      </w:r>
+      <w:r>
+        <w:rPr>
           <w:b/>
           <w:lang w:val="pt_PT" w:bidi="pt_PT"/>
         </w:rPr>
@@ -8542,6 +8948,20 @@
       </w:r>
       <w:r>
         <w:rPr>
+          <w:lang w:val="pt_PT" w:bidi="pt_PT"/>
+        </w:rPr>
+        <w:t>כִּ֣י אֵ֗שׁ אָֽכְלָה֙ נְא֣וֹת מִדְבָּ֔ר</w:t>
+      </w:r>
+    </w:p>
+    <w:p>
+      <w:pPr/>
+      <w:r>
+        <w:rPr>
+          <w:lang w:val="pt_PT" w:bidi="pt_PT"/>
+        </w:rPr>
+      </w:r>
+      <w:r>
+        <w:rPr>
           <w:b/>
           <w:lang w:val="pt_PT" w:bidi="pt_PT"/>
         </w:rPr>
@@ -8638,6 +9058,20 @@
       </w:r>
       <w:r>
         <w:rPr>
+          <w:lang w:val="pt_PT" w:bidi="pt_PT"/>
+        </w:rPr>
+        <w:t>וְ⁠לֶ֣הָבָ֔ה לִהֲטָ֖ה כָּל־עֲצֵ֥י הַ⁠שָּׂדֶֽה</w:t>
+      </w:r>
+    </w:p>
+    <w:p>
+      <w:pPr/>
+      <w:r>
+        <w:rPr>
+          <w:lang w:val="pt_PT" w:bidi="pt_PT"/>
+        </w:rPr>
+      </w:r>
+      <w:r>
+        <w:rPr>
           <w:b/>
           <w:lang w:val="pt_PT" w:bidi="pt_PT"/>
         </w:rPr>
@@ -8760,6 +9194,20 @@
       </w:r>
       <w:r>
         <w:rPr>
+          <w:lang w:val="pt_PT" w:bidi="pt_PT"/>
+        </w:rPr>
+        <w:t>וְ⁠לֶ֣הָבָ֔ה לִהֲטָ֖ה כָּל־עֲצֵ֥י הַ⁠שָּׂדֶֽה</w:t>
+      </w:r>
+    </w:p>
+    <w:p>
+      <w:pPr/>
+      <w:r>
+        <w:rPr>
+          <w:lang w:val="pt_PT" w:bidi="pt_PT"/>
+        </w:rPr>
+      </w:r>
+      <w:r>
+        <w:rPr>
           <w:b/>
           <w:lang w:val="pt_PT" w:bidi="pt_PT"/>
         </w:rPr>
@@ -8955,6 +9403,20 @@
         <w:rPr>
           <w:lang w:val="pt_PT" w:bidi="pt_PT"/>
         </w:rPr>
+      </w:r>
+    </w:p>
+    <w:p>
+      <w:pPr/>
+      <w:r>
+        <w:rPr>
+          <w:lang w:val="pt_PT" w:bidi="pt_PT"/>
+        </w:rPr>
+      </w:r>
+      <w:r>
+        <w:rPr>
+          <w:lang w:val="pt_PT" w:bidi="pt_PT"/>
+        </w:rPr>
+        <w:t>וְ⁠אֵ֕שׁ אָכְלָ֖ה נְא֥וֹת הַ⁠מִּדְבָּֽר</w:t>
       </w:r>
     </w:p>
     <w:p>
@@ -9080,6 +9542,20 @@
       </w:r>
       <w:r>
         <w:rPr>
+          <w:lang w:val="pt_PT" w:bidi="pt_PT"/>
+        </w:rPr>
+        <w:t>תִּקְע֨וּ שׁוֹפָ֜ר בְּ⁠צִיּ֗וֹן וְ⁠הָרִ֨יעוּ֙ בְּ⁠הַ֣ר קָדְשִׁ֔⁠י</w:t>
+      </w:r>
+    </w:p>
+    <w:p>
+      <w:pPr/>
+      <w:r>
+        <w:rPr>
+          <w:lang w:val="pt_PT" w:bidi="pt_PT"/>
+        </w:rPr>
+      </w:r>
+      <w:r>
+        <w:rPr>
           <w:b/>
           <w:lang w:val="pt_PT" w:bidi="pt_PT"/>
         </w:rPr>
@@ -9396,6 +9872,20 @@
       </w:r>
       <w:r>
         <w:rPr>
+          <w:lang w:val="pt_PT" w:bidi="pt_PT"/>
+        </w:rPr>
+        <w:t>בְּ⁠הַ֣ר קָדְשִׁ֔⁠י</w:t>
+      </w:r>
+    </w:p>
+    <w:p>
+      <w:pPr/>
+      <w:r>
+        <w:rPr>
+          <w:lang w:val="pt_PT" w:bidi="pt_PT"/>
+        </w:rPr>
+      </w:r>
+      <w:r>
+        <w:rPr>
           <w:b/>
           <w:lang w:val="pt_PT" w:bidi="pt_PT"/>
         </w:rPr>
@@ -9604,6 +10094,20 @@
         <w:rPr>
           <w:lang w:val="pt_PT" w:bidi="pt_PT"/>
         </w:rPr>
+      </w:r>
+    </w:p>
+    <w:p>
+      <w:pPr/>
+      <w:r>
+        <w:rPr>
+          <w:lang w:val="pt_PT" w:bidi="pt_PT"/>
+        </w:rPr>
+      </w:r>
+      <w:r>
+        <w:rPr>
+          <w:lang w:val="pt_PT" w:bidi="pt_PT"/>
+        </w:rPr>
+        <w:t>יוֹם־יְהוָ֖ה</w:t>
       </w:r>
     </w:p>
     <w:p>
@@ -9729,6 +10233,20 @@
       </w:r>
       <w:r>
         <w:rPr>
+          <w:lang w:val="pt_PT" w:bidi="pt_PT"/>
+        </w:rPr>
+        <w:t>י֧וֹם חֹ֣שֶׁךְ וַ⁠אֲפֵלָ֗ה י֤וֹם עָנָן֙ וַ⁠עֲרָפֶ֔ל</w:t>
+      </w:r>
+    </w:p>
+    <w:p>
+      <w:pPr/>
+      <w:r>
+        <w:rPr>
+          <w:lang w:val="pt_PT" w:bidi="pt_PT"/>
+        </w:rPr>
+      </w:r>
+      <w:r>
+        <w:rPr>
           <w:b/>
           <w:lang w:val="pt_PT" w:bidi="pt_PT"/>
         </w:rPr>
@@ -9825,6 +10343,20 @@
       </w:r>
       <w:r>
         <w:rPr>
+          <w:lang w:val="pt_PT" w:bidi="pt_PT"/>
+        </w:rPr>
+        <w:t>עַד־שְׁנֵ֖י דּ֥וֹר וָ⁠דֽוֹר</w:t>
+      </w:r>
+    </w:p>
+    <w:p>
+      <w:pPr/>
+      <w:r>
+        <w:rPr>
+          <w:lang w:val="pt_PT" w:bidi="pt_PT"/>
+        </w:rPr>
+      </w:r>
+      <w:r>
+        <w:rPr>
           <w:b/>
           <w:lang w:val="pt_PT" w:bidi="pt_PT"/>
         </w:rPr>
@@ -10290,6 +10822,20 @@
       </w:r>
       <w:r>
         <w:rPr>
+          <w:lang w:val="pt_PT" w:bidi="pt_PT"/>
+        </w:rPr>
+        <w:t>כְּ⁠שַׁ֖חַר פָּרֻ֣שׂ עַל־הֶֽ⁠הָרִ֑ים</w:t>
+      </w:r>
+    </w:p>
+    <w:p>
+      <w:pPr/>
+      <w:r>
+        <w:rPr>
+          <w:lang w:val="pt_PT" w:bidi="pt_PT"/>
+        </w:rPr>
+      </w:r>
+      <w:r>
+        <w:rPr>
           <w:b/>
           <w:lang w:val="pt_PT" w:bidi="pt_PT"/>
         </w:rPr>
@@ -10716,6 +11262,20 @@
       </w:r>
       <w:r>
         <w:rPr>
+          <w:lang w:val="pt_PT" w:bidi="pt_PT"/>
+        </w:rPr>
+        <w:t>כָּמֹ֗⁠הוּ לֹ֤א נִֽהְיָה֙ מִן־הָ֣⁠עוֹלָ֔ם וְ⁠אַֽחֲרָי⁠ו֙ לֹ֣א יוֹסֵ֔ף עַד־שְׁנֵ֖י דּ֥וֹר וָ⁠דֽוֹר</w:t>
+      </w:r>
+    </w:p>
+    <w:p>
+      <w:pPr/>
+      <w:r>
+        <w:rPr>
+          <w:lang w:val="pt_PT" w:bidi="pt_PT"/>
+        </w:rPr>
+      </w:r>
+      <w:r>
+        <w:rPr>
           <w:b/>
           <w:lang w:val="pt_PT" w:bidi="pt_PT"/>
         </w:rPr>
@@ -10799,6 +11359,20 @@
       </w:r>
       <w:r>
         <w:rPr>
+          <w:lang w:val="pt_PT" w:bidi="pt_PT"/>
+        </w:rPr>
+        <w:t>לְ⁠פָנָי⁠ו֙ אָ֣כְלָה אֵ֔שׁ וְ⁠אַחֲרָ֖י⁠ו תְּלַהֵ֣ט לֶֽהָבָ֑ה כְּ⁠גַן־עֵ֨דֶן הָ⁠אָ֜רֶץ לְ⁠פָנָ֗י⁠ו וְ⁠אַֽחֲרָי⁠ו֙ מִדְבַּ֣ר שְׁמָמָ֔ה וְ⁠גַם־פְּלֵיטָ֖ה לֹא־הָ֥יְתָה לּֽ⁠וֹ</w:t>
+      </w:r>
+    </w:p>
+    <w:p>
+      <w:pPr/>
+      <w:r>
+        <w:rPr>
+          <w:lang w:val="pt_PT" w:bidi="pt_PT"/>
+        </w:rPr>
+      </w:r>
+      <w:r>
+        <w:rPr>
           <w:b/>
           <w:lang w:val="pt_PT" w:bidi="pt_PT"/>
         </w:rPr>
@@ -11044,6 +11618,20 @@
       </w:r>
       <w:r>
         <w:rPr>
+          <w:lang w:val="pt_PT" w:bidi="pt_PT"/>
+        </w:rPr>
+        <w:t>לְ⁠פָנָי⁠ו֙ אָ֣כְלָה אֵ֔שׁ</w:t>
+      </w:r>
+    </w:p>
+    <w:p>
+      <w:pPr/>
+      <w:r>
+        <w:rPr>
+          <w:lang w:val="pt_PT" w:bidi="pt_PT"/>
+        </w:rPr>
+      </w:r>
+      <w:r>
+        <w:rPr>
           <w:b/>
           <w:lang w:val="pt_PT" w:bidi="pt_PT"/>
         </w:rPr>
@@ -11263,6 +11851,20 @@
       </w:r>
       <w:r>
         <w:rPr>
+          <w:lang w:val="pt_PT" w:bidi="pt_PT"/>
+        </w:rPr>
+        <w:t>מִדְבַּ֣ר שְׁמָמָ֔ה</w:t>
+      </w:r>
+    </w:p>
+    <w:p>
+      <w:pPr/>
+      <w:r>
+        <w:rPr>
+          <w:lang w:val="pt_PT" w:bidi="pt_PT"/>
+        </w:rPr>
+      </w:r>
+      <w:r>
+        <w:rPr>
           <w:b/>
           <w:lang w:val="pt_PT" w:bidi="pt_PT"/>
         </w:rPr>
@@ -11372,6 +11974,20 @@
       </w:r>
       <w:r>
         <w:rPr>
+          <w:lang w:val="pt_PT" w:bidi="pt_PT"/>
+        </w:rPr>
+        <w:t>וְ⁠גַם־פְּלֵיטָ֖ה לֹא־הָ֥יְתָה לּֽ⁠וֹ</w:t>
+      </w:r>
+    </w:p>
+    <w:p>
+      <w:pPr/>
+      <w:r>
+        <w:rPr>
+          <w:lang w:val="pt_PT" w:bidi="pt_PT"/>
+        </w:rPr>
+      </w:r>
+      <w:r>
+        <w:rPr>
           <w:b/>
           <w:lang w:val="pt_PT" w:bidi="pt_PT"/>
         </w:rPr>
@@ -11578,6 +12194,20 @@
       </w:r>
       <w:r>
         <w:rPr>
+          <w:lang w:val="pt_PT" w:bidi="pt_PT"/>
+        </w:rPr>
+        <w:t>כְּ⁠מַרְאֵ֥ה סוּסִ֖ים מַרְאֵ֑⁠הוּ</w:t>
+      </w:r>
+    </w:p>
+    <w:p>
+      <w:pPr/>
+      <w:r>
+        <w:rPr>
+          <w:lang w:val="pt_PT" w:bidi="pt_PT"/>
+        </w:rPr>
+      </w:r>
+      <w:r>
+        <w:rPr>
           <w:b/>
           <w:lang w:val="pt_PT" w:bidi="pt_PT"/>
         </w:rPr>
@@ -11661,6 +12291,20 @@
       </w:r>
       <w:r>
         <w:rPr>
+          <w:lang w:val="pt_PT" w:bidi="pt_PT"/>
+        </w:rPr>
+        <w:t>כְּ⁠מַרְאֵ֥ה &amp; מַרְאֵ֑⁠הוּ</w:t>
+      </w:r>
+    </w:p>
+    <w:p>
+      <w:pPr/>
+      <w:r>
+        <w:rPr>
+          <w:lang w:val="pt_PT" w:bidi="pt_PT"/>
+        </w:rPr>
+      </w:r>
+      <w:r>
+        <w:rPr>
           <w:b/>
           <w:lang w:val="pt_PT" w:bidi="pt_PT"/>
         </w:rPr>
@@ -11854,6 +12498,20 @@
       </w:r>
       <w:r>
         <w:rPr>
+          <w:lang w:val="pt_PT" w:bidi="pt_PT"/>
+        </w:rPr>
+        <w:t>כְּ⁠ק֣וֹל מַרְכָּב֗וֹת עַל־רָאשֵׁ֤י הֶֽ⁠הָרִים֙ יְרַקֵּד֔וּ⁠ן</w:t>
+      </w:r>
+    </w:p>
+    <w:p>
+      <w:pPr/>
+      <w:r>
+        <w:rPr>
+          <w:lang w:val="pt_PT" w:bidi="pt_PT"/>
+        </w:rPr>
+      </w:r>
+      <w:r>
+        <w:rPr>
           <w:b/>
           <w:lang w:val="pt_PT" w:bidi="pt_PT"/>
         </w:rPr>
@@ -12034,6 +12692,20 @@
       </w:r>
       <w:r>
         <w:rPr>
+          <w:lang w:val="pt_PT" w:bidi="pt_PT"/>
+        </w:rPr>
+        <w:t>כְּ⁠עַ֣ם עָצ֔וּם עֱר֖וּךְ מִלְחָמָֽה</w:t>
+      </w:r>
+    </w:p>
+    <w:p>
+      <w:pPr/>
+      <w:r>
+        <w:rPr>
+          <w:lang w:val="pt_PT" w:bidi="pt_PT"/>
+        </w:rPr>
+      </w:r>
+      <w:r>
+        <w:rPr>
           <w:b/>
           <w:lang w:val="pt_PT" w:bidi="pt_PT"/>
         </w:rPr>
@@ -13257,6 +13929,20 @@
       </w:r>
       <w:r>
         <w:rPr>
+          <w:lang w:val="pt_PT" w:bidi="pt_PT"/>
+        </w:rPr>
+        <w:t>וְ⁠לֹ֥א יְעַבְּט֖וּ⁠ן אֹרְחוֹתָֽ⁠ם</w:t>
+      </w:r>
+    </w:p>
+    <w:p>
+      <w:pPr/>
+      <w:r>
+        <w:rPr>
+          <w:lang w:val="pt_PT" w:bidi="pt_PT"/>
+        </w:rPr>
+      </w:r>
+      <w:r>
+        <w:rPr>
           <w:b/>
           <w:lang w:val="pt_PT" w:bidi="pt_PT"/>
         </w:rPr>
@@ -13612,6 +14298,20 @@
       </w:r>
       <w:r>
         <w:rPr>
+          <w:lang w:val="pt_PT" w:bidi="pt_PT"/>
+        </w:rPr>
+        <w:t>וּ⁠בְעַ֥ד הַ⁠שֶּׁ֛לַח יִפֹּ֖לוּ לֹ֥א יִבְצָֽעוּ</w:t>
+      </w:r>
+    </w:p>
+    <w:p>
+      <w:pPr/>
+      <w:r>
+        <w:rPr>
+          <w:lang w:val="pt_PT" w:bidi="pt_PT"/>
+        </w:rPr>
+      </w:r>
+      <w:r>
+        <w:rPr>
           <w:b/>
           <w:lang w:val="pt_PT" w:bidi="pt_PT"/>
         </w:rPr>
@@ -13708,6 +14408,20 @@
       </w:r>
       <w:r>
         <w:rPr>
+          <w:lang w:val="pt_PT" w:bidi="pt_PT"/>
+        </w:rPr>
+        <w:t>בָּ⁠עִ֣יר יָשֹׁ֗קּוּ בַּֽ⁠חוֹמָה֙ יְרֻצ֔וּ⁠ן בַּ⁠בָּתִּ֖ים יַעֲל֑וּ בְּעַ֧ד הַ⁠חַלּוֹנִ֛ים יָבֹ֖אוּ כַּ⁠גַּנָּֽב</w:t>
+      </w:r>
+    </w:p>
+    <w:p>
+      <w:pPr/>
+      <w:r>
+        <w:rPr>
+          <w:lang w:val="pt_PT" w:bidi="pt_PT"/>
+        </w:rPr>
+      </w:r>
+      <w:r>
+        <w:rPr>
           <w:b/>
           <w:lang w:val="pt_PT" w:bidi="pt_PT"/>
         </w:rPr>
@@ -14626,6 +15340,20 @@
       </w:r>
       <w:r>
         <w:rPr>
+          <w:lang w:val="pt_PT" w:bidi="pt_PT"/>
+        </w:rPr>
+        <w:t>כִּֽי־גָד֧וֹל יוֹם־יְהוָ֛ה וְ⁠נוֹרָ֥א מְאֹ֖ד וּ⁠מִ֥י יְכִילֶֽ⁠נּוּ</w:t>
+      </w:r>
+    </w:p>
+    <w:p>
+      <w:pPr/>
+      <w:r>
+        <w:rPr>
+          <w:lang w:val="pt_PT" w:bidi="pt_PT"/>
+        </w:rPr>
+      </w:r>
+      <w:r>
+        <w:rPr>
           <w:b/>
           <w:lang w:val="pt_PT" w:bidi="pt_PT"/>
         </w:rPr>
@@ -14698,6 +15426,20 @@
         <w:rPr>
           <w:lang w:val="pt_PT" w:bidi="pt_PT"/>
         </w:rPr>
+      </w:r>
+    </w:p>
+    <w:p>
+      <w:pPr/>
+      <w:r>
+        <w:rPr>
+          <w:lang w:val="pt_PT" w:bidi="pt_PT"/>
+        </w:rPr>
+      </w:r>
+      <w:r>
+        <w:rPr>
+          <w:lang w:val="pt_PT" w:bidi="pt_PT"/>
+        </w:rPr>
+        <w:t>יוֹם־יְהוָ֛ה</w:t>
       </w:r>
     </w:p>
     <w:p>
@@ -14823,6 +15565,20 @@
       </w:r>
       <w:r>
         <w:rPr>
+          <w:lang w:val="pt_PT" w:bidi="pt_PT"/>
+        </w:rPr>
+        <w:t>וְ⁠גַם־עַתָּה֙ נְאֻם־יְהוָ֔ה שֻׁ֥בוּ עָדַ֖⁠י</w:t>
+      </w:r>
+    </w:p>
+    <w:p>
+      <w:pPr/>
+      <w:r>
+        <w:rPr>
+          <w:lang w:val="pt_PT" w:bidi="pt_PT"/>
+        </w:rPr>
+      </w:r>
+      <w:r>
+        <w:rPr>
           <w:b/>
           <w:lang w:val="pt_PT" w:bidi="pt_PT"/>
         </w:rPr>
@@ -15372,6 +16128,20 @@
       </w:r>
       <w:r>
         <w:rPr>
+          <w:lang w:val="pt_PT" w:bidi="pt_PT"/>
+        </w:rPr>
+        <w:t>וְ⁠קִרְע֤וּ לְבַבְ⁠כֶם֙ וְ⁠אַל־בִּגְדֵי⁠כֶ֔ם וְ⁠שׁ֖וּבוּ אֶל־יְהוָ֣ה אֱלֹֽהֵי⁠כֶ֑ם</w:t>
+      </w:r>
+    </w:p>
+    <w:p>
+      <w:pPr/>
+      <w:r>
+        <w:rPr>
+          <w:lang w:val="pt_PT" w:bidi="pt_PT"/>
+        </w:rPr>
+      </w:r>
+      <w:r>
+        <w:rPr>
           <w:b/>
           <w:lang w:val="pt_PT" w:bidi="pt_PT"/>
         </w:rPr>
@@ -15701,6 +16471,20 @@
       </w:r>
       <w:r>
         <w:rPr>
+          <w:lang w:val="pt_PT" w:bidi="pt_PT"/>
+        </w:rPr>
+        <w:t>מִ֥י יוֹדֵ֖עַ יָשׁ֣וּב וְ⁠נִחָ֑ם וְ⁠הִשְׁאִ֤יר אַֽחֲרָי⁠ו֙ בְּרָכָ֔ה</w:t>
+      </w:r>
+    </w:p>
+    <w:p>
+      <w:pPr/>
+      <w:r>
+        <w:rPr>
+          <w:lang w:val="pt_PT" w:bidi="pt_PT"/>
+        </w:rPr>
+      </w:r>
+      <w:r>
+        <w:rPr>
           <w:b/>
           <w:lang w:val="pt_PT" w:bidi="pt_PT"/>
         </w:rPr>
@@ -16289,6 +17073,20 @@
       </w:r>
       <w:r>
         <w:rPr>
+          <w:lang w:val="pt_PT" w:bidi="pt_PT"/>
+        </w:rPr>
+        <w:t>קַדְּשׁוּ־צ֖וֹם קִרְא֥וּ עֲצָרָֽה</w:t>
+      </w:r>
+    </w:p>
+    <w:p>
+      <w:pPr/>
+      <w:r>
+        <w:rPr>
+          <w:lang w:val="pt_PT" w:bidi="pt_PT"/>
+        </w:rPr>
+      </w:r>
+      <w:r>
+        <w:rPr>
           <w:b/>
           <w:lang w:val="pt_PT" w:bidi="pt_PT"/>
         </w:rPr>
@@ -16372,6 +17170,20 @@
       </w:r>
       <w:r>
         <w:rPr>
+          <w:lang w:val="pt_PT" w:bidi="pt_PT"/>
+        </w:rPr>
+        <w:t>קִבְצ֣וּ זְקֵנִ֔ים אִסְפוּ֙ עֽוֹלָלִ֔ים וְ⁠יֹנְקֵ֖י שָׁדָ֑יִם</w:t>
+      </w:r>
+    </w:p>
+    <w:p>
+      <w:pPr/>
+      <w:r>
+        <w:rPr>
+          <w:lang w:val="pt_PT" w:bidi="pt_PT"/>
+        </w:rPr>
+      </w:r>
+      <w:r>
+        <w:rPr>
           <w:b/>
           <w:lang w:val="pt_PT" w:bidi="pt_PT"/>
         </w:rPr>
@@ -16455,6 +17267,20 @@
       </w:r>
       <w:r>
         <w:rPr>
+          <w:lang w:val="pt_PT" w:bidi="pt_PT"/>
+        </w:rPr>
+        <w:t>יֵצֵ֤א חָתָן֙ מֵֽ⁠חֶדְר֔⁠וֹ וְ⁠כַלָּ֖ה מֵ⁠חֻפָּתָֽ⁠הּ</w:t>
+      </w:r>
+    </w:p>
+    <w:p>
+      <w:pPr/>
+      <w:r>
+        <w:rPr>
+          <w:lang w:val="pt_PT" w:bidi="pt_PT"/>
+        </w:rPr>
+      </w:r>
+      <w:r>
+        <w:rPr>
           <w:b/>
           <w:lang w:val="pt_PT" w:bidi="pt_PT"/>
         </w:rPr>
@@ -16648,6 +17474,20 @@
       </w:r>
       <w:r>
         <w:rPr>
+          <w:lang w:val="pt_PT" w:bidi="pt_PT"/>
+        </w:rPr>
+        <w:t>וְ⁠אַל־תִּתֵּ֨ן נַחֲלָתְ⁠ךָ֤ לְ⁠חֶרְפָּה֙</w:t>
+      </w:r>
+    </w:p>
+    <w:p>
+      <w:pPr/>
+      <w:r>
+        <w:rPr>
+          <w:lang w:val="pt_PT" w:bidi="pt_PT"/>
+        </w:rPr>
+      </w:r>
+      <w:r>
+        <w:rPr>
           <w:b/>
           <w:lang w:val="pt_PT" w:bidi="pt_PT"/>
         </w:rPr>
@@ -16964,6 +17804,20 @@
       </w:r>
       <w:r>
         <w:rPr>
+          <w:lang w:val="pt_PT" w:bidi="pt_PT"/>
+        </w:rPr>
+        <w:t>לָ֚⁠מָּה יֹאמְר֣וּ בָֽ⁠עַמִּ֔ים אַיֵּ֖ה אֱלֹהֵי⁠הֶֽם</w:t>
+      </w:r>
+    </w:p>
+    <w:p>
+      <w:pPr/>
+      <w:r>
+        <w:rPr>
+          <w:lang w:val="pt_PT" w:bidi="pt_PT"/>
+        </w:rPr>
+      </w:r>
+      <w:r>
+        <w:rPr>
           <w:b/>
           <w:lang w:val="pt_PT" w:bidi="pt_PT"/>
         </w:rPr>
@@ -17830,6 +18684,20 @@
       </w:r>
       <w:r>
         <w:rPr>
+          <w:lang w:val="pt_PT" w:bidi="pt_PT"/>
+        </w:rPr>
+        <w:t>הִנְ⁠נִ֨י שֹׁלֵ֤חַ לָ⁠כֶם֙ אֶת־הַ⁠דָּגָן֙ וְ⁠הַ⁠תִּיר֣וֹשׁ וְ⁠הַ⁠יִּצְהָ֔ר</w:t>
+      </w:r>
+    </w:p>
+    <w:p>
+      <w:pPr/>
+      <w:r>
+        <w:rPr>
+          <w:lang w:val="pt_PT" w:bidi="pt_PT"/>
+        </w:rPr>
+      </w:r>
+      <w:r>
+        <w:rPr>
           <w:b/>
           <w:lang w:val="pt_PT" w:bidi="pt_PT"/>
         </w:rPr>
@@ -18198,6 +19066,20 @@
       </w:r>
       <w:r>
         <w:rPr>
+          <w:lang w:val="pt_PT" w:bidi="pt_PT"/>
+        </w:rPr>
+        <w:t>וְ⁠לֹא־אֶתֵּ֨ן אֶתְ⁠כֶ֥ם ע֛וֹד חֶרְפָּ֖ה בַּ⁠גּוֹיִֽם</w:t>
+      </w:r>
+    </w:p>
+    <w:p>
+      <w:pPr/>
+      <w:r>
+        <w:rPr>
+          <w:lang w:val="pt_PT" w:bidi="pt_PT"/>
+        </w:rPr>
+      </w:r>
+      <w:r>
+        <w:rPr>
           <w:b/>
           <w:lang w:val="pt_PT" w:bidi="pt_PT"/>
         </w:rPr>
@@ -18430,6 +19312,20 @@
       </w:r>
       <w:r>
         <w:rPr>
+          <w:lang w:val="pt_PT" w:bidi="pt_PT"/>
+        </w:rPr>
+        <w:t>אֶ֣רֶץ צִיָּ֣ה וּ⁠שְׁמָמָה֒</w:t>
+      </w:r>
+    </w:p>
+    <w:p>
+      <w:pPr/>
+      <w:r>
+        <w:rPr>
+          <w:lang w:val="pt_PT" w:bidi="pt_PT"/>
+        </w:rPr>
+      </w:r>
+      <w:r>
+        <w:rPr>
           <w:b/>
           <w:lang w:val="pt_PT" w:bidi="pt_PT"/>
         </w:rPr>
@@ -18688,6 +19584,20 @@
       </w:r>
       <w:r>
         <w:rPr>
+          <w:lang w:val="pt_PT" w:bidi="pt_PT"/>
+        </w:rPr>
+        <w:t>אֶל &amp; אֶת־פָּנָ֗י⁠ו אֶל־הַ⁠יָּם֙ הַ⁠קַּדְמֹנִ֔י וְ⁠סֹפ֖⁠וֹ אֶל־הַ⁠יָּ֣ם הָ⁠אַֽחֲר֑וֹן</w:t>
+      </w:r>
+    </w:p>
+    <w:p>
+      <w:pPr/>
+      <w:r>
+        <w:rPr>
+          <w:lang w:val="pt_PT" w:bidi="pt_PT"/>
+        </w:rPr>
+      </w:r>
+      <w:r>
+        <w:rPr>
           <w:b/>
           <w:lang w:val="pt_PT" w:bidi="pt_PT"/>
         </w:rPr>
@@ -18810,6 +19720,20 @@
       </w:r>
       <w:r>
         <w:rPr>
+          <w:lang w:val="pt_PT" w:bidi="pt_PT"/>
+        </w:rPr>
+        <w:t>אֶל &amp; אֶת־פָּנָ֗י⁠ו אֶל־הַ⁠יָּם֙ הַ⁠קַּדְמֹנִ֔י וְ⁠סֹפ֖⁠וֹ אֶל־הַ⁠יָּ֣ם הָ⁠אַֽחֲר֑וֹן</w:t>
+      </w:r>
+    </w:p>
+    <w:p>
+      <w:pPr/>
+      <w:r>
+        <w:rPr>
+          <w:lang w:val="pt_PT" w:bidi="pt_PT"/>
+        </w:rPr>
+      </w:r>
+      <w:r>
+        <w:rPr>
           <w:b/>
           <w:lang w:val="pt_PT" w:bidi="pt_PT"/>
         </w:rPr>
@@ -19812,6 +20736,20 @@
       </w:r>
       <w:r>
         <w:rPr>
+          <w:lang w:val="pt_PT" w:bidi="pt_PT"/>
+        </w:rPr>
+        <w:t>דָשְׁא֖וּ נְא֣וֹת מִדְבָּ֑ר כִּֽי־עֵץ֙ נָשָׂ֣א פִרְי֔⁠וֹ תְּאֵנָ֥ה וָ⁠גֶ֖פֶן נָתְנ֥וּ חֵילָֽ⁠ם</w:t>
+      </w:r>
+    </w:p>
+    <w:p>
+      <w:pPr/>
+      <w:r>
+        <w:rPr>
+          <w:lang w:val="pt_PT" w:bidi="pt_PT"/>
+        </w:rPr>
+      </w:r>
+      <w:r>
+        <w:rPr>
           <w:b/>
           <w:lang w:val="pt_PT" w:bidi="pt_PT"/>
         </w:rPr>
@@ -19895,6 +20833,20 @@
       </w:r>
       <w:r>
         <w:rPr>
+          <w:lang w:val="pt_PT" w:bidi="pt_PT"/>
+        </w:rPr>
+        <w:t>עֵץ֙ נָשָׂ֣א פִרְי֔⁠וֹ תְּאֵנָ֥ה וָ⁠גֶ֖פֶן נָתְנ֥וּ חֵילָֽ⁠ם</w:t>
+      </w:r>
+    </w:p>
+    <w:p>
+      <w:pPr/>
+      <w:r>
+        <w:rPr>
+          <w:lang w:val="pt_PT" w:bidi="pt_PT"/>
+        </w:rPr>
+      </w:r>
+      <w:r>
+        <w:rPr>
           <w:b/>
           <w:lang w:val="pt_PT" w:bidi="pt_PT"/>
         </w:rPr>
@@ -20386,6 +21338,20 @@
       </w:r>
       <w:r>
         <w:rPr>
+          <w:lang w:val="pt_PT" w:bidi="pt_PT"/>
+        </w:rPr>
+        <w:t>נָתַ֥ן לָ⁠כֶ֛ם אֶת־הַ⁠מּוֹרֶ֖ה לִ⁠צְדָקָ֑ה וַ⁠יּ֣וֹרֶד לָ⁠כֶ֗ם גֶּ֛שֶׁם</w:t>
+      </w:r>
+    </w:p>
+    <w:p>
+      <w:pPr/>
+      <w:r>
+        <w:rPr>
+          <w:lang w:val="pt_PT" w:bidi="pt_PT"/>
+        </w:rPr>
+      </w:r>
+      <w:r>
+        <w:rPr>
           <w:b/>
           <w:lang w:val="pt_PT" w:bidi="pt_PT"/>
         </w:rPr>
@@ -20974,6 +21940,20 @@
       </w:r>
       <w:r>
         <w:rPr>
+          <w:lang w:val="pt_PT" w:bidi="pt_PT"/>
+        </w:rPr>
+        <w:t>וְ⁠הֵשִׁ֥יקוּ הַ⁠יְקָבִ֖ים תִּיר֥וֹשׁ וְ⁠יִצְהָֽר</w:t>
+      </w:r>
+    </w:p>
+    <w:p>
+      <w:pPr/>
+      <w:r>
+        <w:rPr>
+          <w:lang w:val="pt_PT" w:bidi="pt_PT"/>
+        </w:rPr>
+      </w:r>
+      <w:r>
+        <w:rPr>
           <w:b/>
           <w:lang w:val="pt_PT" w:bidi="pt_PT"/>
         </w:rPr>
@@ -21840,6 +22820,20 @@
       </w:r>
       <w:r>
         <w:rPr>
+          <w:lang w:val="pt_PT" w:bidi="pt_PT"/>
+        </w:rPr>
+        <w:t>וְ⁠לֹא־יֵבֹ֥שׁוּ עַמִּ֖⁠י לְ⁠עוֹלָֽם</w:t>
+      </w:r>
+    </w:p>
+    <w:p>
+      <w:pPr/>
+      <w:r>
+        <w:rPr>
+          <w:lang w:val="pt_PT" w:bidi="pt_PT"/>
+        </w:rPr>
+      </w:r>
+      <w:r>
+        <w:rPr>
           <w:b/>
           <w:lang w:val="pt_PT" w:bidi="pt_PT"/>
         </w:rPr>
@@ -22059,6 +23053,20 @@
       </w:r>
       <w:r>
         <w:rPr>
+          <w:lang w:val="pt_PT" w:bidi="pt_PT"/>
+        </w:rPr>
+        <w:t>וְ⁠לֹא־יֵבֹ֥שׁוּ עַמִּ֖⁠י לְ⁠עוֹלָֽם</w:t>
+      </w:r>
+    </w:p>
+    <w:p>
+      <w:pPr/>
+      <w:r>
+        <w:rPr>
+          <w:lang w:val="pt_PT" w:bidi="pt_PT"/>
+        </w:rPr>
+      </w:r>
+      <w:r>
+        <w:rPr>
           <w:b/>
           <w:lang w:val="pt_PT" w:bidi="pt_PT"/>
         </w:rPr>
@@ -22582,6 +23590,20 @@
       </w:r>
       <w:r>
         <w:rPr>
+          <w:lang w:val="pt_PT" w:bidi="pt_PT"/>
+        </w:rPr>
+        <w:t>וְ⁠נִבְּא֖וּ בְּנֵי⁠כֶ֣ם וּ⁠בְנֽוֹתֵי⁠כֶ֑ם</w:t>
+      </w:r>
+    </w:p>
+    <w:p>
+      <w:pPr/>
+      <w:r>
+        <w:rPr>
+          <w:lang w:val="pt_PT" w:bidi="pt_PT"/>
+        </w:rPr>
+      </w:r>
+      <w:r>
+        <w:rPr>
           <w:b/>
           <w:lang w:val="pt_PT" w:bidi="pt_PT"/>
         </w:rPr>
@@ -22665,6 +23687,20 @@
       </w:r>
       <w:r>
         <w:rPr>
+          <w:lang w:val="pt_PT" w:bidi="pt_PT"/>
+        </w:rPr>
+        <w:t>זִקְנֵי⁠כֶם֙ חֲלֹמ֣וֹת יַחֲלֹמ֔וּ⁠ן בַּח֣וּרֵי⁠כֶ֔ם חֶזְיֹנ֖וֹת יִרְאֽוּ</w:t>
+      </w:r>
+    </w:p>
+    <w:p>
+      <w:pPr/>
+      <w:r>
+        <w:rPr>
+          <w:lang w:val="pt_PT" w:bidi="pt_PT"/>
+        </w:rPr>
+      </w:r>
+      <w:r>
+        <w:rPr>
           <w:b/>
           <w:lang w:val="pt_PT" w:bidi="pt_PT"/>
         </w:rPr>
@@ -23067,6 +24103,20 @@
         <w:rPr>
           <w:lang w:val="pt_PT" w:bidi="pt_PT"/>
         </w:rPr>
+      </w:r>
+    </w:p>
+    <w:p>
+      <w:pPr/>
+      <w:r>
+        <w:rPr>
+          <w:lang w:val="pt_PT" w:bidi="pt_PT"/>
+        </w:rPr>
+      </w:r>
+      <w:r>
+        <w:rPr>
+          <w:lang w:val="pt_PT" w:bidi="pt_PT"/>
+        </w:rPr>
+        <w:t>אֶשְׁפּ֖וֹךְ אֶת־רוּחִֽ⁠י</w:t>
       </w:r>
     </w:p>
     <w:p>
@@ -23288,6 +24338,20 @@
       </w:r>
       <w:r>
         <w:rPr>
+          <w:lang w:val="pt_PT" w:bidi="pt_PT"/>
+        </w:rPr>
+        <w:t>הַ⁠שֶּׁ֨מֶשׁ֙ יֵהָפֵ֣ךְ לְ⁠חֹ֔שֶׁךְ וְ⁠הַ⁠יָּרֵ֖חַ לְ⁠דָ֑ם</w:t>
+      </w:r>
+    </w:p>
+    <w:p>
+      <w:pPr/>
+      <w:r>
+        <w:rPr>
+          <w:lang w:val="pt_PT" w:bidi="pt_PT"/>
+        </w:rPr>
+      </w:r>
+      <w:r>
+        <w:rPr>
           <w:b/>
           <w:lang w:val="pt_PT" w:bidi="pt_PT"/>
         </w:rPr>
@@ -23384,6 +24448,20 @@
       </w:r>
       <w:r>
         <w:rPr>
+          <w:lang w:val="pt_PT" w:bidi="pt_PT"/>
+        </w:rPr>
+        <w:t>הַ⁠שֶּׁ֨מֶשׁ֙ יֵהָפֵ֣ךְ לְ⁠חֹ֔שֶׁךְ וְ⁠הַ⁠יָּרֵ֖חַ לְ⁠דָ֑ם</w:t>
+      </w:r>
+    </w:p>
+    <w:p>
+      <w:pPr/>
+      <w:r>
+        <w:rPr>
+          <w:lang w:val="pt_PT" w:bidi="pt_PT"/>
+        </w:rPr>
+      </w:r>
+      <w:r>
+        <w:rPr>
           <w:b/>
           <w:lang w:val="pt_PT" w:bidi="pt_PT"/>
         </w:rPr>
@@ -23564,6 +24642,20 @@
       </w:r>
       <w:r>
         <w:rPr>
+          <w:lang w:val="pt_PT" w:bidi="pt_PT"/>
+        </w:rPr>
+        <w:t>לִ⁠פְנֵ֗י בּ֚וֹא י֣וֹם יְהוָ֔ה הַ⁠גָּד֖וֹל וְ⁠הַ⁠נּוֹרָֽא</w:t>
+      </w:r>
+    </w:p>
+    <w:p>
+      <w:pPr/>
+      <w:r>
+        <w:rPr>
+          <w:lang w:val="pt_PT" w:bidi="pt_PT"/>
+        </w:rPr>
+      </w:r>
+      <w:r>
+        <w:rPr>
           <w:b/>
           <w:lang w:val="pt_PT" w:bidi="pt_PT"/>
         </w:rPr>
@@ -23673,6 +24765,20 @@
       </w:r>
       <w:r>
         <w:rPr>
+          <w:lang w:val="pt_PT" w:bidi="pt_PT"/>
+        </w:rPr>
+        <w:t>י֣וֹם יְהוָ֔ה הַ⁠גָּד֖וֹל וְ⁠הַ⁠נּוֹרָֽא</w:t>
+      </w:r>
+    </w:p>
+    <w:p>
+      <w:pPr/>
+      <w:r>
+        <w:rPr>
+          <w:lang w:val="pt_PT" w:bidi="pt_PT"/>
+        </w:rPr>
+      </w:r>
+      <w:r>
+        <w:rPr>
           <w:b/>
           <w:lang w:val="pt_PT" w:bidi="pt_PT"/>
         </w:rPr>
@@ -23745,6 +24851,20 @@
         <w:rPr>
           <w:lang w:val="pt_PT" w:bidi="pt_PT"/>
         </w:rPr>
+      </w:r>
+    </w:p>
+    <w:p>
+      <w:pPr/>
+      <w:r>
+        <w:rPr>
+          <w:lang w:val="pt_PT" w:bidi="pt_PT"/>
+        </w:rPr>
+      </w:r>
+      <w:r>
+        <w:rPr>
+          <w:lang w:val="pt_PT" w:bidi="pt_PT"/>
+        </w:rPr>
+        <w:t>י֣וֹם יְהוָ֔ה הַ⁠גָּד֖וֹל וְ⁠הַ⁠נּוֹרָֽא</w:t>
       </w:r>
     </w:p>
     <w:p>
@@ -23967,6 +25087,20 @@
       </w:r>
       <w:r>
         <w:rPr>
+          <w:lang w:val="pt_PT" w:bidi="pt_PT"/>
+        </w:rPr>
+        <w:t>כֹּ֧ל אֲשֶׁר־יִקְרָ֛א בְּ⁠שֵׁ֥ם יְהוָ֖ה יִמָּלֵ֑ט &amp; יְהוָ֔ה</w:t>
+      </w:r>
+    </w:p>
+    <w:p>
+      <w:pPr/>
+      <w:r>
+        <w:rPr>
+          <w:lang w:val="pt_PT" w:bidi="pt_PT"/>
+        </w:rPr>
+      </w:r>
+      <w:r>
+        <w:rPr>
           <w:b/>
           <w:lang w:val="pt_PT" w:bidi="pt_PT"/>
         </w:rPr>
@@ -24175,6 +25309,543 @@
         <w:rPr>
           <w:lang w:val="pt_PT" w:bidi="pt_PT"/>
         </w:rPr>
+        <w:t>בְּ⁠שֵׁ֥ם יְהוָ֖ה &amp; יְהוָ֔ה</w:t>
+      </w:r>
+    </w:p>
+    <w:p>
+      <w:pPr/>
+      <w:r>
+        <w:rPr>
+          <w:lang w:val="pt_PT" w:bidi="pt_PT"/>
+        </w:rPr>
+      </w:r>
+      <w:r>
+        <w:rPr>
+          <w:b/>
+          <w:lang w:val="pt_PT" w:bidi="pt_PT"/>
+        </w:rPr>
+        <w:t>"a ajuda do SENHOR".</w:t>
+      </w:r>
+    </w:p>
+    <w:p>
+      <w:pPr/>
+      <w:r>
+        <w:rPr>
+          <w:lang w:val="pt_PT" w:bidi="pt_PT"/>
+        </w:rPr>
+      </w:r>
+      <w:r>
+        <w:rPr>
+          <w:lang w:val="pt_PT" w:bidi="pt_PT"/>
+        </w:rPr>
+        <w:t>Yahweh está falando sobre si mesmo na terceira pessoa. Se for útil no seu idioma, você pode traduzir isso para a primeira pessoa. Tradução alternativa: “meu nome”.</w:t>
+      </w:r>
+    </w:p>
+    <w:p>
+      <w:pPr/>
+      <w:r>
+        <w:rPr>
+          <w:lang w:val="pt_PT" w:bidi="pt_PT"/>
+        </w:rPr>
+      </w:r>
+      <w:r>
+        <w:rPr>
+          <w:lang w:val="pt_PT" w:bidi="pt_PT"/>
+        </w:rPr>
+        <w:t xml:space="preserve">Veja: </w:t>
+      </w:r>
+      <w:r>
+        <w:rPr>
+          <w:lang w:val="pt_PT" w:bidi="pt_PT"/>
+        </w:rPr>
+        <w:t>Primeira, segunda ou terceira pessoa.</w:t>
+      </w:r>
+      <w:r>
+        <w:rPr>
+          <w:lang w:val="pt_PT" w:bidi="pt_PT"/>
+        </w:rPr>
+      </w:r>
+      <w:r>
+        <w:rPr>
+          <w:lang w:val="pt_PT" w:bidi="pt_PT"/>
+        </w:rPr>
+      </w:r>
+    </w:p>
+    <w:p>
+      <w:pPr/>
+      <w:r>
+        <w:rPr>
+          <w:lang w:val="pt_PT" w:bidi="pt_PT"/>
+        </w:rPr>
+      </w:r>
+    </w:p>
+    <w:p>
+      <w:pPr>
+        <w:pStyle w:val="Heading2"/>
+      </w:pPr>
+      <w:r>
+        <w:rPr>
+          <w:lang w:val="pt_PT" w:bidi="pt_PT"/>
+        </w:rPr>
+        <w:t>Joel 2.32 (#5)</w:t>
+      </w:r>
+      <w:r>
+        <w:rPr>
+          <w:lang w:val="pt_PT" w:bidi="pt_PT"/>
+        </w:rPr>
+      </w:r>
+    </w:p>
+    <w:p>
+      <w:pPr/>
+      <w:r>
+        <w:rPr>
+          <w:lang w:val="pt_PT" w:bidi="pt_PT"/>
+        </w:rPr>
+      </w:r>
+      <w:r>
+        <w:rPr>
+          <w:lang w:val="pt_PT" w:bidi="pt_PT"/>
+        </w:rPr>
+        <w:t>כִּ֠י בְּ⁠הַר־צִיּ֨וֹן וּ⁠בִ⁠ירוּשָׁלִַ֜ם תִּֽהְיֶ֣ה פְלֵיטָ֗ה</w:t>
+      </w:r>
+    </w:p>
+    <w:p>
+      <w:pPr/>
+      <w:r>
+        <w:rPr>
+          <w:lang w:val="pt_PT" w:bidi="pt_PT"/>
+        </w:rPr>
+      </w:r>
+      <w:r>
+        <w:rPr>
+          <w:b/>
+          <w:lang w:val="pt_PT" w:bidi="pt_PT"/>
+        </w:rPr>
+        <w:t>"Pois o SENHOR prometeu que todos os que não tiverem sidos destruído estarão no monte Sião, em Jerusalém".</w:t>
+      </w:r>
+    </w:p>
+    <w:p>
+      <w:pPr/>
+      <w:r>
+        <w:rPr>
+          <w:lang w:val="pt_PT" w:bidi="pt_PT"/>
+        </w:rPr>
+      </w:r>
+      <w:r>
+        <w:rPr>
+          <w:lang w:val="pt_PT" w:bidi="pt_PT"/>
+        </w:rPr>
+        <w:t xml:space="preserve">Uma tradução mais literal vai dizer: </w:t>
+      </w:r>
+      <w:r>
+        <w:rPr>
+          <w:b/>
+          <w:lang w:val="pt_PT" w:bidi="pt_PT"/>
+        </w:rPr>
+        <w:t>Porque no monte Sião e em Jerusalém haverá fuga</w:t>
+      </w:r>
+      <w:r>
+        <w:rPr>
+          <w:lang w:val="pt_PT" w:bidi="pt_PT"/>
+        </w:rPr>
+        <w:t>. Se o seu idioma não utiliza um substantivo abstrato para a ideia de "</w:t>
+      </w:r>
+      <w:r>
+        <w:rPr>
+          <w:b/>
+          <w:lang w:val="pt_PT" w:bidi="pt_PT"/>
+        </w:rPr>
+        <w:t>fuga</w:t>
+      </w:r>
+      <w:r>
+        <w:rPr>
+          <w:lang w:val="pt_PT" w:bidi="pt_PT"/>
+        </w:rPr>
+        <w:t>", você pode expressar a mesma ideia de outra forma. Tradução alternativa: “Pois no Monte Sião e em Jerusalém, Yahweh providenciará um meio para as pessoas escaparem”.</w:t>
+      </w:r>
+    </w:p>
+    <w:p>
+      <w:pPr/>
+      <w:r>
+        <w:rPr>
+          <w:lang w:val="pt_PT" w:bidi="pt_PT"/>
+        </w:rPr>
+      </w:r>
+      <w:r>
+        <w:rPr>
+          <w:lang w:val="pt_PT" w:bidi="pt_PT"/>
+        </w:rPr>
+        <w:t xml:space="preserve">Veja: </w:t>
+      </w:r>
+      <w:r>
+        <w:rPr>
+          <w:lang w:val="pt_PT" w:bidi="pt_PT"/>
+        </w:rPr>
+        <w:t>Substantivos abstratos.</w:t>
+      </w:r>
+      <w:r>
+        <w:rPr>
+          <w:lang w:val="pt_PT" w:bidi="pt_PT"/>
+        </w:rPr>
+      </w:r>
+      <w:r>
+        <w:rPr>
+          <w:lang w:val="pt_PT" w:bidi="pt_PT"/>
+        </w:rPr>
+      </w:r>
+    </w:p>
+    <w:p>
+      <w:pPr/>
+      <w:r>
+        <w:rPr>
+          <w:lang w:val="pt_PT" w:bidi="pt_PT"/>
+        </w:rPr>
+      </w:r>
+    </w:p>
+    <w:p>
+      <w:pPr>
+        <w:pStyle w:val="Heading2"/>
+      </w:pPr>
+      <w:r>
+        <w:rPr>
+          <w:lang w:val="pt_PT" w:bidi="pt_PT"/>
+        </w:rPr>
+        <w:t>Joel 2.32 (#6)</w:t>
+      </w:r>
+      <w:r>
+        <w:rPr>
+          <w:lang w:val="pt_PT" w:bidi="pt_PT"/>
+        </w:rPr>
+      </w:r>
+    </w:p>
+    <w:p>
+      <w:pPr/>
+      <w:r>
+        <w:rPr>
+          <w:lang w:val="pt_PT" w:bidi="pt_PT"/>
+        </w:rPr>
+      </w:r>
+      <w:r>
+        <w:rPr>
+          <w:lang w:val="pt_PT" w:bidi="pt_PT"/>
+        </w:rPr>
+        <w:t>בְּ⁠הַר־צִיּ֨וֹן וּ⁠בִ⁠ירוּשָׁלִַ֜ם</w:t>
+      </w:r>
+    </w:p>
+    <w:p>
+      <w:pPr/>
+      <w:r>
+        <w:rPr>
+          <w:lang w:val="pt_PT" w:bidi="pt_PT"/>
+        </w:rPr>
+      </w:r>
+      <w:r>
+        <w:rPr>
+          <w:b/>
+          <w:lang w:val="pt_PT" w:bidi="pt_PT"/>
+        </w:rPr>
+        <w:t>"no monte Sião, em Jerusalém".</w:t>
+      </w:r>
+    </w:p>
+    <w:p>
+      <w:pPr/>
+      <w:r>
+        <w:rPr>
+          <w:lang w:val="pt_PT" w:bidi="pt_PT"/>
+        </w:rPr>
+      </w:r>
+      <w:r>
+        <w:rPr>
+          <w:lang w:val="pt_PT" w:bidi="pt_PT"/>
+        </w:rPr>
+        <w:t xml:space="preserve">Os termos </w:t>
+      </w:r>
+      <w:r>
+        <w:rPr>
+          <w:b/>
+          <w:lang w:val="pt_PT" w:bidi="pt_PT"/>
+        </w:rPr>
+        <w:t>monte Sião</w:t>
+      </w:r>
+      <w:r>
+        <w:rPr>
+          <w:lang w:val="pt_PT" w:bidi="pt_PT"/>
+        </w:rPr>
+        <w:t xml:space="preserve"> e </w:t>
+      </w:r>
+      <w:r>
+        <w:rPr>
+          <w:b/>
+          <w:lang w:val="pt_PT" w:bidi="pt_PT"/>
+        </w:rPr>
+        <w:t>Jerusalém</w:t>
+      </w:r>
+      <w:r>
+        <w:rPr>
+          <w:lang w:val="pt_PT" w:bidi="pt_PT"/>
+        </w:rPr>
+        <w:t xml:space="preserve"> têm significados semelhantes. Yahweh está usando ambos os termos juntos para dar ênfase. Se for mais claro para seus leitores, você pode expressar a ênfase com uma única frase. Tradução alternativa: “na cidade santa de Jerusalém”.</w:t>
+      </w:r>
+    </w:p>
+    <w:p>
+      <w:pPr/>
+      <w:r>
+        <w:rPr>
+          <w:lang w:val="pt_PT" w:bidi="pt_PT"/>
+        </w:rPr>
+      </w:r>
+      <w:r>
+        <w:rPr>
+          <w:lang w:val="pt_PT" w:bidi="pt_PT"/>
+        </w:rPr>
+        <w:t xml:space="preserve">Veja: </w:t>
+      </w:r>
+      <w:r>
+        <w:rPr>
+          <w:lang w:val="pt_PT" w:bidi="pt_PT"/>
+        </w:rPr>
+        <w:t>Dupla.</w:t>
+      </w:r>
+      <w:r>
+        <w:rPr>
+          <w:lang w:val="pt_PT" w:bidi="pt_PT"/>
+        </w:rPr>
+      </w:r>
+      <w:r>
+        <w:rPr>
+          <w:lang w:val="pt_PT" w:bidi="pt_PT"/>
+        </w:rPr>
+      </w:r>
+    </w:p>
+    <w:p>
+      <w:pPr/>
+      <w:r>
+        <w:rPr>
+          <w:lang w:val="pt_PT" w:bidi="pt_PT"/>
+        </w:rPr>
+      </w:r>
+    </w:p>
+    <w:p>
+      <w:pPr>
+        <w:pStyle w:val="Heading2"/>
+      </w:pPr>
+      <w:r>
+        <w:rPr>
+          <w:lang w:val="pt_PT" w:bidi="pt_PT"/>
+        </w:rPr>
+        <w:t>Joel 2.32 (#7)</w:t>
+      </w:r>
+      <w:r>
+        <w:rPr>
+          <w:lang w:val="pt_PT" w:bidi="pt_PT"/>
+        </w:rPr>
+      </w:r>
+    </w:p>
+    <w:p>
+      <w:pPr/>
+      <w:r>
+        <w:rPr>
+          <w:lang w:val="pt_PT" w:bidi="pt_PT"/>
+        </w:rPr>
+      </w:r>
+      <w:r>
+        <w:rPr>
+          <w:lang w:val="pt_PT" w:bidi="pt_PT"/>
+        </w:rPr>
+        <w:t>כַּֽ⁠אֲשֶׁר֙ אָמַ֣ר יְהוָ֔ה</w:t>
+      </w:r>
+    </w:p>
+    <w:p>
+      <w:pPr/>
+      <w:r>
+        <w:rPr>
+          <w:lang w:val="pt_PT" w:bidi="pt_PT"/>
+        </w:rPr>
+      </w:r>
+      <w:r>
+        <w:rPr>
+          <w:b/>
+          <w:lang w:val="pt_PT" w:bidi="pt_PT"/>
+        </w:rPr>
+        <w:t>"o SENHOR prometeu".</w:t>
+      </w:r>
+    </w:p>
+    <w:p>
+      <w:pPr/>
+      <w:r>
+        <w:rPr>
+          <w:lang w:val="pt_PT" w:bidi="pt_PT"/>
+        </w:rPr>
+      </w:r>
+      <w:r>
+        <w:rPr>
+          <w:lang w:val="pt_PT" w:bidi="pt_PT"/>
+        </w:rPr>
+        <w:t>Yahweh está falando sobre si mesmo na terceira pessoa. Se for útil em seu idioma, você pode traduzir isso para a primeira pessoa. Tradução alternativa: “como eu disse”.</w:t>
+      </w:r>
+    </w:p>
+    <w:p>
+      <w:pPr/>
+      <w:r>
+        <w:rPr>
+          <w:lang w:val="pt_PT" w:bidi="pt_PT"/>
+        </w:rPr>
+      </w:r>
+      <w:r>
+        <w:rPr>
+          <w:lang w:val="pt_PT" w:bidi="pt_PT"/>
+        </w:rPr>
+        <w:t xml:space="preserve">Veja: </w:t>
+      </w:r>
+      <w:r>
+        <w:rPr>
+          <w:lang w:val="pt_PT" w:bidi="pt_PT"/>
+        </w:rPr>
+        <w:t>Primeira, segunda ou terceira pessoa.</w:t>
+      </w:r>
+      <w:r>
+        <w:rPr>
+          <w:lang w:val="pt_PT" w:bidi="pt_PT"/>
+        </w:rPr>
+      </w:r>
+      <w:r>
+        <w:rPr>
+          <w:lang w:val="pt_PT" w:bidi="pt_PT"/>
+        </w:rPr>
+      </w:r>
+    </w:p>
+    <w:p>
+      <w:pPr/>
+      <w:r>
+        <w:rPr>
+          <w:lang w:val="pt_PT" w:bidi="pt_PT"/>
+        </w:rPr>
+      </w:r>
+    </w:p>
+    <w:p>
+      <w:pPr>
+        <w:pStyle w:val="Heading2"/>
+      </w:pPr>
+      <w:r>
+        <w:rPr>
+          <w:lang w:val="pt_PT" w:bidi="pt_PT"/>
+        </w:rPr>
+        <w:t>Joel 2.32 (#8)</w:t>
+      </w:r>
+      <w:r>
+        <w:rPr>
+          <w:lang w:val="pt_PT" w:bidi="pt_PT"/>
+        </w:rPr>
+      </w:r>
+    </w:p>
+    <w:p>
+      <w:pPr/>
+      <w:r>
+        <w:rPr>
+          <w:lang w:val="pt_PT" w:bidi="pt_PT"/>
+        </w:rPr>
+      </w:r>
+      <w:r>
+        <w:rPr>
+          <w:lang w:val="pt_PT" w:bidi="pt_PT"/>
+        </w:rPr>
+        <w:t>יְהוָ֖ה &amp; וּ⁠בַ֨⁠שְּׂרִידִ֔ים אֲשֶׁ֥ר יְהוָ֖ה קֹרֵֽא</w:t>
+      </w:r>
+    </w:p>
+    <w:p>
+      <w:pPr/>
+      <w:r>
+        <w:rPr>
+          <w:lang w:val="pt_PT" w:bidi="pt_PT"/>
+        </w:rPr>
+      </w:r>
+      <w:r>
+        <w:rPr>
+          <w:b/>
+          <w:lang w:val="pt_PT" w:bidi="pt_PT"/>
+        </w:rPr>
+        <w:t>"Aqueles que o SENHOR escolheu serão salvos".</w:t>
+      </w:r>
+    </w:p>
+    <w:p>
+      <w:pPr/>
+      <w:r>
+        <w:rPr>
+          <w:lang w:val="pt_PT" w:bidi="pt_PT"/>
+        </w:rPr>
+      </w:r>
+      <w:r>
+        <w:rPr>
+          <w:lang w:val="pt_PT" w:bidi="pt_PT"/>
+        </w:rPr>
+        <w:t>No texto original Yahweh está omitindo algumas das palavras que, em muitos idiomas, uma frase precisa para estar completa. Você pode fornecer essas palavras a partir do contexto, se isso for mais claro em seu idioma. Tradução alternativa: “e haverá escape entre os sobreviventes que Yahweh está chamando”.</w:t>
+      </w:r>
+    </w:p>
+    <w:p>
+      <w:pPr/>
+      <w:r>
+        <w:rPr>
+          <w:lang w:val="pt_PT" w:bidi="pt_PT"/>
+        </w:rPr>
+      </w:r>
+      <w:r>
+        <w:rPr>
+          <w:lang w:val="pt_PT" w:bidi="pt_PT"/>
+        </w:rPr>
+        <w:t xml:space="preserve">Veja: </w:t>
+      </w:r>
+      <w:r>
+        <w:rPr>
+          <w:lang w:val="pt_PT" w:bidi="pt_PT"/>
+        </w:rPr>
+        <w:t>Elipse.</w:t>
+      </w:r>
+      <w:r>
+        <w:rPr>
+          <w:lang w:val="pt_PT" w:bidi="pt_PT"/>
+        </w:rPr>
+      </w:r>
+      <w:r>
+        <w:rPr>
+          <w:lang w:val="pt_PT" w:bidi="pt_PT"/>
+        </w:rPr>
+      </w:r>
+    </w:p>
+    <w:p>
+      <w:pPr/>
+      <w:r>
+        <w:rPr>
+          <w:lang w:val="pt_PT" w:bidi="pt_PT"/>
+        </w:rPr>
+      </w:r>
+    </w:p>
+    <w:p>
+      <w:pPr>
+        <w:pStyle w:val="Heading2"/>
+      </w:pPr>
+      <w:r>
+        <w:rPr>
+          <w:lang w:val="pt_PT" w:bidi="pt_PT"/>
+        </w:rPr>
+        <w:t>Joel 2.32 (#9)</w:t>
+      </w:r>
+      <w:r>
+        <w:rPr>
+          <w:lang w:val="pt_PT" w:bidi="pt_PT"/>
+        </w:rPr>
+      </w:r>
+    </w:p>
+    <w:p>
+      <w:pPr/>
+      <w:r>
+        <w:rPr>
+          <w:lang w:val="pt_PT" w:bidi="pt_PT"/>
+        </w:rPr>
+      </w:r>
+      <w:r>
+        <w:rPr>
+          <w:lang w:val="pt_PT" w:bidi="pt_PT"/>
+        </w:rPr>
         <w:t>יְהוָ֖ה &amp; אֲשֶׁ֥ר יְהוָ֖ה קֹרֵֽא</w:t>
       </w:r>
     </w:p>
@@ -24190,21 +25861,21 @@
           <w:b/>
           <w:lang w:val="pt_PT" w:bidi="pt_PT"/>
         </w:rPr>
-        <w:t>"a ajuda do SENHOR".</w:t>
-      </w:r>
-    </w:p>
-    <w:p>
-      <w:pPr/>
-      <w:r>
-        <w:rPr>
-          <w:lang w:val="pt_PT" w:bidi="pt_PT"/>
-        </w:rPr>
-      </w:r>
-      <w:r>
-        <w:rPr>
-          <w:lang w:val="pt_PT" w:bidi="pt_PT"/>
-        </w:rPr>
-        <w:t>Yahweh está falando sobre si mesmo na terceira pessoa. Se for útil no seu idioma, você pode traduzir isso para a primeira pessoa. Tradução alternativa: “meu nome”.</w:t>
+        <w:t>"Aqueles que o SENHOR escolheu".</w:t>
+      </w:r>
+    </w:p>
+    <w:p>
+      <w:pPr/>
+      <w:r>
+        <w:rPr>
+          <w:lang w:val="pt_PT" w:bidi="pt_PT"/>
+        </w:rPr>
+      </w:r>
+      <w:r>
+        <w:rPr>
+          <w:lang w:val="pt_PT" w:bidi="pt_PT"/>
+        </w:rPr>
+        <w:t>Yahweh está falando sobre si mesmo na terceira pessoa. Se for útil em seu idioma, você pode traduzir isso para a primeira pessoa. Tradução alternativa: “a quem estou chamando”.</w:t>
       </w:r>
     </w:p>
     <w:p>
@@ -24253,67 +25924,69 @@
         <w:rPr>
           <w:lang w:val="pt_PT" w:bidi="pt_PT"/>
         </w:rPr>
-        <w:t>Joel 2.32 (#5)</w:t>
-      </w:r>
-      <w:r>
-        <w:rPr>
-          <w:lang w:val="pt_PT" w:bidi="pt_PT"/>
-        </w:rPr>
-      </w:r>
-    </w:p>
-    <w:p>
-      <w:pPr/>
-      <w:r>
-        <w:rPr>
-          <w:lang w:val="pt_PT" w:bidi="pt_PT"/>
-        </w:rPr>
-      </w:r>
-      <w:r>
-        <w:rPr>
-          <w:b/>
-          <w:lang w:val="pt_PT" w:bidi="pt_PT"/>
-        </w:rPr>
-        <w:t>"Pois o SENHOR prometeu que todos os que não tiverem sidos destruído estarão no monte Sião, em Jerusalém".</w:t>
-      </w:r>
-    </w:p>
-    <w:p>
-      <w:pPr/>
-      <w:r>
-        <w:rPr>
-          <w:lang w:val="pt_PT" w:bidi="pt_PT"/>
-        </w:rPr>
-      </w:r>
-      <w:r>
-        <w:rPr>
-          <w:lang w:val="pt_PT" w:bidi="pt_PT"/>
-        </w:rPr>
-        <w:t xml:space="preserve">Uma tradução mais literal vai dizer: </w:t>
-      </w:r>
-      <w:r>
-        <w:rPr>
-          <w:b/>
-          <w:lang w:val="pt_PT" w:bidi="pt_PT"/>
-        </w:rPr>
-        <w:t>Porque no monte Sião e em Jerusalém haverá fuga</w:t>
-      </w:r>
-      <w:r>
-        <w:rPr>
-          <w:lang w:val="pt_PT" w:bidi="pt_PT"/>
-        </w:rPr>
-        <w:t>. Se o seu idioma não utiliza um substantivo abstrato para a ideia de "</w:t>
-      </w:r>
-      <w:r>
-        <w:rPr>
-          <w:b/>
-          <w:lang w:val="pt_PT" w:bidi="pt_PT"/>
-        </w:rPr>
-        <w:t>fuga</w:t>
-      </w:r>
-      <w:r>
-        <w:rPr>
-          <w:lang w:val="pt_PT" w:bidi="pt_PT"/>
-        </w:rPr>
-        <w:t>", você pode expressar a mesma ideia de outra forma. Tradução alternativa: “Pois no Monte Sião e em Jerusalém, Yahweh providenciará um meio para as pessoas escaparem”.</w:t>
+        <w:t>Joel 3.1 (#1)</w:t>
+      </w:r>
+      <w:r>
+        <w:rPr>
+          <w:lang w:val="pt_PT" w:bidi="pt_PT"/>
+        </w:rPr>
+      </w:r>
+    </w:p>
+    <w:p>
+      <w:pPr/>
+      <w:r>
+        <w:rPr>
+          <w:lang w:val="pt_PT" w:bidi="pt_PT"/>
+        </w:rPr>
+      </w:r>
+      <w:r>
+        <w:rPr>
+          <w:lang w:val="pt_PT" w:bidi="pt_PT"/>
+        </w:rPr>
+        <w:t>כִּ֗י הִנֵּ֛ה בַּ⁠יָּמִ֥ים הָ⁠הֵ֖מָּה וּ⁠בָ⁠עֵ֣ת הַ⁠הִ֑יא</w:t>
+      </w:r>
+    </w:p>
+    <w:p>
+      <w:pPr/>
+      <w:r>
+        <w:rPr>
+          <w:lang w:val="pt_PT" w:bidi="pt_PT"/>
+        </w:rPr>
+      </w:r>
+      <w:r>
+        <w:rPr>
+          <w:b/>
+          <w:lang w:val="pt_PT" w:bidi="pt_PT"/>
+        </w:rPr>
+        <w:t>"</w:t>
+      </w:r>
+      <w:r>
+        <w:rPr>
+          <w:b/>
+          <w:lang w:val="pt_PT" w:bidi="pt_PT"/>
+        </w:rPr>
+        <w:t>O SENHOR Deus diz: — Naquele tempo</w:t>
+      </w:r>
+      <w:r>
+        <w:rPr>
+          <w:b/>
+          <w:lang w:val="pt_PT" w:bidi="pt_PT"/>
+        </w:rPr>
+        <w:t>".</w:t>
+      </w:r>
+    </w:p>
+    <w:p>
+      <w:pPr/>
+      <w:r>
+        <w:rPr>
+          <w:lang w:val="pt_PT" w:bidi="pt_PT"/>
+        </w:rPr>
+      </w:r>
+      <w:r>
+        <w:rPr>
+          <w:lang w:val="pt_PT" w:bidi="pt_PT"/>
+        </w:rPr>
+        <w:t>Esse versículo continua uma citação direta de Yahweh. Você pode optar por indicar isso na sua tradução, usando uma maneira natural de continuar citações diretas em seu idioma, assim como faz a NTLH. Tradução alternativa: “Yahweh também disse: ‘Pois veja, naqueles dias e naquele tempo’”.</w:t>
       </w:r>
     </w:p>
     <w:p>
@@ -24333,6 +26006,403 @@
         <w:rPr>
           <w:lang w:val="pt_PT" w:bidi="pt_PT"/>
         </w:rPr>
+        <w:t>Citações diretas e indiretas.</w:t>
+      </w:r>
+      <w:r>
+        <w:rPr>
+          <w:lang w:val="pt_PT" w:bidi="pt_PT"/>
+        </w:rPr>
+      </w:r>
+      <w:r>
+        <w:rPr>
+          <w:lang w:val="pt_PT" w:bidi="pt_PT"/>
+        </w:rPr>
+      </w:r>
+    </w:p>
+    <w:p>
+      <w:pPr/>
+      <w:r>
+        <w:rPr>
+          <w:lang w:val="pt_PT" w:bidi="pt_PT"/>
+        </w:rPr>
+      </w:r>
+    </w:p>
+    <w:p>
+      <w:pPr>
+        <w:pStyle w:val="Heading2"/>
+      </w:pPr>
+      <w:r>
+        <w:rPr>
+          <w:lang w:val="pt_PT" w:bidi="pt_PT"/>
+        </w:rPr>
+        <w:t>Joel 3.1 (#2)</w:t>
+      </w:r>
+      <w:r>
+        <w:rPr>
+          <w:lang w:val="pt_PT" w:bidi="pt_PT"/>
+        </w:rPr>
+      </w:r>
+    </w:p>
+    <w:p>
+      <w:pPr/>
+      <w:r>
+        <w:rPr>
+          <w:lang w:val="pt_PT" w:bidi="pt_PT"/>
+        </w:rPr>
+      </w:r>
+      <w:r>
+        <w:rPr>
+          <w:lang w:val="pt_PT" w:bidi="pt_PT"/>
+        </w:rPr>
+        <w:t>כִּ֗י הִנֵּ֛ה</w:t>
+      </w:r>
+    </w:p>
+    <w:p>
+      <w:pPr/>
+      <w:r>
+        <w:rPr>
+          <w:lang w:val="pt_PT" w:bidi="pt_PT"/>
+        </w:rPr>
+      </w:r>
+      <w:r>
+        <w:rPr>
+          <w:b/>
+          <w:lang w:val="pt_PT" w:bidi="pt_PT"/>
+        </w:rPr>
+        <w:t>"</w:t>
+      </w:r>
+      <w:r>
+        <w:rPr>
+          <w:b/>
+          <w:lang w:val="pt_PT" w:bidi="pt_PT"/>
+        </w:rPr>
+        <w:t>— Naquele tempo</w:t>
+      </w:r>
+      <w:r>
+        <w:rPr>
+          <w:b/>
+          <w:lang w:val="pt_PT" w:bidi="pt_PT"/>
+        </w:rPr>
+        <w:t>".</w:t>
+      </w:r>
+    </w:p>
+    <w:p>
+      <w:pPr/>
+      <w:r>
+        <w:rPr>
+          <w:lang w:val="pt_PT" w:bidi="pt_PT"/>
+        </w:rPr>
+      </w:r>
+      <w:r>
+        <w:rPr>
+          <w:lang w:val="pt_PT" w:bidi="pt_PT"/>
+        </w:rPr>
+        <w:t xml:space="preserve">No texto original, Yahweh usa o termo </w:t>
+      </w:r>
+      <w:r>
+        <w:rPr>
+          <w:b/>
+          <w:lang w:val="pt_PT" w:bidi="pt_PT"/>
+        </w:rPr>
+        <w:t>eis</w:t>
+      </w:r>
+      <w:r>
+        <w:rPr>
+          <w:lang w:val="pt_PT" w:bidi="pt_PT"/>
+        </w:rPr>
+        <w:t xml:space="preserve"> para focar a atenção de seus ouvintes no que ele está prestes a dizer. Sua língua pode ter uma expressão equivalente que você pode usar em sua tradução. Tradução alternativa: “Agora veja” ou “Agora ouça”.</w:t>
+      </w:r>
+    </w:p>
+    <w:p>
+      <w:pPr/>
+      <w:r>
+        <w:rPr>
+          <w:lang w:val="pt_PT" w:bidi="pt_PT"/>
+        </w:rPr>
+      </w:r>
+      <w:r>
+        <w:rPr>
+          <w:lang w:val="pt_PT" w:bidi="pt_PT"/>
+        </w:rPr>
+        <w:t xml:space="preserve">Veja: </w:t>
+      </w:r>
+      <w:r>
+        <w:rPr>
+          <w:lang w:val="pt_PT" w:bidi="pt_PT"/>
+        </w:rPr>
+        <w:t>Metáfora.</w:t>
+      </w:r>
+      <w:r>
+        <w:rPr>
+          <w:lang w:val="pt_PT" w:bidi="pt_PT"/>
+        </w:rPr>
+      </w:r>
+      <w:r>
+        <w:rPr>
+          <w:lang w:val="pt_PT" w:bidi="pt_PT"/>
+        </w:rPr>
+      </w:r>
+    </w:p>
+    <w:p>
+      <w:pPr/>
+      <w:r>
+        <w:rPr>
+          <w:lang w:val="pt_PT" w:bidi="pt_PT"/>
+        </w:rPr>
+      </w:r>
+    </w:p>
+    <w:p>
+      <w:pPr>
+        <w:pStyle w:val="Heading2"/>
+      </w:pPr>
+      <w:r>
+        <w:rPr>
+          <w:lang w:val="pt_PT" w:bidi="pt_PT"/>
+        </w:rPr>
+        <w:t>Joel 3.1 (#3)</w:t>
+      </w:r>
+      <w:r>
+        <w:rPr>
+          <w:lang w:val="pt_PT" w:bidi="pt_PT"/>
+        </w:rPr>
+      </w:r>
+    </w:p>
+    <w:p>
+      <w:pPr/>
+      <w:r>
+        <w:rPr>
+          <w:lang w:val="pt_PT" w:bidi="pt_PT"/>
+        </w:rPr>
+      </w:r>
+      <w:r>
+        <w:rPr>
+          <w:lang w:val="pt_PT" w:bidi="pt_PT"/>
+        </w:rPr>
+        <w:t>בַּ⁠יָּמִ֥ים הָ⁠הֵ֖מָּה וּ⁠בָ⁠עֵ֣ת הַ⁠הִ֑יא</w:t>
+      </w:r>
+    </w:p>
+    <w:p>
+      <w:pPr/>
+      <w:r>
+        <w:rPr>
+          <w:lang w:val="pt_PT" w:bidi="pt_PT"/>
+        </w:rPr>
+      </w:r>
+      <w:r>
+        <w:rPr>
+          <w:b/>
+          <w:lang w:val="pt_PT" w:bidi="pt_PT"/>
+        </w:rPr>
+        <w:t>"</w:t>
+      </w:r>
+      <w:r>
+        <w:rPr>
+          <w:b/>
+          <w:lang w:val="pt_PT" w:bidi="pt_PT"/>
+        </w:rPr>
+        <w:t>Naquele tempo</w:t>
+      </w:r>
+      <w:r>
+        <w:rPr>
+          <w:b/>
+          <w:lang w:val="pt_PT" w:bidi="pt_PT"/>
+        </w:rPr>
+        <w:t>".</w:t>
+      </w:r>
+    </w:p>
+    <w:p>
+      <w:pPr/>
+      <w:r>
+        <w:rPr>
+          <w:lang w:val="pt_PT" w:bidi="pt_PT"/>
+        </w:rPr>
+      </w:r>
+      <w:r>
+        <w:rPr>
+          <w:lang w:val="pt_PT" w:bidi="pt_PT"/>
+        </w:rPr>
+        <w:t xml:space="preserve">Uma tradução mais literal dirá: </w:t>
+      </w:r>
+      <w:r>
+        <w:rPr>
+          <w:b/>
+          <w:lang w:val="pt_PT" w:bidi="pt_PT"/>
+        </w:rPr>
+        <w:t>naqueles dias e naquele tempo</w:t>
+      </w:r>
+      <w:r>
+        <w:rPr>
+          <w:lang w:val="pt_PT" w:bidi="pt_PT"/>
+        </w:rPr>
+        <w:t xml:space="preserve">. </w:t>
+      </w:r>
+      <w:r>
+        <w:rPr>
+          <w:lang w:val="pt_PT" w:bidi="pt_PT"/>
+        </w:rPr>
+        <w:t>Ambas as expressões têm significados semelhantes. Yahweh está usando-as para dar ênfase. Se for mais claro para seus leitores, você pode expressar a ênfase com uma única frase. Tradução alternativa: “quando aquele tempo maravilhoso chegar”.</w:t>
+      </w:r>
+    </w:p>
+    <w:p>
+      <w:pPr/>
+      <w:r>
+        <w:rPr>
+          <w:lang w:val="pt_PT" w:bidi="pt_PT"/>
+        </w:rPr>
+      </w:r>
+      <w:r>
+        <w:rPr>
+          <w:lang w:val="pt_PT" w:bidi="pt_PT"/>
+        </w:rPr>
+        <w:t xml:space="preserve">Veja: </w:t>
+      </w:r>
+      <w:r>
+        <w:rPr>
+          <w:lang w:val="pt_PT" w:bidi="pt_PT"/>
+        </w:rPr>
+        <w:t>Dupla.</w:t>
+      </w:r>
+      <w:r>
+        <w:rPr>
+          <w:lang w:val="pt_PT" w:bidi="pt_PT"/>
+        </w:rPr>
+      </w:r>
+      <w:r>
+        <w:rPr>
+          <w:lang w:val="pt_PT" w:bidi="pt_PT"/>
+        </w:rPr>
+      </w:r>
+    </w:p>
+    <w:p>
+      <w:pPr/>
+      <w:r>
+        <w:rPr>
+          <w:lang w:val="pt_PT" w:bidi="pt_PT"/>
+        </w:rPr>
+      </w:r>
+    </w:p>
+    <w:p>
+      <w:pPr>
+        <w:pStyle w:val="Heading2"/>
+      </w:pPr>
+      <w:r>
+        <w:rPr>
+          <w:lang w:val="pt_PT" w:bidi="pt_PT"/>
+        </w:rPr>
+        <w:t>Joel 3.1 (#4)</w:t>
+      </w:r>
+      <w:r>
+        <w:rPr>
+          <w:lang w:val="pt_PT" w:bidi="pt_PT"/>
+        </w:rPr>
+      </w:r>
+    </w:p>
+    <w:p>
+      <w:pPr/>
+      <w:r>
+        <w:rPr>
+          <w:lang w:val="pt_PT" w:bidi="pt_PT"/>
+        </w:rPr>
+      </w:r>
+      <w:r>
+        <w:rPr>
+          <w:lang w:val="pt_PT" w:bidi="pt_PT"/>
+        </w:rPr>
+        <w:t>אֲשֶׁ֥ר אָשִׁ֛יב אֶת־שְׁב֥וּת יְהוּדָ֖ה וִ⁠ירוּשָׁלִָֽם</w:t>
+      </w:r>
+    </w:p>
+    <w:p>
+      <w:pPr/>
+      <w:r>
+        <w:rPr>
+          <w:lang w:val="pt_PT" w:bidi="pt_PT"/>
+        </w:rPr>
+      </w:r>
+      <w:r>
+        <w:rPr>
+          <w:b/>
+          <w:lang w:val="pt_PT" w:bidi="pt_PT"/>
+        </w:rPr>
+        <w:t>"</w:t>
+      </w:r>
+      <w:r>
+        <w:rPr>
+          <w:b/>
+          <w:lang w:val="pt_PT" w:bidi="pt_PT"/>
+        </w:rPr>
+        <w:t>farei com que o povo de Jerusalém e de Judá prospere de novo</w:t>
+      </w:r>
+      <w:r>
+        <w:rPr>
+          <w:b/>
+          <w:lang w:val="pt_PT" w:bidi="pt_PT"/>
+        </w:rPr>
+        <w:t>".</w:t>
+      </w:r>
+    </w:p>
+    <w:p>
+      <w:pPr/>
+      <w:r>
+        <w:rPr>
+          <w:lang w:val="pt_PT" w:bidi="pt_PT"/>
+        </w:rPr>
+      </w:r>
+      <w:r>
+        <w:rPr>
+          <w:lang w:val="pt_PT" w:bidi="pt_PT"/>
+        </w:rPr>
+        <w:t xml:space="preserve">Uma tradução mais literal dirá: </w:t>
+      </w:r>
+      <w:r>
+        <w:rPr>
+          <w:b/>
+          <w:lang w:val="pt_PT" w:bidi="pt_PT"/>
+        </w:rPr>
+        <w:t>em que removerei o cativeiro</w:t>
+      </w:r>
+      <w:r>
+        <w:rPr>
+          <w:lang w:val="pt_PT" w:bidi="pt_PT"/>
+        </w:rPr>
+        <w:t xml:space="preserve">. </w:t>
+      </w:r>
+      <w:r>
+        <w:rPr>
+          <w:lang w:val="pt_PT" w:bidi="pt_PT"/>
+        </w:rPr>
+        <w:t xml:space="preserve">Se o seu idioma não utiliza um substantivo abstrato para a ideia de </w:t>
+      </w:r>
+      <w:r>
+        <w:rPr>
+          <w:b/>
+          <w:lang w:val="pt_PT" w:bidi="pt_PT"/>
+        </w:rPr>
+        <w:t>cativeiro</w:t>
+      </w:r>
+      <w:r>
+        <w:rPr>
+          <w:lang w:val="pt_PT" w:bidi="pt_PT"/>
+        </w:rPr>
+        <w:t>, você pode expressar a mesma ideia de outra forma. Tradução alternativa: “quando eu trouxer de volta os cativos de Judá e Jerusalém”.</w:t>
+      </w:r>
+    </w:p>
+    <w:p>
+      <w:pPr/>
+      <w:r>
+        <w:rPr>
+          <w:lang w:val="pt_PT" w:bidi="pt_PT"/>
+        </w:rPr>
+      </w:r>
+      <w:r>
+        <w:rPr>
+          <w:lang w:val="pt_PT" w:bidi="pt_PT"/>
+        </w:rPr>
+        <w:t xml:space="preserve">Veja: </w:t>
+      </w:r>
+      <w:r>
+        <w:rPr>
+          <w:lang w:val="pt_PT" w:bidi="pt_PT"/>
+        </w:rPr>
         <w:t>Substantivos abstratos.</w:t>
       </w:r>
       <w:r>
@@ -24362,49 +26432,1278 @@
         <w:rPr>
           <w:lang w:val="pt_PT" w:bidi="pt_PT"/>
         </w:rPr>
-        <w:t>Joel 2.32 (#6)</w:t>
-      </w:r>
-      <w:r>
-        <w:rPr>
-          <w:lang w:val="pt_PT" w:bidi="pt_PT"/>
-        </w:rPr>
-      </w:r>
-    </w:p>
-    <w:p>
-      <w:pPr/>
-      <w:r>
-        <w:rPr>
-          <w:lang w:val="pt_PT" w:bidi="pt_PT"/>
-        </w:rPr>
-      </w:r>
-      <w:r>
-        <w:rPr>
-          <w:lang w:val="pt_PT" w:bidi="pt_PT"/>
-        </w:rPr>
-        <w:t>בְּ⁠הַר־צִיּ֨וֹן וּ⁠בִ⁠ירוּשָׁלִַ֜ם</w:t>
-      </w:r>
-    </w:p>
-    <w:p>
-      <w:pPr/>
-      <w:r>
-        <w:rPr>
-          <w:lang w:val="pt_PT" w:bidi="pt_PT"/>
-        </w:rPr>
-      </w:r>
-      <w:r>
-        <w:rPr>
-          <w:b/>
-          <w:lang w:val="pt_PT" w:bidi="pt_PT"/>
-        </w:rPr>
-        <w:t>"no monte Sião, em Jerusalém".</w:t>
-      </w:r>
-    </w:p>
-    <w:p>
-      <w:pPr/>
-      <w:r>
-        <w:rPr>
-          <w:lang w:val="pt_PT" w:bidi="pt_PT"/>
-        </w:rPr>
+        <w:t>Joel 3.1 (#5)</w:t>
+      </w:r>
+      <w:r>
+        <w:rPr>
+          <w:lang w:val="pt_PT" w:bidi="pt_PT"/>
+        </w:rPr>
+      </w:r>
+    </w:p>
+    <w:p>
+      <w:pPr/>
+      <w:r>
+        <w:rPr>
+          <w:lang w:val="pt_PT" w:bidi="pt_PT"/>
+        </w:rPr>
+      </w:r>
+      <w:r>
+        <w:rPr>
+          <w:lang w:val="pt_PT" w:bidi="pt_PT"/>
+        </w:rPr>
+        <w:t>אֲשֶׁ֥ר אָשִׁ֛יב אֶת־שְׁב֥וּת יְהוּדָ֖ה וִ⁠ירוּשָׁלִָֽם</w:t>
+      </w:r>
+    </w:p>
+    <w:p>
+      <w:pPr/>
+      <w:r>
+        <w:rPr>
+          <w:lang w:val="pt_PT" w:bidi="pt_PT"/>
+        </w:rPr>
+      </w:r>
+      <w:r>
+        <w:rPr>
+          <w:b/>
+          <w:lang w:val="pt_PT" w:bidi="pt_PT"/>
+        </w:rPr>
+        <w:t>"farei com que o povo de Jerusalém e de Judá prospere de novo".</w:t>
+      </w:r>
+    </w:p>
+    <w:p>
+      <w:pPr/>
+      <w:r>
+        <w:rPr>
+          <w:lang w:val="pt_PT" w:bidi="pt_PT"/>
+        </w:rPr>
+      </w:r>
+      <w:r>
+        <w:rPr>
+          <w:lang w:val="pt_PT" w:bidi="pt_PT"/>
+        </w:rPr>
+        <w:t xml:space="preserve">Uma tradução mais literal dirá: </w:t>
+      </w:r>
+      <w:r>
+        <w:rPr>
+          <w:b/>
+          <w:lang w:val="pt_PT" w:bidi="pt_PT"/>
+        </w:rPr>
+        <w:t xml:space="preserve">em que removerei o cativeiro </w:t>
+      </w:r>
+      <w:r>
+        <w:rPr>
+          <w:b/>
+          <w:lang w:val="pt_PT" w:bidi="pt_PT"/>
+        </w:rPr>
+        <w:t>de Judá e de Jerusalém</w:t>
+      </w:r>
+      <w:r>
+        <w:rPr>
+          <w:lang w:val="pt_PT" w:bidi="pt_PT"/>
+        </w:rPr>
+        <w:t>. Consulte a discussão nas Notas Gerais deste capítulo sobre uma leitura alternativa para esta frase. Tradução alternativa: “quando eu restaurar a sorte de Judá e Jerusalém”.</w:t>
+      </w:r>
+    </w:p>
+    <w:p>
+      <w:pPr/>
+      <w:r>
+        <w:rPr>
+          <w:lang w:val="pt_PT" w:bidi="pt_PT"/>
+        </w:rPr>
+      </w:r>
+      <w:r>
+        <w:rPr>
+          <w:lang w:val="pt_PT" w:bidi="pt_PT"/>
+        </w:rPr>
+        <w:t xml:space="preserve">Veja: </w:t>
+      </w:r>
+      <w:r>
+        <w:rPr>
+          <w:lang w:val="pt_PT" w:bidi="pt_PT"/>
+        </w:rPr>
+        <w:t>Variantes textuais.</w:t>
+      </w:r>
+      <w:r>
+        <w:rPr>
+          <w:lang w:val="pt_PT" w:bidi="pt_PT"/>
+        </w:rPr>
+      </w:r>
+      <w:r>
+        <w:rPr>
+          <w:lang w:val="pt_PT" w:bidi="pt_PT"/>
+        </w:rPr>
+      </w:r>
+    </w:p>
+    <w:p>
+      <w:pPr/>
+      <w:r>
+        <w:rPr>
+          <w:lang w:val="pt_PT" w:bidi="pt_PT"/>
+        </w:rPr>
+      </w:r>
+    </w:p>
+    <w:p>
+      <w:pPr>
+        <w:pStyle w:val="Heading2"/>
+      </w:pPr>
+      <w:r>
+        <w:rPr>
+          <w:lang w:val="pt_PT" w:bidi="pt_PT"/>
+        </w:rPr>
+        <w:t>Joel 3.2 (#1)</w:t>
+      </w:r>
+      <w:r>
+        <w:rPr>
+          <w:lang w:val="pt_PT" w:bidi="pt_PT"/>
+        </w:rPr>
+      </w:r>
+    </w:p>
+    <w:p>
+      <w:pPr/>
+      <w:r>
+        <w:rPr>
+          <w:lang w:val="pt_PT" w:bidi="pt_PT"/>
+        </w:rPr>
+      </w:r>
+      <w:r>
+        <w:rPr>
+          <w:lang w:val="pt_PT" w:bidi="pt_PT"/>
+        </w:rPr>
+        <w:t>עֵ֖מֶק יְהֽוֹשָׁפָ֑ט</w:t>
+      </w:r>
+    </w:p>
+    <w:p>
+      <w:pPr/>
+      <w:r>
+        <w:rPr>
+          <w:lang w:val="pt_PT" w:bidi="pt_PT"/>
+        </w:rPr>
+      </w:r>
+      <w:r>
+        <w:rPr>
+          <w:b/>
+          <w:lang w:val="pt_PT" w:bidi="pt_PT"/>
+        </w:rPr>
+        <w:t>"o vale de Josafá".</w:t>
+      </w:r>
+    </w:p>
+    <w:p>
+      <w:pPr/>
+      <w:r>
+        <w:rPr>
+          <w:lang w:val="pt_PT" w:bidi="pt_PT"/>
+        </w:rPr>
+      </w:r>
+      <w:r>
+        <w:rPr>
+          <w:lang w:val="pt_PT" w:bidi="pt_PT"/>
+        </w:rPr>
+        <w:t xml:space="preserve">A palavra </w:t>
+      </w:r>
+      <w:r>
+        <w:rPr>
+          <w:b/>
+          <w:lang w:val="pt_PT" w:bidi="pt_PT"/>
+        </w:rPr>
+        <w:t>Josafá</w:t>
+      </w:r>
+      <w:r>
+        <w:rPr>
+          <w:lang w:val="pt_PT" w:bidi="pt_PT"/>
+        </w:rPr>
+        <w:t xml:space="preserve"> é o nome de um vale. Na tradução, você pode escrevê-la da forma como soa no seu idioma ou pode usar uma palavra ou frase do seu idioma que expressa o significado desse nome, que é "Yahweh julga." Tradução alternativa: “o Vale, que quer dizer: Yahweh-Julga”.</w:t>
+      </w:r>
+    </w:p>
+    <w:p>
+      <w:pPr/>
+      <w:r>
+        <w:rPr>
+          <w:lang w:val="pt_PT" w:bidi="pt_PT"/>
+        </w:rPr>
+      </w:r>
+      <w:r>
+        <w:rPr>
+          <w:lang w:val="pt_PT" w:bidi="pt_PT"/>
+        </w:rPr>
+        <w:t xml:space="preserve">Veja: </w:t>
+      </w:r>
+      <w:r>
+        <w:rPr>
+          <w:lang w:val="pt_PT" w:bidi="pt_PT"/>
+        </w:rPr>
+        <w:t>Copiar ou emprestar palavras.</w:t>
+      </w:r>
+      <w:r>
+        <w:rPr>
+          <w:lang w:val="pt_PT" w:bidi="pt_PT"/>
+        </w:rPr>
+      </w:r>
+      <w:r>
+        <w:rPr>
+          <w:lang w:val="pt_PT" w:bidi="pt_PT"/>
+        </w:rPr>
+      </w:r>
+    </w:p>
+    <w:p>
+      <w:pPr/>
+      <w:r>
+        <w:rPr>
+          <w:lang w:val="pt_PT" w:bidi="pt_PT"/>
+        </w:rPr>
+      </w:r>
+    </w:p>
+    <w:p>
+      <w:pPr>
+        <w:pStyle w:val="Heading2"/>
+      </w:pPr>
+      <w:r>
+        <w:rPr>
+          <w:lang w:val="pt_PT" w:bidi="pt_PT"/>
+        </w:rPr>
+        <w:t>Joel 3.2 (#2)</w:t>
+      </w:r>
+      <w:r>
+        <w:rPr>
+          <w:lang w:val="pt_PT" w:bidi="pt_PT"/>
+        </w:rPr>
+      </w:r>
+    </w:p>
+    <w:p>
+      <w:pPr/>
+      <w:r>
+        <w:rPr>
+          <w:lang w:val="pt_PT" w:bidi="pt_PT"/>
+        </w:rPr>
+      </w:r>
+      <w:r>
+        <w:rPr>
+          <w:lang w:val="pt_PT" w:bidi="pt_PT"/>
+        </w:rPr>
+        <w:t>עַמִּ֨⁠י וְ⁠נַחֲלָתִ֤⁠י יִשְׂרָאֵל֙</w:t>
+      </w:r>
+    </w:p>
+    <w:p>
+      <w:pPr/>
+      <w:r>
+        <w:rPr>
+          <w:lang w:val="pt_PT" w:bidi="pt_PT"/>
+        </w:rPr>
+      </w:r>
+      <w:r>
+        <w:rPr>
+          <w:b/>
+          <w:lang w:val="pt_PT" w:bidi="pt_PT"/>
+        </w:rPr>
+        <w:t>"</w:t>
+      </w:r>
+      <w:r>
+        <w:rPr>
+          <w:b/>
+          <w:lang w:val="pt_PT" w:bidi="pt_PT"/>
+        </w:rPr>
+        <w:t>o povo de Israel, o meu povo escolhido</w:t>
+      </w:r>
+      <w:r>
+        <w:rPr>
+          <w:b/>
+          <w:lang w:val="pt_PT" w:bidi="pt_PT"/>
+        </w:rPr>
+        <w:t>".</w:t>
+      </w:r>
+    </w:p>
+    <w:p>
+      <w:pPr/>
+      <w:r>
+        <w:rPr>
+          <w:lang w:val="pt_PT" w:bidi="pt_PT"/>
+        </w:rPr>
+      </w:r>
+      <w:r>
+        <w:rPr>
+          <w:lang w:val="pt_PT" w:bidi="pt_PT"/>
+        </w:rPr>
+        <w:t xml:space="preserve">Uma tradução mais literal dirá: </w:t>
+      </w:r>
+      <w:r>
+        <w:rPr>
+          <w:b/>
+          <w:lang w:val="pt_PT" w:bidi="pt_PT"/>
+        </w:rPr>
+        <w:t>meu povo, e minha herança, Israel</w:t>
+      </w:r>
+      <w:r>
+        <w:rPr>
+          <w:lang w:val="pt_PT" w:bidi="pt_PT"/>
+        </w:rPr>
+        <w:t xml:space="preserve">. Essa frase expressa uma única ideia usando duas palavras conectadas por </w:t>
+      </w:r>
+      <w:r>
+        <w:rPr>
+          <w:b/>
+          <w:lang w:val="pt_PT" w:bidi="pt_PT"/>
+        </w:rPr>
+        <w:t>e</w:t>
+      </w:r>
+      <w:r>
+        <w:rPr>
+          <w:lang w:val="pt_PT" w:bidi="pt_PT"/>
+        </w:rPr>
+        <w:t xml:space="preserve">. A palavra </w:t>
+      </w:r>
+      <w:r>
+        <w:rPr>
+          <w:b/>
+          <w:lang w:val="pt_PT" w:bidi="pt_PT"/>
+        </w:rPr>
+        <w:t>herança</w:t>
+      </w:r>
+      <w:r>
+        <w:rPr>
+          <w:lang w:val="pt_PT" w:bidi="pt_PT"/>
+        </w:rPr>
+        <w:t xml:space="preserve"> indica que tipo de </w:t>
+      </w:r>
+      <w:r>
+        <w:rPr>
+          <w:b/>
+          <w:lang w:val="pt_PT" w:bidi="pt_PT"/>
+        </w:rPr>
+        <w:t>pessoas</w:t>
+      </w:r>
+      <w:r>
+        <w:rPr>
+          <w:lang w:val="pt_PT" w:bidi="pt_PT"/>
+        </w:rPr>
+        <w:t xml:space="preserve"> os israelitas são para Yahweh. Nesse contexto, a palavra </w:t>
+      </w:r>
+      <w:r>
+        <w:rPr>
+          <w:b/>
+          <w:lang w:val="pt_PT" w:bidi="pt_PT"/>
+        </w:rPr>
+        <w:t>herança</w:t>
+      </w:r>
+      <w:r>
+        <w:rPr>
+          <w:lang w:val="pt_PT" w:bidi="pt_PT"/>
+        </w:rPr>
+        <w:t xml:space="preserve"> refere-se a uma porção que alguém escolheria para si mesmo. Tradução alternativa: “meu povo escolhido, Israel”.</w:t>
+      </w:r>
+    </w:p>
+    <w:p>
+      <w:pPr/>
+      <w:r>
+        <w:rPr>
+          <w:lang w:val="pt_PT" w:bidi="pt_PT"/>
+        </w:rPr>
+      </w:r>
+      <w:r>
+        <w:rPr>
+          <w:lang w:val="pt_PT" w:bidi="pt_PT"/>
+        </w:rPr>
+        <w:t xml:space="preserve">Veja: </w:t>
+      </w:r>
+      <w:r>
+        <w:rPr>
+          <w:lang w:val="pt_PT" w:bidi="pt_PT"/>
+        </w:rPr>
+        <w:t>Hendíade.</w:t>
+      </w:r>
+      <w:r>
+        <w:rPr>
+          <w:lang w:val="pt_PT" w:bidi="pt_PT"/>
+        </w:rPr>
+      </w:r>
+      <w:r>
+        <w:rPr>
+          <w:lang w:val="pt_PT" w:bidi="pt_PT"/>
+        </w:rPr>
+      </w:r>
+    </w:p>
+    <w:p>
+      <w:pPr/>
+      <w:r>
+        <w:rPr>
+          <w:lang w:val="pt_PT" w:bidi="pt_PT"/>
+        </w:rPr>
+      </w:r>
+    </w:p>
+    <w:p>
+      <w:pPr>
+        <w:pStyle w:val="Heading2"/>
+      </w:pPr>
+      <w:r>
+        <w:rPr>
+          <w:lang w:val="pt_PT" w:bidi="pt_PT"/>
+        </w:rPr>
+        <w:t>Joel 3.2 (#3)</w:t>
+      </w:r>
+      <w:r>
+        <w:rPr>
+          <w:lang w:val="pt_PT" w:bidi="pt_PT"/>
+        </w:rPr>
+      </w:r>
+    </w:p>
+    <w:p>
+      <w:pPr/>
+      <w:r>
+        <w:rPr>
+          <w:lang w:val="pt_PT" w:bidi="pt_PT"/>
+        </w:rPr>
+      </w:r>
+      <w:r>
+        <w:rPr>
+          <w:lang w:val="pt_PT" w:bidi="pt_PT"/>
+        </w:rPr>
+        <w:t>וְ⁠אֶת־אַרְצִ֖⁠י חִלֵּֽקוּ</w:t>
+      </w:r>
+    </w:p>
+    <w:p>
+      <w:pPr/>
+      <w:r>
+        <w:rPr>
+          <w:lang w:val="pt_PT" w:bidi="pt_PT"/>
+        </w:rPr>
+      </w:r>
+      <w:r>
+        <w:rPr>
+          <w:b/>
+          <w:lang w:val="pt_PT" w:bidi="pt_PT"/>
+        </w:rPr>
+        <w:t>"</w:t>
+      </w:r>
+      <w:r>
+        <w:rPr>
+          <w:b/>
+          <w:lang w:val="pt_PT" w:bidi="pt_PT"/>
+        </w:rPr>
+        <w:t>e dividiram entre si o meu país</w:t>
+      </w:r>
+      <w:r>
+        <w:rPr>
+          <w:b/>
+          <w:lang w:val="pt_PT" w:bidi="pt_PT"/>
+        </w:rPr>
+        <w:t>".</w:t>
+      </w:r>
+    </w:p>
+    <w:p>
+      <w:pPr/>
+      <w:r>
+        <w:rPr>
+          <w:lang w:val="pt_PT" w:bidi="pt_PT"/>
+        </w:rPr>
+      </w:r>
+      <w:r>
+        <w:rPr>
+          <w:lang w:val="pt_PT" w:bidi="pt_PT"/>
+        </w:rPr>
+        <w:t xml:space="preserve">Uma tradução mais literal dirá: </w:t>
+      </w:r>
+      <w:r>
+        <w:rPr>
+          <w:b/>
+          <w:lang w:val="pt_PT" w:bidi="pt_PT"/>
+        </w:rPr>
+        <w:t>e repartiram a minha terra</w:t>
+      </w:r>
+      <w:r>
+        <w:rPr>
+          <w:lang w:val="pt_PT" w:bidi="pt_PT"/>
+        </w:rPr>
+        <w:t xml:space="preserve">. </w:t>
+      </w:r>
+      <w:r>
+        <w:rPr>
+          <w:lang w:val="pt_PT" w:bidi="pt_PT"/>
+        </w:rPr>
+        <w:t>Yahweh está omitindo algumas das palavras que, em muitos idiomas, uma frase precisaria para estar completa. Você pode fornecer essas palavras a partir do contexto, se isso for mais claro no seu idioma. Tradução alternativa: “</w:t>
+      </w:r>
+      <w:r>
+        <w:rPr>
+          <w:lang w:val="pt_PT" w:bidi="pt_PT"/>
+        </w:rPr>
+        <w:t>repartindo a minha terra entre si</w:t>
+      </w:r>
+      <w:r>
+        <w:rPr>
+          <w:lang w:val="pt_PT" w:bidi="pt_PT"/>
+        </w:rPr>
+        <w:t>”.</w:t>
+      </w:r>
+    </w:p>
+    <w:p>
+      <w:pPr/>
+      <w:r>
+        <w:rPr>
+          <w:lang w:val="pt_PT" w:bidi="pt_PT"/>
+        </w:rPr>
+      </w:r>
+      <w:r>
+        <w:rPr>
+          <w:lang w:val="pt_PT" w:bidi="pt_PT"/>
+        </w:rPr>
+        <w:t xml:space="preserve">Veja: </w:t>
+      </w:r>
+      <w:r>
+        <w:rPr>
+          <w:lang w:val="pt_PT" w:bidi="pt_PT"/>
+        </w:rPr>
+        <w:t>Elipse.</w:t>
+      </w:r>
+      <w:r>
+        <w:rPr>
+          <w:lang w:val="pt_PT" w:bidi="pt_PT"/>
+        </w:rPr>
+      </w:r>
+      <w:r>
+        <w:rPr>
+          <w:lang w:val="pt_PT" w:bidi="pt_PT"/>
+        </w:rPr>
+      </w:r>
+    </w:p>
+    <w:p>
+      <w:pPr/>
+      <w:r>
+        <w:rPr>
+          <w:lang w:val="pt_PT" w:bidi="pt_PT"/>
+        </w:rPr>
+      </w:r>
+    </w:p>
+    <w:p>
+      <w:pPr>
+        <w:pStyle w:val="Heading2"/>
+      </w:pPr>
+      <w:r>
+        <w:rPr>
+          <w:lang w:val="pt_PT" w:bidi="pt_PT"/>
+        </w:rPr>
+        <w:t>Joel 3.3 (#1)</w:t>
+      </w:r>
+      <w:r>
+        <w:rPr>
+          <w:lang w:val="pt_PT" w:bidi="pt_PT"/>
+        </w:rPr>
+      </w:r>
+    </w:p>
+    <w:p>
+      <w:pPr/>
+      <w:r>
+        <w:rPr>
+          <w:lang w:val="pt_PT" w:bidi="pt_PT"/>
+        </w:rPr>
+      </w:r>
+      <w:r>
+        <w:rPr>
+          <w:lang w:val="pt_PT" w:bidi="pt_PT"/>
+        </w:rPr>
+        <w:t>גוֹרָ֑ל</w:t>
+      </w:r>
+    </w:p>
+    <w:p>
+      <w:pPr/>
+      <w:r>
+        <w:rPr>
+          <w:lang w:val="pt_PT" w:bidi="pt_PT"/>
+        </w:rPr>
+      </w:r>
+      <w:r>
+        <w:rPr>
+          <w:b/>
+          <w:lang w:val="pt_PT" w:bidi="pt_PT"/>
+        </w:rPr>
+        <w:t>"</w:t>
+      </w:r>
+      <w:r>
+        <w:rPr>
+          <w:b/>
+          <w:lang w:val="pt_PT" w:bidi="pt_PT"/>
+        </w:rPr>
+        <w:t>a sorte</w:t>
+      </w:r>
+      <w:r>
+        <w:rPr>
+          <w:b/>
+          <w:lang w:val="pt_PT" w:bidi="pt_PT"/>
+        </w:rPr>
+        <w:t>".</w:t>
+      </w:r>
+    </w:p>
+    <w:p>
+      <w:pPr/>
+      <w:r>
+        <w:rPr>
+          <w:lang w:val="pt_PT" w:bidi="pt_PT"/>
+        </w:rPr>
+      </w:r>
+      <w:r>
+        <w:rPr>
+          <w:lang w:val="pt_PT" w:bidi="pt_PT"/>
+        </w:rPr>
+        <w:t>Yahweh não está se referindo a uma sorte específica. Ele quer dizer "sortes" em geral. Pode ser mais natural em seu idioma expressar esse significado usando uma forma plural. Tradução alternativa: "sortes".</w:t>
+      </w:r>
+    </w:p>
+    <w:p>
+      <w:pPr/>
+      <w:r>
+        <w:rPr>
+          <w:lang w:val="pt_PT" w:bidi="pt_PT"/>
+        </w:rPr>
+      </w:r>
+      <w:r>
+        <w:rPr>
+          <w:lang w:val="pt_PT" w:bidi="pt_PT"/>
+        </w:rPr>
+        <w:t xml:space="preserve">Veja: </w:t>
+      </w:r>
+      <w:r>
+        <w:rPr>
+          <w:lang w:val="pt_PT" w:bidi="pt_PT"/>
+        </w:rPr>
+        <w:t>Frases com substantivos genéricos.</w:t>
+      </w:r>
+      <w:r>
+        <w:rPr>
+          <w:lang w:val="pt_PT" w:bidi="pt_PT"/>
+        </w:rPr>
+      </w:r>
+      <w:r>
+        <w:rPr>
+          <w:lang w:val="pt_PT" w:bidi="pt_PT"/>
+        </w:rPr>
+      </w:r>
+    </w:p>
+    <w:p>
+      <w:pPr/>
+      <w:r>
+        <w:rPr>
+          <w:lang w:val="pt_PT" w:bidi="pt_PT"/>
+        </w:rPr>
+      </w:r>
+    </w:p>
+    <w:p>
+      <w:pPr>
+        <w:pStyle w:val="Heading2"/>
+      </w:pPr>
+      <w:r>
+        <w:rPr>
+          <w:lang w:val="pt_PT" w:bidi="pt_PT"/>
+        </w:rPr>
+        <w:t>Joel 3.3 (#2)</w:t>
+      </w:r>
+      <w:r>
+        <w:rPr>
+          <w:lang w:val="pt_PT" w:bidi="pt_PT"/>
+        </w:rPr>
+      </w:r>
+    </w:p>
+    <w:p>
+      <w:pPr/>
+      <w:r>
+        <w:rPr>
+          <w:lang w:val="pt_PT" w:bidi="pt_PT"/>
+        </w:rPr>
+      </w:r>
+      <w:r>
+        <w:rPr>
+          <w:lang w:val="pt_PT" w:bidi="pt_PT"/>
+        </w:rPr>
+        <w:t>וַ⁠יִּתְּנ֤וּ הַ⁠יֶּ֨לֶד֙ בַּ⁠זּוֹנָ֔ה וְ⁠הַ⁠יַּלְדָּ֛ה מָכְר֥וּ</w:t>
+      </w:r>
+    </w:p>
+    <w:p>
+      <w:pPr/>
+      <w:r>
+        <w:rPr>
+          <w:lang w:val="pt_PT" w:bidi="pt_PT"/>
+        </w:rPr>
+      </w:r>
+      <w:r>
+        <w:rPr>
+          <w:b/>
+          <w:lang w:val="pt_PT" w:bidi="pt_PT"/>
+        </w:rPr>
+        <w:t>"</w:t>
+      </w:r>
+      <w:r>
+        <w:rPr>
+          <w:b/>
+          <w:lang w:val="pt_PT" w:bidi="pt_PT"/>
+        </w:rPr>
+        <w:t>venderam meninos e meninas como escravos</w:t>
+      </w:r>
+      <w:r>
+        <w:rPr>
+          <w:b/>
+          <w:lang w:val="pt_PT" w:bidi="pt_PT"/>
+        </w:rPr>
+        <w:t>".</w:t>
+      </w:r>
+    </w:p>
+    <w:p>
+      <w:pPr/>
+      <w:r>
+        <w:rPr>
+          <w:lang w:val="pt_PT" w:bidi="pt_PT"/>
+        </w:rPr>
+      </w:r>
+      <w:r>
+        <w:rPr>
+          <w:lang w:val="pt_PT" w:bidi="pt_PT"/>
+        </w:rPr>
+        <w:t xml:space="preserve">Uma tradução mais literal dirá: </w:t>
+      </w:r>
+      <w:r>
+        <w:rPr>
+          <w:b/>
+          <w:lang w:val="pt_PT" w:bidi="pt_PT"/>
+        </w:rPr>
+        <w:t>e deram um menino por uma prostituta, e venderam uma menina</w:t>
+      </w:r>
+      <w:r>
+        <w:rPr>
+          <w:lang w:val="pt_PT" w:bidi="pt_PT"/>
+        </w:rPr>
+        <w:t xml:space="preserve">. </w:t>
+      </w:r>
+      <w:r>
+        <w:rPr>
+          <w:lang w:val="pt_PT" w:bidi="pt_PT"/>
+        </w:rPr>
+        <w:t xml:space="preserve">As palavras </w:t>
+      </w:r>
+      <w:r>
+        <w:rPr>
+          <w:b/>
+          <w:lang w:val="pt_PT" w:bidi="pt_PT"/>
+        </w:rPr>
+        <w:t>um menino</w:t>
+      </w:r>
+      <w:r>
+        <w:rPr>
+          <w:lang w:val="pt_PT" w:bidi="pt_PT"/>
+        </w:rPr>
+        <w:t xml:space="preserve">, </w:t>
+      </w:r>
+      <w:r>
+        <w:rPr>
+          <w:b/>
+          <w:lang w:val="pt_PT" w:bidi="pt_PT"/>
+        </w:rPr>
+        <w:t>uma prostituta</w:t>
+      </w:r>
+      <w:r>
+        <w:rPr>
+          <w:lang w:val="pt_PT" w:bidi="pt_PT"/>
+        </w:rPr>
+        <w:t xml:space="preserve"> e </w:t>
+      </w:r>
+      <w:r>
+        <w:rPr>
+          <w:b/>
+          <w:lang w:val="pt_PT" w:bidi="pt_PT"/>
+        </w:rPr>
+        <w:t>uma menina</w:t>
+      </w:r>
+      <w:r>
+        <w:rPr>
+          <w:lang w:val="pt_PT" w:bidi="pt_PT"/>
+        </w:rPr>
+        <w:t xml:space="preserve"> representam essas pessoas de forma geral, não um menino, prostituta ou menina em particular. Se for útil no seu idioma, você pode usar uma expressão mais natural. Tradução alternativa: “e eles trocaram meninos por prostitutas, e venderam meninas”.</w:t>
+      </w:r>
+    </w:p>
+    <w:p>
+      <w:pPr/>
+      <w:r>
+        <w:rPr>
+          <w:lang w:val="pt_PT" w:bidi="pt_PT"/>
+        </w:rPr>
+      </w:r>
+      <w:r>
+        <w:rPr>
+          <w:lang w:val="pt_PT" w:bidi="pt_PT"/>
+        </w:rPr>
+        <w:t xml:space="preserve">Veja: </w:t>
+      </w:r>
+      <w:r>
+        <w:rPr>
+          <w:lang w:val="pt_PT" w:bidi="pt_PT"/>
+        </w:rPr>
+        <w:t>Frases com substantivos genéricos.</w:t>
+      </w:r>
+      <w:r>
+        <w:rPr>
+          <w:lang w:val="pt_PT" w:bidi="pt_PT"/>
+        </w:rPr>
+      </w:r>
+      <w:r>
+        <w:rPr>
+          <w:lang w:val="pt_PT" w:bidi="pt_PT"/>
+        </w:rPr>
+      </w:r>
+    </w:p>
+    <w:p>
+      <w:pPr/>
+      <w:r>
+        <w:rPr>
+          <w:lang w:val="pt_PT" w:bidi="pt_PT"/>
+        </w:rPr>
+      </w:r>
+    </w:p>
+    <w:p>
+      <w:pPr>
+        <w:pStyle w:val="Heading2"/>
+      </w:pPr>
+      <w:r>
+        <w:rPr>
+          <w:lang w:val="pt_PT" w:bidi="pt_PT"/>
+        </w:rPr>
+        <w:t>Joel 3.4 (#1)</w:t>
+      </w:r>
+      <w:r>
+        <w:rPr>
+          <w:lang w:val="pt_PT" w:bidi="pt_PT"/>
+        </w:rPr>
+      </w:r>
+    </w:p>
+    <w:p>
+      <w:pPr/>
+      <w:r>
+        <w:rPr>
+          <w:lang w:val="pt_PT" w:bidi="pt_PT"/>
+        </w:rPr>
+      </w:r>
+      <w:r>
+        <w:rPr>
+          <w:lang w:val="pt_PT" w:bidi="pt_PT"/>
+        </w:rPr>
+        <w:t>וְ֠⁠גַם מָה־אַתֶּ֥ם לִ⁠י֙ צֹ֣ר וְ⁠צִיד֔וֹן וְ⁠כֹ֖ל גְּלִיל֣וֹת פְּלָ֑שֶׁת הַ⁠גְּמ֗וּל אַתֶּם֙ מְשַׁלְּמִ֣ים עָלָ֔⁠י &amp; אַתֶּם֙</w:t>
+      </w:r>
+    </w:p>
+    <w:p>
+      <w:pPr/>
+      <w:r>
+        <w:rPr>
+          <w:lang w:val="pt_PT" w:bidi="pt_PT"/>
+        </w:rPr>
+      </w:r>
+      <w:r>
+        <w:rPr>
+          <w:b/>
+          <w:lang w:val="pt_PT" w:bidi="pt_PT"/>
+        </w:rPr>
+        <w:t>"</w:t>
+      </w:r>
+      <w:r>
+        <w:rPr>
+          <w:b/>
+          <w:lang w:val="pt_PT" w:bidi="pt_PT"/>
+        </w:rPr>
+        <w:t>Povos de Tiro e de Sidom e de toda a Filistéia, o que é que vocês querem de mim? Estão querendo se vingar</w:t>
+      </w:r>
+      <w:r>
+        <w:rPr>
+          <w:b/>
+          <w:lang w:val="pt_PT" w:bidi="pt_PT"/>
+        </w:rPr>
+        <w:t>".</w:t>
+      </w:r>
+    </w:p>
+    <w:p>
+      <w:pPr/>
+      <w:r>
+        <w:rPr>
+          <w:lang w:val="pt_PT" w:bidi="pt_PT"/>
+        </w:rPr>
+      </w:r>
+      <w:r>
+        <w:rPr>
+          <w:lang w:val="pt_PT" w:bidi="pt_PT"/>
+        </w:rPr>
+        <w:t>Yahweh está usando a forma de pergunta para dar ênfase. Caso não seja comum utilizar a forma de pergunta para esse propósito em seu idioma, você pode traduzir isso como uma afirmação ou exclamação. Tradução alternativa: “E de fato, vocês não têm nada contra mim, Tiro, Sidom, e todas as regiões da Filístia! Não há compensação que vocês precisem me pagar!”.</w:t>
+      </w:r>
+    </w:p>
+    <w:p>
+      <w:pPr/>
+      <w:r>
+        <w:rPr>
+          <w:lang w:val="pt_PT" w:bidi="pt_PT"/>
+        </w:rPr>
+      </w:r>
+      <w:r>
+        <w:rPr>
+          <w:lang w:val="pt_PT" w:bidi="pt_PT"/>
+        </w:rPr>
+        <w:t xml:space="preserve">Veja: </w:t>
+      </w:r>
+      <w:r>
+        <w:rPr>
+          <w:lang w:val="pt_PT" w:bidi="pt_PT"/>
+        </w:rPr>
+        <w:t>Pergunta retórica.</w:t>
+      </w:r>
+      <w:r>
+        <w:rPr>
+          <w:lang w:val="pt_PT" w:bidi="pt_PT"/>
+        </w:rPr>
+      </w:r>
+      <w:r>
+        <w:rPr>
+          <w:lang w:val="pt_PT" w:bidi="pt_PT"/>
+        </w:rPr>
+      </w:r>
+    </w:p>
+    <w:p>
+      <w:pPr/>
+      <w:r>
+        <w:rPr>
+          <w:lang w:val="pt_PT" w:bidi="pt_PT"/>
+        </w:rPr>
+      </w:r>
+    </w:p>
+    <w:p>
+      <w:pPr>
+        <w:pStyle w:val="Heading2"/>
+      </w:pPr>
+      <w:r>
+        <w:rPr>
+          <w:lang w:val="pt_PT" w:bidi="pt_PT"/>
+        </w:rPr>
+        <w:t>Joel 3.4 (#2)</w:t>
+      </w:r>
+      <w:r>
+        <w:rPr>
+          <w:lang w:val="pt_PT" w:bidi="pt_PT"/>
+        </w:rPr>
+      </w:r>
+    </w:p>
+    <w:p>
+      <w:pPr/>
+      <w:r>
+        <w:rPr>
+          <w:lang w:val="pt_PT" w:bidi="pt_PT"/>
+        </w:rPr>
+      </w:r>
+      <w:r>
+        <w:rPr>
+          <w:lang w:val="pt_PT" w:bidi="pt_PT"/>
+        </w:rPr>
+        <w:t>מָה־אַתֶּ֥ם לִ⁠י֙</w:t>
+      </w:r>
+    </w:p>
+    <w:p>
+      <w:pPr/>
+      <w:r>
+        <w:rPr>
+          <w:lang w:val="pt_PT" w:bidi="pt_PT"/>
+        </w:rPr>
+      </w:r>
+      <w:r>
+        <w:rPr>
+          <w:b/>
+          <w:lang w:val="pt_PT" w:bidi="pt_PT"/>
+        </w:rPr>
+        <w:t>"</w:t>
+      </w:r>
+      <w:r>
+        <w:rPr>
+          <w:b/>
+          <w:lang w:val="pt_PT" w:bidi="pt_PT"/>
+        </w:rPr>
+        <w:t>o que é que vocês querem de mim</w:t>
+      </w:r>
+      <w:r>
+        <w:rPr>
+          <w:b/>
+          <w:lang w:val="pt_PT" w:bidi="pt_PT"/>
+        </w:rPr>
+        <w:t>".</w:t>
+      </w:r>
+    </w:p>
+    <w:p>
+      <w:pPr/>
+      <w:r>
+        <w:rPr>
+          <w:lang w:val="pt_PT" w:bidi="pt_PT"/>
+        </w:rPr>
+      </w:r>
+      <w:r>
+        <w:rPr>
+          <w:lang w:val="pt_PT" w:bidi="pt_PT"/>
+        </w:rPr>
+        <w:t xml:space="preserve">Uma tradução mais literal dirá: </w:t>
+      </w:r>
+      <w:r>
+        <w:rPr>
+          <w:b/>
+          <w:lang w:val="pt_PT" w:bidi="pt_PT"/>
+        </w:rPr>
+        <w:t>o que vocês têm comigo</w:t>
+      </w:r>
+      <w:r>
+        <w:rPr>
+          <w:lang w:val="pt_PT" w:bidi="pt_PT"/>
+        </w:rPr>
+        <w:t xml:space="preserve">. </w:t>
+      </w:r>
+      <w:r>
+        <w:rPr>
+          <w:lang w:val="pt_PT" w:bidi="pt_PT"/>
+        </w:rPr>
+        <w:t>É uma expressão comum nessa cultura para perguntar por que alguém está agindo com hostilidade. Sua língua pode ter uma expressão equivalente que você pode usar na sua tradução. Você também pode usar uma linguagem simples. Tradução alternativa: “o que você tem contra mim” ou “por que você está sendo hostil comigo”.</w:t>
+      </w:r>
+    </w:p>
+    <w:p>
+      <w:pPr/>
+      <w:r>
+        <w:rPr>
+          <w:lang w:val="pt_PT" w:bidi="pt_PT"/>
+        </w:rPr>
+      </w:r>
+      <w:r>
+        <w:rPr>
+          <w:lang w:val="pt_PT" w:bidi="pt_PT"/>
+        </w:rPr>
+        <w:t xml:space="preserve">Veja: </w:t>
+      </w:r>
+      <w:r>
+        <w:rPr>
+          <w:lang w:val="pt_PT" w:bidi="pt_PT"/>
+        </w:rPr>
+        <w:t>Expressão idiomática.</w:t>
+      </w:r>
+      <w:r>
+        <w:rPr>
+          <w:lang w:val="pt_PT" w:bidi="pt_PT"/>
+        </w:rPr>
+      </w:r>
+      <w:r>
+        <w:rPr>
+          <w:lang w:val="pt_PT" w:bidi="pt_PT"/>
+        </w:rPr>
+      </w:r>
+    </w:p>
+    <w:p>
+      <w:pPr/>
+      <w:r>
+        <w:rPr>
+          <w:lang w:val="pt_PT" w:bidi="pt_PT"/>
+        </w:rPr>
+      </w:r>
+    </w:p>
+    <w:p>
+      <w:pPr>
+        <w:pStyle w:val="Heading2"/>
+      </w:pPr>
+      <w:r>
+        <w:rPr>
+          <w:lang w:val="pt_PT" w:bidi="pt_PT"/>
+        </w:rPr>
+        <w:t>Joel 3.4 (#3)</w:t>
+      </w:r>
+      <w:r>
+        <w:rPr>
+          <w:lang w:val="pt_PT" w:bidi="pt_PT"/>
+        </w:rPr>
+      </w:r>
+    </w:p>
+    <w:p>
+      <w:pPr/>
+      <w:r>
+        <w:rPr>
+          <w:lang w:val="pt_PT" w:bidi="pt_PT"/>
+        </w:rPr>
+      </w:r>
+      <w:r>
+        <w:rPr>
+          <w:lang w:val="pt_PT" w:bidi="pt_PT"/>
+        </w:rPr>
+        <w:t>הַ⁠גְּמ֗וּל אַתֶּם֙ מְשַׁלְּמִ֣ים עָלָ֔⁠י וְ⁠אִם־גֹּמְלִ֤ים אַתֶּם֙ עָלַ֔⁠י</w:t>
+      </w:r>
+    </w:p>
+    <w:p>
+      <w:pPr/>
+      <w:r>
+        <w:rPr>
+          <w:lang w:val="pt_PT" w:bidi="pt_PT"/>
+        </w:rPr>
+      </w:r>
+      <w:r>
+        <w:rPr>
+          <w:b/>
+          <w:lang w:val="pt_PT" w:bidi="pt_PT"/>
+        </w:rPr>
+        <w:t>"</w:t>
+      </w:r>
+      <w:r>
+        <w:rPr>
+          <w:b/>
+          <w:lang w:val="pt_PT" w:bidi="pt_PT"/>
+        </w:rPr>
+        <w:t>Estão querendo se vingar? Se é isso que querem</w:t>
+      </w:r>
+      <w:r>
+        <w:rPr>
+          <w:b/>
+          <w:lang w:val="pt_PT" w:bidi="pt_PT"/>
+        </w:rPr>
+        <w:t>".</w:t>
+      </w:r>
+    </w:p>
+    <w:p>
+      <w:pPr/>
+      <w:r>
+        <w:rPr>
+          <w:lang w:val="pt_PT" w:bidi="pt_PT"/>
+        </w:rPr>
+      </w:r>
+      <w:r>
+        <w:rPr>
+          <w:lang w:val="pt_PT" w:bidi="pt_PT"/>
+        </w:rPr>
+        <w:t xml:space="preserve">Uma tradução mais literal dirá: </w:t>
+      </w:r>
+      <w:r>
+        <w:rPr>
+          <w:b/>
+          <w:lang w:val="pt_PT" w:bidi="pt_PT"/>
+        </w:rPr>
+        <w:t>irão dar-me recompensa? Pois se me recompensas assim</w:t>
+      </w:r>
+      <w:r>
+        <w:rPr>
+          <w:lang w:val="pt_PT" w:bidi="pt_PT"/>
+        </w:rPr>
+        <w:t xml:space="preserve">. </w:t>
+      </w:r>
+      <w:r>
+        <w:rPr>
+          <w:lang w:val="pt_PT" w:bidi="pt_PT"/>
+        </w:rPr>
+        <w:t>Yahweh está falando como se as nações estivessem literalmente retribuindo algo ruim que ele lhes fez. Ele está perguntando se elas têm algum ressentimento contra ele que estão manifestando. Se isso for mais claro em seu idioma, você pode declarar o significado de forma direta. Tradução alternativa: “Vocês têm algum ressentimento contra mim que estão manifestando? E se vocês estão manifestando um ressentimento contra mim”.</w:t>
+      </w:r>
+    </w:p>
+    <w:p>
+      <w:pPr/>
+      <w:r>
+        <w:rPr>
+          <w:lang w:val="pt_PT" w:bidi="pt_PT"/>
+        </w:rPr>
+      </w:r>
+      <w:r>
+        <w:rPr>
+          <w:lang w:val="pt_PT" w:bidi="pt_PT"/>
+        </w:rPr>
+        <w:t xml:space="preserve">Veja: </w:t>
+      </w:r>
+      <w:r>
+        <w:rPr>
+          <w:lang w:val="pt_PT" w:bidi="pt_PT"/>
+        </w:rPr>
+        <w:t>Metáfora.</w:t>
+      </w:r>
+      <w:r>
+        <w:rPr>
+          <w:lang w:val="pt_PT" w:bidi="pt_PT"/>
+        </w:rPr>
+      </w:r>
+      <w:r>
+        <w:rPr>
+          <w:lang w:val="pt_PT" w:bidi="pt_PT"/>
+        </w:rPr>
+      </w:r>
+    </w:p>
+    <w:p>
+      <w:pPr/>
+      <w:r>
+        <w:rPr>
+          <w:lang w:val="pt_PT" w:bidi="pt_PT"/>
+        </w:rPr>
+      </w:r>
+    </w:p>
+    <w:p>
+      <w:pPr>
+        <w:pStyle w:val="Heading2"/>
+      </w:pPr>
+      <w:r>
+        <w:rPr>
+          <w:lang w:val="pt_PT" w:bidi="pt_PT"/>
+        </w:rPr>
+        <w:t>Joel 3.4 (#4)</w:t>
+      </w:r>
+      <w:r>
+        <w:rPr>
+          <w:lang w:val="pt_PT" w:bidi="pt_PT"/>
+        </w:rPr>
+      </w:r>
+    </w:p>
+    <w:p>
+      <w:pPr/>
+      <w:r>
+        <w:rPr>
+          <w:lang w:val="pt_PT" w:bidi="pt_PT"/>
+        </w:rPr>
+      </w:r>
+      <w:r>
+        <w:rPr>
+          <w:lang w:val="pt_PT" w:bidi="pt_PT"/>
+        </w:rPr>
+        <w:t>קַ֣ל מְהֵרָ֔ה</w:t>
+      </w:r>
+    </w:p>
+    <w:p>
+      <w:pPr/>
+      <w:r>
+        <w:rPr>
+          <w:lang w:val="pt_PT" w:bidi="pt_PT"/>
+        </w:rPr>
+      </w:r>
+      <w:r>
+        <w:rPr>
+          <w:b/>
+          <w:lang w:val="pt_PT" w:bidi="pt_PT"/>
+        </w:rPr>
+        <w:t>"</w:t>
+      </w:r>
+      <w:r>
+        <w:rPr>
+          <w:b/>
+          <w:lang w:val="pt_PT" w:bidi="pt_PT"/>
+        </w:rPr>
+        <w:t>estou pronto</w:t>
+      </w:r>
+      <w:r>
+        <w:rPr>
+          <w:b/>
+          <w:lang w:val="pt_PT" w:bidi="pt_PT"/>
+        </w:rPr>
+        <w:t>".</w:t>
+      </w:r>
+    </w:p>
+    <w:p>
+      <w:pPr/>
+      <w:r>
+        <w:rPr>
+          <w:lang w:val="pt_PT" w:bidi="pt_PT"/>
+        </w:rPr>
+      </w:r>
+      <w:r>
+        <w:rPr>
+          <w:lang w:val="pt_PT" w:bidi="pt_PT"/>
+        </w:rPr>
+        <w:t xml:space="preserve">Uma tradução mais literal dirá: </w:t>
+      </w:r>
+      <w:r>
+        <w:rPr>
+          <w:b/>
+          <w:lang w:val="pt_PT" w:bidi="pt_PT"/>
+        </w:rPr>
+        <w:t>com agilidade e rapidez</w:t>
+      </w:r>
+      <w:r>
+        <w:rPr>
+          <w:lang w:val="pt_PT" w:bidi="pt_PT"/>
+        </w:rPr>
+        <w:t xml:space="preserve">. </w:t>
       </w:r>
       <w:r>
         <w:rPr>
@@ -24417,7 +27716,7 @@
           <w:b/>
           <w:lang w:val="pt_PT" w:bidi="pt_PT"/>
         </w:rPr>
-        <w:t>monte Sião</w:t>
+        <w:t>agilidade</w:t>
       </w:r>
       <w:r>
         <w:rPr>
@@ -24430,13 +27729,13 @@
           <w:b/>
           <w:lang w:val="pt_PT" w:bidi="pt_PT"/>
         </w:rPr>
-        <w:t>Jerusalém</w:t>
-      </w:r>
-      <w:r>
-        <w:rPr>
-          <w:lang w:val="pt_PT" w:bidi="pt_PT"/>
-        </w:rPr>
-        <w:t xml:space="preserve"> têm significados semelhantes. Yahweh está usando ambos os termos juntos para dar ênfase. Se for mais claro para seus leitores, você pode expressar a ênfase com uma única frase. Tradução alternativa: “na cidade santa de Jerusalém”.</w:t>
+        <w:t>rapidez</w:t>
+      </w:r>
+      <w:r>
+        <w:rPr>
+          <w:lang w:val="pt_PT" w:bidi="pt_PT"/>
+        </w:rPr>
+        <w:t xml:space="preserve"> têm significados semelhantes. Yahweh está usando ambos para dar ênfase. Se for mais claro para seus leitores, você pode expressar essa ênfase com uma única frase. Tradução alternativa: “muito rapidamente”.</w:t>
       </w:r>
     </w:p>
     <w:p>
@@ -24485,55 +27784,108 @@
         <w:rPr>
           <w:lang w:val="pt_PT" w:bidi="pt_PT"/>
         </w:rPr>
-        <w:t>Joel 2.32 (#7)</w:t>
-      </w:r>
-      <w:r>
-        <w:rPr>
-          <w:lang w:val="pt_PT" w:bidi="pt_PT"/>
-        </w:rPr>
-      </w:r>
-    </w:p>
-    <w:p>
-      <w:pPr/>
-      <w:r>
-        <w:rPr>
-          <w:lang w:val="pt_PT" w:bidi="pt_PT"/>
-        </w:rPr>
-      </w:r>
-      <w:r>
-        <w:rPr>
-          <w:lang w:val="pt_PT" w:bidi="pt_PT"/>
-        </w:rPr>
-        <w:t>כַּֽ⁠אֲשֶׁר֙ אָמַ֣ר יְהוָ֔ה</w:t>
-      </w:r>
-    </w:p>
-    <w:p>
-      <w:pPr/>
-      <w:r>
-        <w:rPr>
-          <w:lang w:val="pt_PT" w:bidi="pt_PT"/>
-        </w:rPr>
-      </w:r>
-      <w:r>
-        <w:rPr>
-          <w:b/>
-          <w:lang w:val="pt_PT" w:bidi="pt_PT"/>
-        </w:rPr>
-        <w:t>"o SENHOR prometeu".</w:t>
-      </w:r>
-    </w:p>
-    <w:p>
-      <w:pPr/>
-      <w:r>
-        <w:rPr>
-          <w:lang w:val="pt_PT" w:bidi="pt_PT"/>
-        </w:rPr>
-      </w:r>
-      <w:r>
-        <w:rPr>
-          <w:lang w:val="pt_PT" w:bidi="pt_PT"/>
-        </w:rPr>
-        <w:t>Yahweh está falando sobre si mesmo na terceira pessoa. Se for útil em seu idioma, você pode traduzir isso para a primeira pessoa. Tradução alternativa: “como eu disse”.</w:t>
+        <w:t>Joel 3.4 (#5)</w:t>
+      </w:r>
+      <w:r>
+        <w:rPr>
+          <w:lang w:val="pt_PT" w:bidi="pt_PT"/>
+        </w:rPr>
+      </w:r>
+    </w:p>
+    <w:p>
+      <w:pPr/>
+      <w:r>
+        <w:rPr>
+          <w:lang w:val="pt_PT" w:bidi="pt_PT"/>
+        </w:rPr>
+      </w:r>
+      <w:r>
+        <w:rPr>
+          <w:lang w:val="pt_PT" w:bidi="pt_PT"/>
+        </w:rPr>
+        <w:t>אָשִׁ֥יב גְּמֻלְ⁠כֶ֖ם בְּ⁠רֹאשְׁ⁠כֶֽם</w:t>
+      </w:r>
+    </w:p>
+    <w:p>
+      <w:pPr/>
+      <w:r>
+        <w:rPr>
+          <w:lang w:val="pt_PT" w:bidi="pt_PT"/>
+        </w:rPr>
+      </w:r>
+      <w:r>
+        <w:rPr>
+          <w:b/>
+          <w:lang w:val="pt_PT" w:bidi="pt_PT"/>
+        </w:rPr>
+        <w:t>"</w:t>
+      </w:r>
+      <w:r>
+        <w:rPr>
+          <w:b/>
+          <w:lang w:val="pt_PT" w:bidi="pt_PT"/>
+        </w:rPr>
+        <w:t>estou pronto para me vingar de vocês</w:t>
+      </w:r>
+      <w:r>
+        <w:rPr>
+          <w:b/>
+          <w:lang w:val="pt_PT" w:bidi="pt_PT"/>
+        </w:rPr>
+        <w:t>".</w:t>
+      </w:r>
+    </w:p>
+    <w:p>
+      <w:pPr/>
+      <w:r>
+        <w:rPr>
+          <w:lang w:val="pt_PT" w:bidi="pt_PT"/>
+        </w:rPr>
+      </w:r>
+      <w:r>
+        <w:rPr>
+          <w:lang w:val="pt_PT" w:bidi="pt_PT"/>
+        </w:rPr>
+        <w:t>Uma tradução mais literal dirá:</w:t>
+      </w:r>
+      <w:r>
+        <w:rPr>
+          <w:b/>
+          <w:lang w:val="pt_PT" w:bidi="pt_PT"/>
+        </w:rPr>
+        <w:t xml:space="preserve"> </w:t>
+      </w:r>
+      <w:r>
+        <w:rPr>
+          <w:b/>
+          <w:lang w:val="pt_PT" w:bidi="pt_PT"/>
+        </w:rPr>
+        <w:t>essa vingança caia sobre a cabeça de vocês</w:t>
+      </w:r>
+      <w:r>
+        <w:rPr>
+          <w:lang w:val="pt_PT" w:bidi="pt_PT"/>
+        </w:rPr>
+        <w:t xml:space="preserve">. </w:t>
+      </w:r>
+      <w:r>
+        <w:rPr>
+          <w:lang w:val="pt_PT" w:bidi="pt_PT"/>
+        </w:rPr>
+        <w:t xml:space="preserve">Yahweh está usando uma parte de uma pessoa, sua </w:t>
+      </w:r>
+      <w:r>
+        <w:rPr>
+          <w:b/>
+          <w:lang w:val="pt_PT" w:bidi="pt_PT"/>
+        </w:rPr>
+        <w:t>cabeça</w:t>
+      </w:r>
+      <w:r>
+        <w:rPr>
+          <w:lang w:val="pt_PT" w:bidi="pt_PT"/>
+        </w:rPr>
+        <w:t>, para representar a pessoa inteira. Se for mais claro em seu idioma, você pode expressar esse significado com um termo mais geral. Tradução alternativa: “Vou reverter sua recompensa para vocês” ou “Vou retribuir diretamente a vocês”.</w:t>
       </w:r>
     </w:p>
     <w:p>
@@ -24553,7 +27905,7 @@
         <w:rPr>
           <w:lang w:val="pt_PT" w:bidi="pt_PT"/>
         </w:rPr>
-        <w:t>Primeira, segunda ou terceira pessoa.</w:t>
+        <w:t>Sinédoque.</w:t>
       </w:r>
       <w:r>
         <w:rPr>
@@ -24582,41 +27934,81 @@
         <w:rPr>
           <w:lang w:val="pt_PT" w:bidi="pt_PT"/>
         </w:rPr>
-        <w:t>Joel 2.32 (#8)</w:t>
-      </w:r>
-      <w:r>
-        <w:rPr>
-          <w:lang w:val="pt_PT" w:bidi="pt_PT"/>
-        </w:rPr>
-      </w:r>
-    </w:p>
-    <w:p>
-      <w:pPr/>
-      <w:r>
-        <w:rPr>
-          <w:lang w:val="pt_PT" w:bidi="pt_PT"/>
-        </w:rPr>
-      </w:r>
-      <w:r>
-        <w:rPr>
-          <w:b/>
-          <w:lang w:val="pt_PT" w:bidi="pt_PT"/>
-        </w:rPr>
-        <w:t>"Aqueles que o SENHOR escolheu serão salvos".</w:t>
-      </w:r>
-    </w:p>
-    <w:p>
-      <w:pPr/>
-      <w:r>
-        <w:rPr>
-          <w:lang w:val="pt_PT" w:bidi="pt_PT"/>
-        </w:rPr>
-      </w:r>
-      <w:r>
-        <w:rPr>
-          <w:lang w:val="pt_PT" w:bidi="pt_PT"/>
-        </w:rPr>
-        <w:t>No texto original Yahweh está omitindo algumas das palavras que, em muitos idiomas, uma frase precisa para estar completa. Você pode fornecer essas palavras a partir do contexto, se isso for mais claro em seu idioma. Tradução alternativa: “e haverá escape entre os sobreviventes que Yahweh está chamando”.</w:t>
+        <w:t>Joel 3.4 (#6)</w:t>
+      </w:r>
+      <w:r>
+        <w:rPr>
+          <w:lang w:val="pt_PT" w:bidi="pt_PT"/>
+        </w:rPr>
+      </w:r>
+    </w:p>
+    <w:p>
+      <w:pPr/>
+      <w:r>
+        <w:rPr>
+          <w:lang w:val="pt_PT" w:bidi="pt_PT"/>
+        </w:rPr>
+      </w:r>
+      <w:r>
+        <w:rPr>
+          <w:lang w:val="pt_PT" w:bidi="pt_PT"/>
+        </w:rPr>
+        <w:t>בְּ⁠רֹאשְׁ⁠כֶֽם</w:t>
+      </w:r>
+    </w:p>
+    <w:p>
+      <w:pPr/>
+      <w:r>
+        <w:rPr>
+          <w:lang w:val="pt_PT" w:bidi="pt_PT"/>
+        </w:rPr>
+      </w:r>
+      <w:r>
+        <w:rPr>
+          <w:b/>
+          <w:lang w:val="pt_PT" w:bidi="pt_PT"/>
+        </w:rPr>
+        <w:t>"estou pronto para me vingar de vocês".</w:t>
+      </w:r>
+    </w:p>
+    <w:p>
+      <w:pPr/>
+      <w:r>
+        <w:rPr>
+          <w:lang w:val="pt_PT" w:bidi="pt_PT"/>
+        </w:rPr>
+      </w:r>
+      <w:r>
+        <w:rPr>
+          <w:lang w:val="pt_PT" w:bidi="pt_PT"/>
+        </w:rPr>
+        <w:t>Uma tradução mais literal dirá:</w:t>
+      </w:r>
+      <w:r>
+        <w:rPr>
+          <w:b/>
+          <w:lang w:val="pt_PT" w:bidi="pt_PT"/>
+        </w:rPr>
+        <w:t xml:space="preserve"> essa vingança caia sobre a cabeça de vocês</w:t>
+      </w:r>
+      <w:r>
+        <w:rPr>
+          <w:lang w:val="pt_PT" w:bidi="pt_PT"/>
+        </w:rPr>
+        <w:t xml:space="preserve">. Como Yahweh está se referindo a várias nações, pode ser mais natural em seu idioma usar a forma plural de </w:t>
+      </w:r>
+      <w:r>
+        <w:rPr>
+          <w:b/>
+          <w:lang w:val="pt_PT" w:bidi="pt_PT"/>
+        </w:rPr>
+        <w:t>cabeça</w:t>
+      </w:r>
+      <w:r>
+        <w:rPr>
+          <w:lang w:val="pt_PT" w:bidi="pt_PT"/>
+        </w:rPr>
+        <w:t>. Tradução alternativa: “sobre as cabeças de vocês”.</w:t>
       </w:r>
     </w:p>
     <w:p>
@@ -24636,7 +28028,7 @@
         <w:rPr>
           <w:lang w:val="pt_PT" w:bidi="pt_PT"/>
         </w:rPr>
-        <w:t>Elipse.</w:t>
+        <w:t>Substantivos coletivos.</w:t>
       </w:r>
       <w:r>
         <w:rPr>
@@ -24665,2172 +28057,26 @@
         <w:rPr>
           <w:lang w:val="pt_PT" w:bidi="pt_PT"/>
         </w:rPr>
-        <w:t>Joel 2.32 (#9)</w:t>
-      </w:r>
-      <w:r>
-        <w:rPr>
-          <w:lang w:val="pt_PT" w:bidi="pt_PT"/>
-        </w:rPr>
-      </w:r>
-    </w:p>
-    <w:p>
-      <w:pPr/>
-      <w:r>
-        <w:rPr>
-          <w:lang w:val="pt_PT" w:bidi="pt_PT"/>
-        </w:rPr>
-      </w:r>
-      <w:r>
-        <w:rPr>
-          <w:b/>
-          <w:lang w:val="pt_PT" w:bidi="pt_PT"/>
-        </w:rPr>
-        <w:t>"Aqueles que o SENHOR escolheu".</w:t>
-      </w:r>
-    </w:p>
-    <w:p>
-      <w:pPr/>
-      <w:r>
-        <w:rPr>
-          <w:lang w:val="pt_PT" w:bidi="pt_PT"/>
-        </w:rPr>
-      </w:r>
-      <w:r>
-        <w:rPr>
-          <w:lang w:val="pt_PT" w:bidi="pt_PT"/>
-        </w:rPr>
-        <w:t>Yahweh está falando sobre si mesmo na terceira pessoa. Se for útil em seu idioma, você pode traduzir isso para a primeira pessoa. Tradução alternativa: “a quem estou chamando”.</w:t>
-      </w:r>
-    </w:p>
-    <w:p>
-      <w:pPr/>
-      <w:r>
-        <w:rPr>
-          <w:lang w:val="pt_PT" w:bidi="pt_PT"/>
-        </w:rPr>
-      </w:r>
-      <w:r>
-        <w:rPr>
-          <w:lang w:val="pt_PT" w:bidi="pt_PT"/>
-        </w:rPr>
-        <w:t xml:space="preserve">Veja: </w:t>
-      </w:r>
-      <w:r>
-        <w:rPr>
-          <w:lang w:val="pt_PT" w:bidi="pt_PT"/>
-        </w:rPr>
-        <w:t>Primeira, segunda ou terceira pessoa.</w:t>
-      </w:r>
-      <w:r>
-        <w:rPr>
-          <w:lang w:val="pt_PT" w:bidi="pt_PT"/>
-        </w:rPr>
-      </w:r>
-      <w:r>
-        <w:rPr>
-          <w:lang w:val="pt_PT" w:bidi="pt_PT"/>
-        </w:rPr>
-      </w:r>
-    </w:p>
-    <w:p>
-      <w:pPr/>
-      <w:r>
-        <w:rPr>
-          <w:lang w:val="pt_PT" w:bidi="pt_PT"/>
-        </w:rPr>
-      </w:r>
-    </w:p>
-    <w:p>
-      <w:pPr>
-        <w:pStyle w:val="Heading2"/>
-      </w:pPr>
-      <w:r>
-        <w:rPr>
-          <w:lang w:val="pt_PT" w:bidi="pt_PT"/>
-        </w:rPr>
-        <w:t>Joel 3.1 (#1)</w:t>
-      </w:r>
-      <w:r>
-        <w:rPr>
-          <w:lang w:val="pt_PT" w:bidi="pt_PT"/>
-        </w:rPr>
-      </w:r>
-    </w:p>
-    <w:p>
-      <w:pPr/>
-      <w:r>
-        <w:rPr>
-          <w:lang w:val="pt_PT" w:bidi="pt_PT"/>
-        </w:rPr>
-      </w:r>
-      <w:r>
-        <w:rPr>
-          <w:lang w:val="pt_PT" w:bidi="pt_PT"/>
-        </w:rPr>
-        <w:t>כִּ֗י הִנֵּ֛ה בַּ⁠יָּמִ֥ים הָ⁠הֵ֖מָּה וּ⁠בָ⁠עֵ֣ת הַ⁠הִ֑יא</w:t>
-      </w:r>
-    </w:p>
-    <w:p>
-      <w:pPr/>
-      <w:r>
-        <w:rPr>
-          <w:lang w:val="pt_PT" w:bidi="pt_PT"/>
-        </w:rPr>
-      </w:r>
-      <w:r>
-        <w:rPr>
-          <w:b/>
-          <w:lang w:val="pt_PT" w:bidi="pt_PT"/>
-        </w:rPr>
-        <w:t>"</w:t>
-      </w:r>
-      <w:r>
-        <w:rPr>
-          <w:b/>
-          <w:lang w:val="pt_PT" w:bidi="pt_PT"/>
-        </w:rPr>
-        <w:t>O SENHOR Deus diz: — Naquele tempo</w:t>
-      </w:r>
-      <w:r>
-        <w:rPr>
-          <w:b/>
-          <w:lang w:val="pt_PT" w:bidi="pt_PT"/>
-        </w:rPr>
-        <w:t>".</w:t>
-      </w:r>
-    </w:p>
-    <w:p>
-      <w:pPr/>
-      <w:r>
-        <w:rPr>
-          <w:lang w:val="pt_PT" w:bidi="pt_PT"/>
-        </w:rPr>
-      </w:r>
-      <w:r>
-        <w:rPr>
-          <w:lang w:val="pt_PT" w:bidi="pt_PT"/>
-        </w:rPr>
-        <w:t>Esse versículo continua uma citação direta de Yahweh. Você pode optar por indicar isso na sua tradução, usando uma maneira natural de continuar citações diretas em seu idioma, assim como faz a NTLH. Tradução alternativa: “Yahweh também disse: ‘Pois veja, naqueles dias e naquele tempo’”.</w:t>
-      </w:r>
-    </w:p>
-    <w:p>
-      <w:pPr/>
-      <w:r>
-        <w:rPr>
-          <w:lang w:val="pt_PT" w:bidi="pt_PT"/>
-        </w:rPr>
-      </w:r>
-      <w:r>
-        <w:rPr>
-          <w:lang w:val="pt_PT" w:bidi="pt_PT"/>
-        </w:rPr>
-        <w:t xml:space="preserve">Veja: </w:t>
-      </w:r>
-      <w:r>
-        <w:rPr>
-          <w:lang w:val="pt_PT" w:bidi="pt_PT"/>
-        </w:rPr>
-        <w:t>Citações diretas e indiretas.</w:t>
-      </w:r>
-      <w:r>
-        <w:rPr>
-          <w:lang w:val="pt_PT" w:bidi="pt_PT"/>
-        </w:rPr>
-      </w:r>
-      <w:r>
-        <w:rPr>
-          <w:lang w:val="pt_PT" w:bidi="pt_PT"/>
-        </w:rPr>
-      </w:r>
-    </w:p>
-    <w:p>
-      <w:pPr/>
-      <w:r>
-        <w:rPr>
-          <w:lang w:val="pt_PT" w:bidi="pt_PT"/>
-        </w:rPr>
-      </w:r>
-    </w:p>
-    <w:p>
-      <w:pPr>
-        <w:pStyle w:val="Heading2"/>
-      </w:pPr>
-      <w:r>
-        <w:rPr>
-          <w:lang w:val="pt_PT" w:bidi="pt_PT"/>
-        </w:rPr>
-        <w:t>Joel 3.1 (#2)</w:t>
-      </w:r>
-      <w:r>
-        <w:rPr>
-          <w:lang w:val="pt_PT" w:bidi="pt_PT"/>
-        </w:rPr>
-      </w:r>
-    </w:p>
-    <w:p>
-      <w:pPr/>
-      <w:r>
-        <w:rPr>
-          <w:lang w:val="pt_PT" w:bidi="pt_PT"/>
-        </w:rPr>
-      </w:r>
-      <w:r>
-        <w:rPr>
-          <w:lang w:val="pt_PT" w:bidi="pt_PT"/>
-        </w:rPr>
-        <w:t>כִּ֗י הִנֵּ֛ה</w:t>
-      </w:r>
-    </w:p>
-    <w:p>
-      <w:pPr/>
-      <w:r>
-        <w:rPr>
-          <w:lang w:val="pt_PT" w:bidi="pt_PT"/>
-        </w:rPr>
-      </w:r>
-      <w:r>
-        <w:rPr>
-          <w:b/>
-          <w:lang w:val="pt_PT" w:bidi="pt_PT"/>
-        </w:rPr>
-        <w:t>"</w:t>
-      </w:r>
-      <w:r>
-        <w:rPr>
-          <w:b/>
-          <w:lang w:val="pt_PT" w:bidi="pt_PT"/>
-        </w:rPr>
-        <w:t>— Naquele tempo</w:t>
-      </w:r>
-      <w:r>
-        <w:rPr>
-          <w:b/>
-          <w:lang w:val="pt_PT" w:bidi="pt_PT"/>
-        </w:rPr>
-        <w:t>".</w:t>
-      </w:r>
-    </w:p>
-    <w:p>
-      <w:pPr/>
-      <w:r>
-        <w:rPr>
-          <w:lang w:val="pt_PT" w:bidi="pt_PT"/>
-        </w:rPr>
-      </w:r>
-      <w:r>
-        <w:rPr>
-          <w:lang w:val="pt_PT" w:bidi="pt_PT"/>
-        </w:rPr>
-        <w:t xml:space="preserve">No texto original, Yahweh usa o termo </w:t>
-      </w:r>
-      <w:r>
-        <w:rPr>
-          <w:b/>
-          <w:lang w:val="pt_PT" w:bidi="pt_PT"/>
-        </w:rPr>
-        <w:t>eis</w:t>
-      </w:r>
-      <w:r>
-        <w:rPr>
-          <w:lang w:val="pt_PT" w:bidi="pt_PT"/>
-        </w:rPr>
-        <w:t xml:space="preserve"> para focar a atenção de seus ouvintes no que ele está prestes a dizer. Sua língua pode ter uma expressão equivalente que você pode usar em sua tradução. Tradução alternativa: “Agora veja” ou “Agora ouça”.</w:t>
-      </w:r>
-    </w:p>
-    <w:p>
-      <w:pPr/>
-      <w:r>
-        <w:rPr>
-          <w:lang w:val="pt_PT" w:bidi="pt_PT"/>
-        </w:rPr>
-      </w:r>
-      <w:r>
-        <w:rPr>
-          <w:lang w:val="pt_PT" w:bidi="pt_PT"/>
-        </w:rPr>
-        <w:t xml:space="preserve">Veja: </w:t>
-      </w:r>
-      <w:r>
-        <w:rPr>
-          <w:lang w:val="pt_PT" w:bidi="pt_PT"/>
-        </w:rPr>
-        <w:t>Metáfora.</w:t>
-      </w:r>
-      <w:r>
-        <w:rPr>
-          <w:lang w:val="pt_PT" w:bidi="pt_PT"/>
-        </w:rPr>
-      </w:r>
-      <w:r>
-        <w:rPr>
-          <w:lang w:val="pt_PT" w:bidi="pt_PT"/>
-        </w:rPr>
-      </w:r>
-    </w:p>
-    <w:p>
-      <w:pPr/>
-      <w:r>
-        <w:rPr>
-          <w:lang w:val="pt_PT" w:bidi="pt_PT"/>
-        </w:rPr>
-      </w:r>
-    </w:p>
-    <w:p>
-      <w:pPr>
-        <w:pStyle w:val="Heading2"/>
-      </w:pPr>
-      <w:r>
-        <w:rPr>
-          <w:lang w:val="pt_PT" w:bidi="pt_PT"/>
-        </w:rPr>
-        <w:t>Joel 3.1 (#3)</w:t>
-      </w:r>
-      <w:r>
-        <w:rPr>
-          <w:lang w:val="pt_PT" w:bidi="pt_PT"/>
-        </w:rPr>
-      </w:r>
-    </w:p>
-    <w:p>
-      <w:pPr/>
-      <w:r>
-        <w:rPr>
-          <w:lang w:val="pt_PT" w:bidi="pt_PT"/>
-        </w:rPr>
-      </w:r>
-      <w:r>
-        <w:rPr>
-          <w:lang w:val="pt_PT" w:bidi="pt_PT"/>
-        </w:rPr>
-        <w:t>בַּ⁠יָּמִ֥ים הָ⁠הֵ֖מָּה וּ⁠בָ⁠עֵ֣ת הַ⁠הִ֑יא</w:t>
-      </w:r>
-    </w:p>
-    <w:p>
-      <w:pPr/>
-      <w:r>
-        <w:rPr>
-          <w:lang w:val="pt_PT" w:bidi="pt_PT"/>
-        </w:rPr>
-      </w:r>
-      <w:r>
-        <w:rPr>
-          <w:b/>
-          <w:lang w:val="pt_PT" w:bidi="pt_PT"/>
-        </w:rPr>
-        <w:t>"</w:t>
-      </w:r>
-      <w:r>
-        <w:rPr>
-          <w:b/>
-          <w:lang w:val="pt_PT" w:bidi="pt_PT"/>
-        </w:rPr>
-        <w:t>Naquele tempo</w:t>
-      </w:r>
-      <w:r>
-        <w:rPr>
-          <w:b/>
-          <w:lang w:val="pt_PT" w:bidi="pt_PT"/>
-        </w:rPr>
-        <w:t>".</w:t>
-      </w:r>
-    </w:p>
-    <w:p>
-      <w:pPr/>
-      <w:r>
-        <w:rPr>
-          <w:lang w:val="pt_PT" w:bidi="pt_PT"/>
-        </w:rPr>
-      </w:r>
-      <w:r>
-        <w:rPr>
-          <w:lang w:val="pt_PT" w:bidi="pt_PT"/>
-        </w:rPr>
-        <w:t xml:space="preserve">Uma tradução mais literal dirá: </w:t>
-      </w:r>
-      <w:r>
-        <w:rPr>
-          <w:b/>
-          <w:lang w:val="pt_PT" w:bidi="pt_PT"/>
-        </w:rPr>
-        <w:t>naqueles dias e naquele tempo</w:t>
-      </w:r>
-      <w:r>
-        <w:rPr>
-          <w:lang w:val="pt_PT" w:bidi="pt_PT"/>
-        </w:rPr>
-        <w:t xml:space="preserve">. </w:t>
-      </w:r>
-      <w:r>
-        <w:rPr>
-          <w:lang w:val="pt_PT" w:bidi="pt_PT"/>
-        </w:rPr>
-        <w:t>Ambas as expressões têm significados semelhantes. Yahweh está usando-as para dar ênfase. Se for mais claro para seus leitores, você pode expressar a ênfase com uma única frase. Tradução alternativa: “quando aquele tempo maravilhoso chegar”.</w:t>
-      </w:r>
-    </w:p>
-    <w:p>
-      <w:pPr/>
-      <w:r>
-        <w:rPr>
-          <w:lang w:val="pt_PT" w:bidi="pt_PT"/>
-        </w:rPr>
-      </w:r>
-      <w:r>
-        <w:rPr>
-          <w:lang w:val="pt_PT" w:bidi="pt_PT"/>
-        </w:rPr>
-        <w:t xml:space="preserve">Veja: </w:t>
-      </w:r>
-      <w:r>
-        <w:rPr>
-          <w:lang w:val="pt_PT" w:bidi="pt_PT"/>
-        </w:rPr>
-        <w:t>Dupla.</w:t>
-      </w:r>
-      <w:r>
-        <w:rPr>
-          <w:lang w:val="pt_PT" w:bidi="pt_PT"/>
-        </w:rPr>
-      </w:r>
-      <w:r>
-        <w:rPr>
-          <w:lang w:val="pt_PT" w:bidi="pt_PT"/>
-        </w:rPr>
-      </w:r>
-    </w:p>
-    <w:p>
-      <w:pPr/>
-      <w:r>
-        <w:rPr>
-          <w:lang w:val="pt_PT" w:bidi="pt_PT"/>
-        </w:rPr>
-      </w:r>
-    </w:p>
-    <w:p>
-      <w:pPr>
-        <w:pStyle w:val="Heading2"/>
-      </w:pPr>
-      <w:r>
-        <w:rPr>
-          <w:lang w:val="pt_PT" w:bidi="pt_PT"/>
-        </w:rPr>
-        <w:t>Joel 3.1 (#4)</w:t>
-      </w:r>
-      <w:r>
-        <w:rPr>
-          <w:lang w:val="pt_PT" w:bidi="pt_PT"/>
-        </w:rPr>
-      </w:r>
-    </w:p>
-    <w:p>
-      <w:pPr/>
-      <w:r>
-        <w:rPr>
-          <w:lang w:val="pt_PT" w:bidi="pt_PT"/>
-        </w:rPr>
-      </w:r>
-      <w:r>
-        <w:rPr>
-          <w:b/>
-          <w:lang w:val="pt_PT" w:bidi="pt_PT"/>
-        </w:rPr>
-        <w:t>"</w:t>
-      </w:r>
-      <w:r>
-        <w:rPr>
-          <w:b/>
-          <w:lang w:val="pt_PT" w:bidi="pt_PT"/>
-        </w:rPr>
-        <w:t>farei com que o povo de Jerusalém e de Judá prospere de novo</w:t>
-      </w:r>
-      <w:r>
-        <w:rPr>
-          <w:b/>
-          <w:lang w:val="pt_PT" w:bidi="pt_PT"/>
-        </w:rPr>
-        <w:t>".</w:t>
-      </w:r>
-    </w:p>
-    <w:p>
-      <w:pPr/>
-      <w:r>
-        <w:rPr>
-          <w:lang w:val="pt_PT" w:bidi="pt_PT"/>
-        </w:rPr>
-      </w:r>
-      <w:r>
-        <w:rPr>
-          <w:lang w:val="pt_PT" w:bidi="pt_PT"/>
-        </w:rPr>
-        <w:t xml:space="preserve">Uma tradução mais literal dirá: </w:t>
-      </w:r>
-      <w:r>
-        <w:rPr>
-          <w:b/>
-          <w:lang w:val="pt_PT" w:bidi="pt_PT"/>
-        </w:rPr>
-        <w:t>em que removerei o cativeiro</w:t>
-      </w:r>
-      <w:r>
-        <w:rPr>
-          <w:lang w:val="pt_PT" w:bidi="pt_PT"/>
-        </w:rPr>
-        <w:t xml:space="preserve">. </w:t>
-      </w:r>
-      <w:r>
-        <w:rPr>
-          <w:lang w:val="pt_PT" w:bidi="pt_PT"/>
-        </w:rPr>
-        <w:t xml:space="preserve">Se o seu idioma não utiliza um substantivo abstrato para a ideia de </w:t>
-      </w:r>
-      <w:r>
-        <w:rPr>
-          <w:b/>
-          <w:lang w:val="pt_PT" w:bidi="pt_PT"/>
-        </w:rPr>
-        <w:t>cativeiro</w:t>
-      </w:r>
-      <w:r>
-        <w:rPr>
-          <w:lang w:val="pt_PT" w:bidi="pt_PT"/>
-        </w:rPr>
-        <w:t>, você pode expressar a mesma ideia de outra forma. Tradução alternativa: “quando eu trouxer de volta os cativos de Judá e Jerusalém”.</w:t>
-      </w:r>
-    </w:p>
-    <w:p>
-      <w:pPr/>
-      <w:r>
-        <w:rPr>
-          <w:lang w:val="pt_PT" w:bidi="pt_PT"/>
-        </w:rPr>
-      </w:r>
-      <w:r>
-        <w:rPr>
-          <w:lang w:val="pt_PT" w:bidi="pt_PT"/>
-        </w:rPr>
-        <w:t xml:space="preserve">Veja: </w:t>
-      </w:r>
-      <w:r>
-        <w:rPr>
-          <w:lang w:val="pt_PT" w:bidi="pt_PT"/>
-        </w:rPr>
-        <w:t>Substantivos abstratos.</w:t>
-      </w:r>
-      <w:r>
-        <w:rPr>
-          <w:lang w:val="pt_PT" w:bidi="pt_PT"/>
-        </w:rPr>
-      </w:r>
-      <w:r>
-        <w:rPr>
-          <w:lang w:val="pt_PT" w:bidi="pt_PT"/>
-        </w:rPr>
-      </w:r>
-    </w:p>
-    <w:p>
-      <w:pPr/>
-      <w:r>
-        <w:rPr>
-          <w:lang w:val="pt_PT" w:bidi="pt_PT"/>
-        </w:rPr>
-      </w:r>
-    </w:p>
-    <w:p>
-      <w:pPr>
-        <w:pStyle w:val="Heading2"/>
-      </w:pPr>
-      <w:r>
-        <w:rPr>
-          <w:lang w:val="pt_PT" w:bidi="pt_PT"/>
-        </w:rPr>
-        <w:t>Joel 3.1 (#5)</w:t>
-      </w:r>
-      <w:r>
-        <w:rPr>
-          <w:lang w:val="pt_PT" w:bidi="pt_PT"/>
-        </w:rPr>
-      </w:r>
-    </w:p>
-    <w:p>
-      <w:pPr/>
-      <w:r>
-        <w:rPr>
-          <w:lang w:val="pt_PT" w:bidi="pt_PT"/>
-        </w:rPr>
-      </w:r>
-      <w:r>
-        <w:rPr>
-          <w:b/>
-          <w:lang w:val="pt_PT" w:bidi="pt_PT"/>
-        </w:rPr>
-        <w:t>"farei com que o povo de Jerusalém e de Judá prospere de novo".</w:t>
-      </w:r>
-    </w:p>
-    <w:p>
-      <w:pPr/>
-      <w:r>
-        <w:rPr>
-          <w:lang w:val="pt_PT" w:bidi="pt_PT"/>
-        </w:rPr>
-      </w:r>
-      <w:r>
-        <w:rPr>
-          <w:lang w:val="pt_PT" w:bidi="pt_PT"/>
-        </w:rPr>
-        <w:t xml:space="preserve">Uma tradução mais literal dirá: </w:t>
-      </w:r>
-      <w:r>
-        <w:rPr>
-          <w:b/>
-          <w:lang w:val="pt_PT" w:bidi="pt_PT"/>
-        </w:rPr>
-        <w:t xml:space="preserve">em que removerei o cativeiro </w:t>
-      </w:r>
-      <w:r>
-        <w:rPr>
-          <w:b/>
-          <w:lang w:val="pt_PT" w:bidi="pt_PT"/>
-        </w:rPr>
-        <w:t>de Judá e de Jerusalém</w:t>
-      </w:r>
-      <w:r>
-        <w:rPr>
-          <w:lang w:val="pt_PT" w:bidi="pt_PT"/>
-        </w:rPr>
-        <w:t>. Consulte a discussão nas Notas Gerais deste capítulo sobre uma leitura alternativa para esta frase. Tradução alternativa: “quando eu restaurar a sorte de Judá e Jerusalém”.</w:t>
-      </w:r>
-    </w:p>
-    <w:p>
-      <w:pPr/>
-      <w:r>
-        <w:rPr>
-          <w:lang w:val="pt_PT" w:bidi="pt_PT"/>
-        </w:rPr>
-      </w:r>
-      <w:r>
-        <w:rPr>
-          <w:lang w:val="pt_PT" w:bidi="pt_PT"/>
-        </w:rPr>
-        <w:t xml:space="preserve">Veja: </w:t>
-      </w:r>
-      <w:r>
-        <w:rPr>
-          <w:lang w:val="pt_PT" w:bidi="pt_PT"/>
-        </w:rPr>
-        <w:t>Variantes textuais.</w:t>
-      </w:r>
-      <w:r>
-        <w:rPr>
-          <w:lang w:val="pt_PT" w:bidi="pt_PT"/>
-        </w:rPr>
-      </w:r>
-      <w:r>
-        <w:rPr>
-          <w:lang w:val="pt_PT" w:bidi="pt_PT"/>
-        </w:rPr>
-      </w:r>
-    </w:p>
-    <w:p>
-      <w:pPr/>
-      <w:r>
-        <w:rPr>
-          <w:lang w:val="pt_PT" w:bidi="pt_PT"/>
-        </w:rPr>
-      </w:r>
-    </w:p>
-    <w:p>
-      <w:pPr>
-        <w:pStyle w:val="Heading2"/>
-      </w:pPr>
-      <w:r>
-        <w:rPr>
-          <w:lang w:val="pt_PT" w:bidi="pt_PT"/>
-        </w:rPr>
-        <w:t>Joel 3.2 (#1)</w:t>
-      </w:r>
-      <w:r>
-        <w:rPr>
-          <w:lang w:val="pt_PT" w:bidi="pt_PT"/>
-        </w:rPr>
-      </w:r>
-    </w:p>
-    <w:p>
-      <w:pPr/>
-      <w:r>
-        <w:rPr>
-          <w:lang w:val="pt_PT" w:bidi="pt_PT"/>
-        </w:rPr>
-      </w:r>
-      <w:r>
-        <w:rPr>
-          <w:lang w:val="pt_PT" w:bidi="pt_PT"/>
-        </w:rPr>
-        <w:t>עֵ֖מֶק יְהֽוֹשָׁפָ֑ט</w:t>
-      </w:r>
-    </w:p>
-    <w:p>
-      <w:pPr/>
-      <w:r>
-        <w:rPr>
-          <w:lang w:val="pt_PT" w:bidi="pt_PT"/>
-        </w:rPr>
-      </w:r>
-      <w:r>
-        <w:rPr>
-          <w:b/>
-          <w:lang w:val="pt_PT" w:bidi="pt_PT"/>
-        </w:rPr>
-        <w:t>"o vale de Josafá".</w:t>
-      </w:r>
-    </w:p>
-    <w:p>
-      <w:pPr/>
-      <w:r>
-        <w:rPr>
-          <w:lang w:val="pt_PT" w:bidi="pt_PT"/>
-        </w:rPr>
-      </w:r>
-      <w:r>
-        <w:rPr>
-          <w:lang w:val="pt_PT" w:bidi="pt_PT"/>
-        </w:rPr>
-        <w:t xml:space="preserve">A palavra </w:t>
-      </w:r>
-      <w:r>
-        <w:rPr>
-          <w:b/>
-          <w:lang w:val="pt_PT" w:bidi="pt_PT"/>
-        </w:rPr>
-        <w:t>Josafá</w:t>
-      </w:r>
-      <w:r>
-        <w:rPr>
-          <w:lang w:val="pt_PT" w:bidi="pt_PT"/>
-        </w:rPr>
-        <w:t xml:space="preserve"> é o nome de um vale. Na tradução, você pode escrevê-la da forma como soa no seu idioma ou pode usar uma palavra ou frase do seu idioma que expressa o significado desse nome, que é "Yahweh julga." Tradução alternativa: “o Vale, que quer dizer: Yahweh-Julga”.</w:t>
-      </w:r>
-    </w:p>
-    <w:p>
-      <w:pPr/>
-      <w:r>
-        <w:rPr>
-          <w:lang w:val="pt_PT" w:bidi="pt_PT"/>
-        </w:rPr>
-      </w:r>
-      <w:r>
-        <w:rPr>
-          <w:lang w:val="pt_PT" w:bidi="pt_PT"/>
-        </w:rPr>
-        <w:t xml:space="preserve">Veja: </w:t>
-      </w:r>
-      <w:r>
-        <w:rPr>
-          <w:lang w:val="pt_PT" w:bidi="pt_PT"/>
-        </w:rPr>
-        <w:t>Copiar ou emprestar palavras.</w:t>
-      </w:r>
-      <w:r>
-        <w:rPr>
-          <w:lang w:val="pt_PT" w:bidi="pt_PT"/>
-        </w:rPr>
-      </w:r>
-      <w:r>
-        <w:rPr>
-          <w:lang w:val="pt_PT" w:bidi="pt_PT"/>
-        </w:rPr>
-      </w:r>
-    </w:p>
-    <w:p>
-      <w:pPr/>
-      <w:r>
-        <w:rPr>
-          <w:lang w:val="pt_PT" w:bidi="pt_PT"/>
-        </w:rPr>
-      </w:r>
-    </w:p>
-    <w:p>
-      <w:pPr>
-        <w:pStyle w:val="Heading2"/>
-      </w:pPr>
-      <w:r>
-        <w:rPr>
-          <w:lang w:val="pt_PT" w:bidi="pt_PT"/>
-        </w:rPr>
-        <w:t>Joel 3.2 (#2)</w:t>
-      </w:r>
-      <w:r>
-        <w:rPr>
-          <w:lang w:val="pt_PT" w:bidi="pt_PT"/>
-        </w:rPr>
-      </w:r>
-    </w:p>
-    <w:p>
-      <w:pPr/>
-      <w:r>
-        <w:rPr>
-          <w:lang w:val="pt_PT" w:bidi="pt_PT"/>
-        </w:rPr>
-      </w:r>
-      <w:r>
-        <w:rPr>
-          <w:lang w:val="pt_PT" w:bidi="pt_PT"/>
-        </w:rPr>
-        <w:t>עַמִּ֨⁠י וְ⁠נַחֲלָתִ֤⁠י יִשְׂרָאֵל֙</w:t>
-      </w:r>
-    </w:p>
-    <w:p>
-      <w:pPr/>
-      <w:r>
-        <w:rPr>
-          <w:lang w:val="pt_PT" w:bidi="pt_PT"/>
-        </w:rPr>
-      </w:r>
-      <w:r>
-        <w:rPr>
-          <w:b/>
-          <w:lang w:val="pt_PT" w:bidi="pt_PT"/>
-        </w:rPr>
-        <w:t>"</w:t>
-      </w:r>
-      <w:r>
-        <w:rPr>
-          <w:b/>
-          <w:lang w:val="pt_PT" w:bidi="pt_PT"/>
-        </w:rPr>
-        <w:t>o povo de Israel, o meu povo escolhido</w:t>
-      </w:r>
-      <w:r>
-        <w:rPr>
-          <w:b/>
-          <w:lang w:val="pt_PT" w:bidi="pt_PT"/>
-        </w:rPr>
-        <w:t>".</w:t>
-      </w:r>
-    </w:p>
-    <w:p>
-      <w:pPr/>
-      <w:r>
-        <w:rPr>
-          <w:lang w:val="pt_PT" w:bidi="pt_PT"/>
-        </w:rPr>
-      </w:r>
-      <w:r>
-        <w:rPr>
-          <w:lang w:val="pt_PT" w:bidi="pt_PT"/>
-        </w:rPr>
-        <w:t xml:space="preserve">Uma tradução mais literal dirá: </w:t>
-      </w:r>
-      <w:r>
-        <w:rPr>
-          <w:b/>
-          <w:lang w:val="pt_PT" w:bidi="pt_PT"/>
-        </w:rPr>
-        <w:t>meu povo, e minha herança, Israel</w:t>
-      </w:r>
-      <w:r>
-        <w:rPr>
-          <w:lang w:val="pt_PT" w:bidi="pt_PT"/>
-        </w:rPr>
-        <w:t xml:space="preserve">. Essa frase expressa uma única ideia usando duas palavras conectadas por </w:t>
-      </w:r>
-      <w:r>
-        <w:rPr>
-          <w:b/>
-          <w:lang w:val="pt_PT" w:bidi="pt_PT"/>
-        </w:rPr>
-        <w:t>e</w:t>
-      </w:r>
-      <w:r>
-        <w:rPr>
-          <w:lang w:val="pt_PT" w:bidi="pt_PT"/>
-        </w:rPr>
-        <w:t xml:space="preserve">. A palavra </w:t>
-      </w:r>
-      <w:r>
-        <w:rPr>
-          <w:b/>
-          <w:lang w:val="pt_PT" w:bidi="pt_PT"/>
-        </w:rPr>
-        <w:t>herança</w:t>
-      </w:r>
-      <w:r>
-        <w:rPr>
-          <w:lang w:val="pt_PT" w:bidi="pt_PT"/>
-        </w:rPr>
-        <w:t xml:space="preserve"> indica que tipo de </w:t>
-      </w:r>
-      <w:r>
-        <w:rPr>
-          <w:b/>
-          <w:lang w:val="pt_PT" w:bidi="pt_PT"/>
-        </w:rPr>
-        <w:t>pessoas</w:t>
-      </w:r>
-      <w:r>
-        <w:rPr>
-          <w:lang w:val="pt_PT" w:bidi="pt_PT"/>
-        </w:rPr>
-        <w:t xml:space="preserve"> os israelitas são para Yahweh. Nesse contexto, a palavra </w:t>
-      </w:r>
-      <w:r>
-        <w:rPr>
-          <w:b/>
-          <w:lang w:val="pt_PT" w:bidi="pt_PT"/>
-        </w:rPr>
-        <w:t>herança</w:t>
-      </w:r>
-      <w:r>
-        <w:rPr>
-          <w:lang w:val="pt_PT" w:bidi="pt_PT"/>
-        </w:rPr>
-        <w:t xml:space="preserve"> refere-se a uma porção que alguém escolheria para si mesmo. Tradução alternativa: “meu povo escolhido, Israel”.</w:t>
-      </w:r>
-    </w:p>
-    <w:p>
-      <w:pPr/>
-      <w:r>
-        <w:rPr>
-          <w:lang w:val="pt_PT" w:bidi="pt_PT"/>
-        </w:rPr>
-      </w:r>
-      <w:r>
-        <w:rPr>
-          <w:lang w:val="pt_PT" w:bidi="pt_PT"/>
-        </w:rPr>
-        <w:t xml:space="preserve">Veja: </w:t>
-      </w:r>
-      <w:r>
-        <w:rPr>
-          <w:lang w:val="pt_PT" w:bidi="pt_PT"/>
-        </w:rPr>
-        <w:t>Hendíade.</w:t>
-      </w:r>
-      <w:r>
-        <w:rPr>
-          <w:lang w:val="pt_PT" w:bidi="pt_PT"/>
-        </w:rPr>
-      </w:r>
-      <w:r>
-        <w:rPr>
-          <w:lang w:val="pt_PT" w:bidi="pt_PT"/>
-        </w:rPr>
-      </w:r>
-    </w:p>
-    <w:p>
-      <w:pPr/>
-      <w:r>
-        <w:rPr>
-          <w:lang w:val="pt_PT" w:bidi="pt_PT"/>
-        </w:rPr>
-      </w:r>
-    </w:p>
-    <w:p>
-      <w:pPr>
-        <w:pStyle w:val="Heading2"/>
-      </w:pPr>
-      <w:r>
-        <w:rPr>
-          <w:lang w:val="pt_PT" w:bidi="pt_PT"/>
-        </w:rPr>
-        <w:t>Joel 3.2 (#3)</w:t>
-      </w:r>
-      <w:r>
-        <w:rPr>
-          <w:lang w:val="pt_PT" w:bidi="pt_PT"/>
-        </w:rPr>
-      </w:r>
-    </w:p>
-    <w:p>
-      <w:pPr/>
-      <w:r>
-        <w:rPr>
-          <w:lang w:val="pt_PT" w:bidi="pt_PT"/>
-        </w:rPr>
-      </w:r>
-      <w:r>
-        <w:rPr>
-          <w:lang w:val="pt_PT" w:bidi="pt_PT"/>
-        </w:rPr>
-        <w:t>וְ⁠אֶת־אַרְצִ֖⁠י חִלֵּֽקוּ</w:t>
-      </w:r>
-    </w:p>
-    <w:p>
-      <w:pPr/>
-      <w:r>
-        <w:rPr>
-          <w:lang w:val="pt_PT" w:bidi="pt_PT"/>
-        </w:rPr>
-      </w:r>
-      <w:r>
-        <w:rPr>
-          <w:b/>
-          <w:lang w:val="pt_PT" w:bidi="pt_PT"/>
-        </w:rPr>
-        <w:t>"</w:t>
-      </w:r>
-      <w:r>
-        <w:rPr>
-          <w:b/>
-          <w:lang w:val="pt_PT" w:bidi="pt_PT"/>
-        </w:rPr>
-        <w:t>e dividiram entre si o meu país</w:t>
-      </w:r>
-      <w:r>
-        <w:rPr>
-          <w:b/>
-          <w:lang w:val="pt_PT" w:bidi="pt_PT"/>
-        </w:rPr>
-        <w:t>".</w:t>
-      </w:r>
-    </w:p>
-    <w:p>
-      <w:pPr/>
-      <w:r>
-        <w:rPr>
-          <w:lang w:val="pt_PT" w:bidi="pt_PT"/>
-        </w:rPr>
-      </w:r>
-      <w:r>
-        <w:rPr>
-          <w:lang w:val="pt_PT" w:bidi="pt_PT"/>
-        </w:rPr>
-        <w:t xml:space="preserve">Uma tradução mais literal dirá: </w:t>
-      </w:r>
-      <w:r>
-        <w:rPr>
-          <w:b/>
-          <w:lang w:val="pt_PT" w:bidi="pt_PT"/>
-        </w:rPr>
-        <w:t>e repartiram a minha terra</w:t>
-      </w:r>
-      <w:r>
-        <w:rPr>
-          <w:lang w:val="pt_PT" w:bidi="pt_PT"/>
-        </w:rPr>
-        <w:t xml:space="preserve">. </w:t>
-      </w:r>
-      <w:r>
-        <w:rPr>
-          <w:lang w:val="pt_PT" w:bidi="pt_PT"/>
-        </w:rPr>
-        <w:t>Yahweh está omitindo algumas das palavras que, em muitos idiomas, uma frase precisaria para estar completa. Você pode fornecer essas palavras a partir do contexto, se isso for mais claro no seu idioma. Tradução alternativa: “</w:t>
-      </w:r>
-      <w:r>
-        <w:rPr>
-          <w:lang w:val="pt_PT" w:bidi="pt_PT"/>
-        </w:rPr>
-        <w:t>repartindo a minha terra entre si</w:t>
-      </w:r>
-      <w:r>
-        <w:rPr>
-          <w:lang w:val="pt_PT" w:bidi="pt_PT"/>
-        </w:rPr>
-        <w:t>”.</w:t>
-      </w:r>
-    </w:p>
-    <w:p>
-      <w:pPr/>
-      <w:r>
-        <w:rPr>
-          <w:lang w:val="pt_PT" w:bidi="pt_PT"/>
-        </w:rPr>
-      </w:r>
-      <w:r>
-        <w:rPr>
-          <w:lang w:val="pt_PT" w:bidi="pt_PT"/>
-        </w:rPr>
-        <w:t xml:space="preserve">Veja: </w:t>
-      </w:r>
-      <w:r>
-        <w:rPr>
-          <w:lang w:val="pt_PT" w:bidi="pt_PT"/>
-        </w:rPr>
-        <w:t>Elipse.</w:t>
-      </w:r>
-      <w:r>
-        <w:rPr>
-          <w:lang w:val="pt_PT" w:bidi="pt_PT"/>
-        </w:rPr>
-      </w:r>
-      <w:r>
-        <w:rPr>
-          <w:lang w:val="pt_PT" w:bidi="pt_PT"/>
-        </w:rPr>
-      </w:r>
-    </w:p>
-    <w:p>
-      <w:pPr/>
-      <w:r>
-        <w:rPr>
-          <w:lang w:val="pt_PT" w:bidi="pt_PT"/>
-        </w:rPr>
-      </w:r>
-    </w:p>
-    <w:p>
-      <w:pPr>
-        <w:pStyle w:val="Heading2"/>
-      </w:pPr>
-      <w:r>
-        <w:rPr>
-          <w:lang w:val="pt_PT" w:bidi="pt_PT"/>
-        </w:rPr>
-        <w:t>Joel 3.3 (#1)</w:t>
-      </w:r>
-      <w:r>
-        <w:rPr>
-          <w:lang w:val="pt_PT" w:bidi="pt_PT"/>
-        </w:rPr>
-      </w:r>
-    </w:p>
-    <w:p>
-      <w:pPr/>
-      <w:r>
-        <w:rPr>
-          <w:lang w:val="pt_PT" w:bidi="pt_PT"/>
-        </w:rPr>
-      </w:r>
-      <w:r>
-        <w:rPr>
-          <w:lang w:val="pt_PT" w:bidi="pt_PT"/>
-        </w:rPr>
-        <w:t>גוֹרָ֑ל</w:t>
-      </w:r>
-    </w:p>
-    <w:p>
-      <w:pPr/>
-      <w:r>
-        <w:rPr>
-          <w:lang w:val="pt_PT" w:bidi="pt_PT"/>
-        </w:rPr>
-      </w:r>
-      <w:r>
-        <w:rPr>
-          <w:b/>
-          <w:lang w:val="pt_PT" w:bidi="pt_PT"/>
-        </w:rPr>
-        <w:t>"</w:t>
-      </w:r>
-      <w:r>
-        <w:rPr>
-          <w:b/>
-          <w:lang w:val="pt_PT" w:bidi="pt_PT"/>
-        </w:rPr>
-        <w:t>a sorte</w:t>
-      </w:r>
-      <w:r>
-        <w:rPr>
-          <w:b/>
-          <w:lang w:val="pt_PT" w:bidi="pt_PT"/>
-        </w:rPr>
-        <w:t>".</w:t>
-      </w:r>
-    </w:p>
-    <w:p>
-      <w:pPr/>
-      <w:r>
-        <w:rPr>
-          <w:lang w:val="pt_PT" w:bidi="pt_PT"/>
-        </w:rPr>
-      </w:r>
-      <w:r>
-        <w:rPr>
-          <w:lang w:val="pt_PT" w:bidi="pt_PT"/>
-        </w:rPr>
-        <w:t>Yahweh não está se referindo a uma sorte específica. Ele quer dizer "sortes" em geral. Pode ser mais natural em seu idioma expressar esse significado usando uma forma plural. Tradução alternativa: "sortes".</w:t>
-      </w:r>
-    </w:p>
-    <w:p>
-      <w:pPr/>
-      <w:r>
-        <w:rPr>
-          <w:lang w:val="pt_PT" w:bidi="pt_PT"/>
-        </w:rPr>
-      </w:r>
-      <w:r>
-        <w:rPr>
-          <w:lang w:val="pt_PT" w:bidi="pt_PT"/>
-        </w:rPr>
-        <w:t xml:space="preserve">Veja: </w:t>
-      </w:r>
-      <w:r>
-        <w:rPr>
-          <w:lang w:val="pt_PT" w:bidi="pt_PT"/>
-        </w:rPr>
-        <w:t>Frases com substantivos genéricos.</w:t>
-      </w:r>
-      <w:r>
-        <w:rPr>
-          <w:lang w:val="pt_PT" w:bidi="pt_PT"/>
-        </w:rPr>
-      </w:r>
-      <w:r>
-        <w:rPr>
-          <w:lang w:val="pt_PT" w:bidi="pt_PT"/>
-        </w:rPr>
-      </w:r>
-    </w:p>
-    <w:p>
-      <w:pPr/>
-      <w:r>
-        <w:rPr>
-          <w:lang w:val="pt_PT" w:bidi="pt_PT"/>
-        </w:rPr>
-      </w:r>
-    </w:p>
-    <w:p>
-      <w:pPr>
-        <w:pStyle w:val="Heading2"/>
-      </w:pPr>
-      <w:r>
-        <w:rPr>
-          <w:lang w:val="pt_PT" w:bidi="pt_PT"/>
-        </w:rPr>
-        <w:t>Joel 3.3 (#2)</w:t>
-      </w:r>
-      <w:r>
-        <w:rPr>
-          <w:lang w:val="pt_PT" w:bidi="pt_PT"/>
-        </w:rPr>
-      </w:r>
-    </w:p>
-    <w:p>
-      <w:pPr/>
-      <w:r>
-        <w:rPr>
-          <w:lang w:val="pt_PT" w:bidi="pt_PT"/>
-        </w:rPr>
-      </w:r>
-      <w:r>
-        <w:rPr>
-          <w:b/>
-          <w:lang w:val="pt_PT" w:bidi="pt_PT"/>
-        </w:rPr>
-        <w:t>"</w:t>
-      </w:r>
-      <w:r>
-        <w:rPr>
-          <w:b/>
-          <w:lang w:val="pt_PT" w:bidi="pt_PT"/>
-        </w:rPr>
-        <w:t>venderam meninos e meninas como escravos</w:t>
-      </w:r>
-      <w:r>
-        <w:rPr>
-          <w:b/>
-          <w:lang w:val="pt_PT" w:bidi="pt_PT"/>
-        </w:rPr>
-        <w:t>".</w:t>
-      </w:r>
-    </w:p>
-    <w:p>
-      <w:pPr/>
-      <w:r>
-        <w:rPr>
-          <w:lang w:val="pt_PT" w:bidi="pt_PT"/>
-        </w:rPr>
-      </w:r>
-      <w:r>
-        <w:rPr>
-          <w:lang w:val="pt_PT" w:bidi="pt_PT"/>
-        </w:rPr>
-        <w:t xml:space="preserve">Uma tradução mais literal dirá: </w:t>
-      </w:r>
-      <w:r>
-        <w:rPr>
-          <w:b/>
-          <w:lang w:val="pt_PT" w:bidi="pt_PT"/>
-        </w:rPr>
-        <w:t>e deram um menino por uma prostituta, e venderam uma menina</w:t>
-      </w:r>
-      <w:r>
-        <w:rPr>
-          <w:lang w:val="pt_PT" w:bidi="pt_PT"/>
-        </w:rPr>
-        <w:t xml:space="preserve">. </w:t>
-      </w:r>
-      <w:r>
-        <w:rPr>
-          <w:lang w:val="pt_PT" w:bidi="pt_PT"/>
-        </w:rPr>
-        <w:t xml:space="preserve">As palavras </w:t>
-      </w:r>
-      <w:r>
-        <w:rPr>
-          <w:b/>
-          <w:lang w:val="pt_PT" w:bidi="pt_PT"/>
-        </w:rPr>
-        <w:t>um menino</w:t>
-      </w:r>
-      <w:r>
-        <w:rPr>
-          <w:lang w:val="pt_PT" w:bidi="pt_PT"/>
-        </w:rPr>
-        <w:t xml:space="preserve">, </w:t>
-      </w:r>
-      <w:r>
-        <w:rPr>
-          <w:b/>
-          <w:lang w:val="pt_PT" w:bidi="pt_PT"/>
-        </w:rPr>
-        <w:t>uma prostituta</w:t>
-      </w:r>
-      <w:r>
-        <w:rPr>
-          <w:lang w:val="pt_PT" w:bidi="pt_PT"/>
-        </w:rPr>
-        <w:t xml:space="preserve"> e </w:t>
-      </w:r>
-      <w:r>
-        <w:rPr>
-          <w:b/>
-          <w:lang w:val="pt_PT" w:bidi="pt_PT"/>
-        </w:rPr>
-        <w:t>uma menina</w:t>
-      </w:r>
-      <w:r>
-        <w:rPr>
-          <w:lang w:val="pt_PT" w:bidi="pt_PT"/>
-        </w:rPr>
-        <w:t xml:space="preserve"> representam essas pessoas de forma geral, não um menino, prostituta ou menina em particular. Se for útil no seu idioma, você pode usar uma expressão mais natural. Tradução alternativa: “e eles trocaram meninos por prostitutas, e venderam meninas”.</w:t>
-      </w:r>
-    </w:p>
-    <w:p>
-      <w:pPr/>
-      <w:r>
-        <w:rPr>
-          <w:lang w:val="pt_PT" w:bidi="pt_PT"/>
-        </w:rPr>
-      </w:r>
-      <w:r>
-        <w:rPr>
-          <w:lang w:val="pt_PT" w:bidi="pt_PT"/>
-        </w:rPr>
-        <w:t xml:space="preserve">Veja: </w:t>
-      </w:r>
-      <w:r>
-        <w:rPr>
-          <w:lang w:val="pt_PT" w:bidi="pt_PT"/>
-        </w:rPr>
-        <w:t>Frases com substantivos genéricos.</w:t>
-      </w:r>
-      <w:r>
-        <w:rPr>
-          <w:lang w:val="pt_PT" w:bidi="pt_PT"/>
-        </w:rPr>
-      </w:r>
-      <w:r>
-        <w:rPr>
-          <w:lang w:val="pt_PT" w:bidi="pt_PT"/>
-        </w:rPr>
-      </w:r>
-    </w:p>
-    <w:p>
-      <w:pPr/>
-      <w:r>
-        <w:rPr>
-          <w:lang w:val="pt_PT" w:bidi="pt_PT"/>
-        </w:rPr>
-      </w:r>
-    </w:p>
-    <w:p>
-      <w:pPr>
-        <w:pStyle w:val="Heading2"/>
-      </w:pPr>
-      <w:r>
-        <w:rPr>
-          <w:lang w:val="pt_PT" w:bidi="pt_PT"/>
-        </w:rPr>
-        <w:t>Joel 3.4 (#1)</w:t>
-      </w:r>
-      <w:r>
-        <w:rPr>
-          <w:lang w:val="pt_PT" w:bidi="pt_PT"/>
-        </w:rPr>
-      </w:r>
-    </w:p>
-    <w:p>
-      <w:pPr/>
-      <w:r>
-        <w:rPr>
-          <w:lang w:val="pt_PT" w:bidi="pt_PT"/>
-        </w:rPr>
-      </w:r>
-      <w:r>
-        <w:rPr>
-          <w:b/>
-          <w:lang w:val="pt_PT" w:bidi="pt_PT"/>
-        </w:rPr>
-        <w:t>"</w:t>
-      </w:r>
-      <w:r>
-        <w:rPr>
-          <w:b/>
-          <w:lang w:val="pt_PT" w:bidi="pt_PT"/>
-        </w:rPr>
-        <w:t>Povos de Tiro e de Sidom e de toda a Filistéia, o que é que vocês querem de mim? Estão querendo se vingar</w:t>
-      </w:r>
-      <w:r>
-        <w:rPr>
-          <w:b/>
-          <w:lang w:val="pt_PT" w:bidi="pt_PT"/>
-        </w:rPr>
-        <w:t>".</w:t>
-      </w:r>
-    </w:p>
-    <w:p>
-      <w:pPr/>
-      <w:r>
-        <w:rPr>
-          <w:lang w:val="pt_PT" w:bidi="pt_PT"/>
-        </w:rPr>
-      </w:r>
-      <w:r>
-        <w:rPr>
-          <w:lang w:val="pt_PT" w:bidi="pt_PT"/>
-        </w:rPr>
-        <w:t>Yahweh está usando a forma de pergunta para dar ênfase. Caso não seja comum utilizar a forma de pergunta para esse propósito em seu idioma, você pode traduzir isso como uma afirmação ou exclamação. Tradução alternativa: “E de fato, vocês não têm nada contra mim, Tiro, Sidom, e todas as regiões da Filístia! Não há compensação que vocês precisem me pagar!”.</w:t>
-      </w:r>
-    </w:p>
-    <w:p>
-      <w:pPr/>
-      <w:r>
-        <w:rPr>
-          <w:lang w:val="pt_PT" w:bidi="pt_PT"/>
-        </w:rPr>
-      </w:r>
-      <w:r>
-        <w:rPr>
-          <w:lang w:val="pt_PT" w:bidi="pt_PT"/>
-        </w:rPr>
-        <w:t xml:space="preserve">Veja: </w:t>
-      </w:r>
-      <w:r>
-        <w:rPr>
-          <w:lang w:val="pt_PT" w:bidi="pt_PT"/>
-        </w:rPr>
-        <w:t>Pergunta retórica.</w:t>
-      </w:r>
-      <w:r>
-        <w:rPr>
-          <w:lang w:val="pt_PT" w:bidi="pt_PT"/>
-        </w:rPr>
-      </w:r>
-      <w:r>
-        <w:rPr>
-          <w:lang w:val="pt_PT" w:bidi="pt_PT"/>
-        </w:rPr>
-      </w:r>
-    </w:p>
-    <w:p>
-      <w:pPr/>
-      <w:r>
-        <w:rPr>
-          <w:lang w:val="pt_PT" w:bidi="pt_PT"/>
-        </w:rPr>
-      </w:r>
-    </w:p>
-    <w:p>
-      <w:pPr>
-        <w:pStyle w:val="Heading2"/>
-      </w:pPr>
-      <w:r>
-        <w:rPr>
-          <w:lang w:val="pt_PT" w:bidi="pt_PT"/>
-        </w:rPr>
-        <w:t>Joel 3.4 (#2)</w:t>
-      </w:r>
-      <w:r>
-        <w:rPr>
-          <w:lang w:val="pt_PT" w:bidi="pt_PT"/>
-        </w:rPr>
-      </w:r>
-    </w:p>
-    <w:p>
-      <w:pPr/>
-      <w:r>
-        <w:rPr>
-          <w:lang w:val="pt_PT" w:bidi="pt_PT"/>
-        </w:rPr>
-      </w:r>
-      <w:r>
-        <w:rPr>
-          <w:lang w:val="pt_PT" w:bidi="pt_PT"/>
-        </w:rPr>
-        <w:t>מָה־אַתֶּ֥ם לִ⁠י֙</w:t>
-      </w:r>
-    </w:p>
-    <w:p>
-      <w:pPr/>
-      <w:r>
-        <w:rPr>
-          <w:lang w:val="pt_PT" w:bidi="pt_PT"/>
-        </w:rPr>
-      </w:r>
-      <w:r>
-        <w:rPr>
-          <w:b/>
-          <w:lang w:val="pt_PT" w:bidi="pt_PT"/>
-        </w:rPr>
-        <w:t>"</w:t>
-      </w:r>
-      <w:r>
-        <w:rPr>
-          <w:b/>
-          <w:lang w:val="pt_PT" w:bidi="pt_PT"/>
-        </w:rPr>
-        <w:t>o que é que vocês querem de mim</w:t>
-      </w:r>
-      <w:r>
-        <w:rPr>
-          <w:b/>
-          <w:lang w:val="pt_PT" w:bidi="pt_PT"/>
-        </w:rPr>
-        <w:t>".</w:t>
-      </w:r>
-    </w:p>
-    <w:p>
-      <w:pPr/>
-      <w:r>
-        <w:rPr>
-          <w:lang w:val="pt_PT" w:bidi="pt_PT"/>
-        </w:rPr>
-      </w:r>
-      <w:r>
-        <w:rPr>
-          <w:lang w:val="pt_PT" w:bidi="pt_PT"/>
-        </w:rPr>
-        <w:t xml:space="preserve">Uma tradução mais literal dirá: </w:t>
-      </w:r>
-      <w:r>
-        <w:rPr>
-          <w:b/>
-          <w:lang w:val="pt_PT" w:bidi="pt_PT"/>
-        </w:rPr>
-        <w:t>o que vocês têm comigo</w:t>
-      </w:r>
-      <w:r>
-        <w:rPr>
-          <w:lang w:val="pt_PT" w:bidi="pt_PT"/>
-        </w:rPr>
-        <w:t xml:space="preserve">. </w:t>
-      </w:r>
-      <w:r>
-        <w:rPr>
-          <w:lang w:val="pt_PT" w:bidi="pt_PT"/>
-        </w:rPr>
-        <w:t>É uma expressão comum nessa cultura para perguntar por que alguém está agindo com hostilidade. Sua língua pode ter uma expressão equivalente que você pode usar na sua tradução. Você também pode usar uma linguagem simples. Tradução alternativa: “o que você tem contra mim” ou “por que você está sendo hostil comigo”.</w:t>
-      </w:r>
-    </w:p>
-    <w:p>
-      <w:pPr/>
-      <w:r>
-        <w:rPr>
-          <w:lang w:val="pt_PT" w:bidi="pt_PT"/>
-        </w:rPr>
-      </w:r>
-      <w:r>
-        <w:rPr>
-          <w:lang w:val="pt_PT" w:bidi="pt_PT"/>
-        </w:rPr>
-        <w:t xml:space="preserve">Veja: </w:t>
-      </w:r>
-      <w:r>
-        <w:rPr>
-          <w:lang w:val="pt_PT" w:bidi="pt_PT"/>
-        </w:rPr>
-        <w:t>Expressão idiomática.</w:t>
-      </w:r>
-      <w:r>
-        <w:rPr>
-          <w:lang w:val="pt_PT" w:bidi="pt_PT"/>
-        </w:rPr>
-      </w:r>
-      <w:r>
-        <w:rPr>
-          <w:lang w:val="pt_PT" w:bidi="pt_PT"/>
-        </w:rPr>
-      </w:r>
-    </w:p>
-    <w:p>
-      <w:pPr/>
-      <w:r>
-        <w:rPr>
-          <w:lang w:val="pt_PT" w:bidi="pt_PT"/>
-        </w:rPr>
-      </w:r>
-    </w:p>
-    <w:p>
-      <w:pPr>
-        <w:pStyle w:val="Heading2"/>
-      </w:pPr>
-      <w:r>
-        <w:rPr>
-          <w:lang w:val="pt_PT" w:bidi="pt_PT"/>
-        </w:rPr>
-        <w:t>Joel 3.4 (#3)</w:t>
-      </w:r>
-      <w:r>
-        <w:rPr>
-          <w:lang w:val="pt_PT" w:bidi="pt_PT"/>
-        </w:rPr>
-      </w:r>
-    </w:p>
-    <w:p>
-      <w:pPr/>
-      <w:r>
-        <w:rPr>
-          <w:lang w:val="pt_PT" w:bidi="pt_PT"/>
-        </w:rPr>
-      </w:r>
-      <w:r>
-        <w:rPr>
-          <w:lang w:val="pt_PT" w:bidi="pt_PT"/>
-        </w:rPr>
-        <w:t>הַ⁠גְּמ֗וּל אַתֶּם֙ מְשַׁלְּמִ֣ים עָלָ֔⁠י וְ⁠אִם־גֹּמְלִ֤ים אַתֶּם֙ עָלַ֔⁠י</w:t>
-      </w:r>
-    </w:p>
-    <w:p>
-      <w:pPr/>
-      <w:r>
-        <w:rPr>
-          <w:lang w:val="pt_PT" w:bidi="pt_PT"/>
-        </w:rPr>
-      </w:r>
-      <w:r>
-        <w:rPr>
-          <w:b/>
-          <w:lang w:val="pt_PT" w:bidi="pt_PT"/>
-        </w:rPr>
-        <w:t>"</w:t>
-      </w:r>
-      <w:r>
-        <w:rPr>
-          <w:b/>
-          <w:lang w:val="pt_PT" w:bidi="pt_PT"/>
-        </w:rPr>
-        <w:t>Estão querendo se vingar? Se é isso que querem</w:t>
-      </w:r>
-      <w:r>
-        <w:rPr>
-          <w:b/>
-          <w:lang w:val="pt_PT" w:bidi="pt_PT"/>
-        </w:rPr>
-        <w:t>".</w:t>
-      </w:r>
-    </w:p>
-    <w:p>
-      <w:pPr/>
-      <w:r>
-        <w:rPr>
-          <w:lang w:val="pt_PT" w:bidi="pt_PT"/>
-        </w:rPr>
-      </w:r>
-      <w:r>
-        <w:rPr>
-          <w:lang w:val="pt_PT" w:bidi="pt_PT"/>
-        </w:rPr>
-        <w:t xml:space="preserve">Uma tradução mais literal dirá: </w:t>
-      </w:r>
-      <w:r>
-        <w:rPr>
-          <w:b/>
-          <w:lang w:val="pt_PT" w:bidi="pt_PT"/>
-        </w:rPr>
-        <w:t>irão dar-me recompensa? Pois se me recompensas assim</w:t>
-      </w:r>
-      <w:r>
-        <w:rPr>
-          <w:lang w:val="pt_PT" w:bidi="pt_PT"/>
-        </w:rPr>
-        <w:t xml:space="preserve">. </w:t>
-      </w:r>
-      <w:r>
-        <w:rPr>
-          <w:lang w:val="pt_PT" w:bidi="pt_PT"/>
-        </w:rPr>
-        <w:t>Yahweh está falando como se as nações estivessem literalmente retribuindo algo ruim que ele lhes fez. Ele está perguntando se elas têm algum ressentimento contra ele que estão manifestando. Se isso for mais claro em seu idioma, você pode declarar o significado de forma direta. Tradução alternativa: “Vocês têm algum ressentimento contra mim que estão manifestando? E se vocês estão manifestando um ressentimento contra mim”.</w:t>
-      </w:r>
-    </w:p>
-    <w:p>
-      <w:pPr/>
-      <w:r>
-        <w:rPr>
-          <w:lang w:val="pt_PT" w:bidi="pt_PT"/>
-        </w:rPr>
-      </w:r>
-      <w:r>
-        <w:rPr>
-          <w:lang w:val="pt_PT" w:bidi="pt_PT"/>
-        </w:rPr>
-        <w:t xml:space="preserve">Veja: </w:t>
-      </w:r>
-      <w:r>
-        <w:rPr>
-          <w:lang w:val="pt_PT" w:bidi="pt_PT"/>
-        </w:rPr>
-        <w:t>Metáfora.</w:t>
-      </w:r>
-      <w:r>
-        <w:rPr>
-          <w:lang w:val="pt_PT" w:bidi="pt_PT"/>
-        </w:rPr>
-      </w:r>
-      <w:r>
-        <w:rPr>
-          <w:lang w:val="pt_PT" w:bidi="pt_PT"/>
-        </w:rPr>
-      </w:r>
-    </w:p>
-    <w:p>
-      <w:pPr/>
-      <w:r>
-        <w:rPr>
-          <w:lang w:val="pt_PT" w:bidi="pt_PT"/>
-        </w:rPr>
-      </w:r>
-    </w:p>
-    <w:p>
-      <w:pPr>
-        <w:pStyle w:val="Heading2"/>
-      </w:pPr>
-      <w:r>
-        <w:rPr>
-          <w:lang w:val="pt_PT" w:bidi="pt_PT"/>
-        </w:rPr>
-        <w:t>Joel 3.4 (#4)</w:t>
-      </w:r>
-      <w:r>
-        <w:rPr>
-          <w:lang w:val="pt_PT" w:bidi="pt_PT"/>
-        </w:rPr>
-      </w:r>
-    </w:p>
-    <w:p>
-      <w:pPr/>
-      <w:r>
-        <w:rPr>
-          <w:lang w:val="pt_PT" w:bidi="pt_PT"/>
-        </w:rPr>
-      </w:r>
-      <w:r>
-        <w:rPr>
-          <w:lang w:val="pt_PT" w:bidi="pt_PT"/>
-        </w:rPr>
-        <w:t>קַ֣ל מְהֵרָ֔ה</w:t>
-      </w:r>
-    </w:p>
-    <w:p>
-      <w:pPr/>
-      <w:r>
-        <w:rPr>
-          <w:lang w:val="pt_PT" w:bidi="pt_PT"/>
-        </w:rPr>
-      </w:r>
-      <w:r>
-        <w:rPr>
-          <w:b/>
-          <w:lang w:val="pt_PT" w:bidi="pt_PT"/>
-        </w:rPr>
-        <w:t>"</w:t>
-      </w:r>
-      <w:r>
-        <w:rPr>
-          <w:b/>
-          <w:lang w:val="pt_PT" w:bidi="pt_PT"/>
-        </w:rPr>
-        <w:t>estou pronto</w:t>
-      </w:r>
-      <w:r>
-        <w:rPr>
-          <w:b/>
-          <w:lang w:val="pt_PT" w:bidi="pt_PT"/>
-        </w:rPr>
-        <w:t>".</w:t>
-      </w:r>
-    </w:p>
-    <w:p>
-      <w:pPr/>
-      <w:r>
-        <w:rPr>
-          <w:lang w:val="pt_PT" w:bidi="pt_PT"/>
-        </w:rPr>
-      </w:r>
-      <w:r>
-        <w:rPr>
-          <w:lang w:val="pt_PT" w:bidi="pt_PT"/>
-        </w:rPr>
-        <w:t xml:space="preserve">Uma tradução mais literal dirá: </w:t>
-      </w:r>
-      <w:r>
-        <w:rPr>
-          <w:b/>
-          <w:lang w:val="pt_PT" w:bidi="pt_PT"/>
-        </w:rPr>
-        <w:t>com agilidade e rapidez</w:t>
-      </w:r>
-      <w:r>
-        <w:rPr>
-          <w:lang w:val="pt_PT" w:bidi="pt_PT"/>
-        </w:rPr>
-        <w:t xml:space="preserve">. </w:t>
-      </w:r>
-      <w:r>
-        <w:rPr>
-          <w:lang w:val="pt_PT" w:bidi="pt_PT"/>
-        </w:rPr>
-        <w:t xml:space="preserve">Os termos </w:t>
-      </w:r>
-      <w:r>
-        <w:rPr>
-          <w:b/>
-          <w:lang w:val="pt_PT" w:bidi="pt_PT"/>
-        </w:rPr>
-        <w:t>agilidade</w:t>
-      </w:r>
-      <w:r>
-        <w:rPr>
-          <w:lang w:val="pt_PT" w:bidi="pt_PT"/>
-        </w:rPr>
-        <w:t xml:space="preserve"> e </w:t>
-      </w:r>
-      <w:r>
-        <w:rPr>
-          <w:b/>
-          <w:lang w:val="pt_PT" w:bidi="pt_PT"/>
-        </w:rPr>
-        <w:t>rapidez</w:t>
-      </w:r>
-      <w:r>
-        <w:rPr>
-          <w:lang w:val="pt_PT" w:bidi="pt_PT"/>
-        </w:rPr>
-        <w:t xml:space="preserve"> têm significados semelhantes. Yahweh está usando ambos para dar ênfase. Se for mais claro para seus leitores, você pode expressar essa ênfase com uma única frase. Tradução alternativa: “muito rapidamente”.</w:t>
-      </w:r>
-    </w:p>
-    <w:p>
-      <w:pPr/>
-      <w:r>
-        <w:rPr>
-          <w:lang w:val="pt_PT" w:bidi="pt_PT"/>
-        </w:rPr>
-      </w:r>
-      <w:r>
-        <w:rPr>
-          <w:lang w:val="pt_PT" w:bidi="pt_PT"/>
-        </w:rPr>
-        <w:t xml:space="preserve">Veja: </w:t>
-      </w:r>
-      <w:r>
-        <w:rPr>
-          <w:lang w:val="pt_PT" w:bidi="pt_PT"/>
-        </w:rPr>
-        <w:t>Dupla.</w:t>
-      </w:r>
-      <w:r>
-        <w:rPr>
-          <w:lang w:val="pt_PT" w:bidi="pt_PT"/>
-        </w:rPr>
-      </w:r>
-      <w:r>
-        <w:rPr>
-          <w:lang w:val="pt_PT" w:bidi="pt_PT"/>
-        </w:rPr>
-      </w:r>
-    </w:p>
-    <w:p>
-      <w:pPr/>
-      <w:r>
-        <w:rPr>
-          <w:lang w:val="pt_PT" w:bidi="pt_PT"/>
-        </w:rPr>
-      </w:r>
-    </w:p>
-    <w:p>
-      <w:pPr>
-        <w:pStyle w:val="Heading2"/>
-      </w:pPr>
-      <w:r>
-        <w:rPr>
-          <w:lang w:val="pt_PT" w:bidi="pt_PT"/>
-        </w:rPr>
-        <w:t>Joel 3.4 (#5)</w:t>
-      </w:r>
-      <w:r>
-        <w:rPr>
-          <w:lang w:val="pt_PT" w:bidi="pt_PT"/>
-        </w:rPr>
-      </w:r>
-    </w:p>
-    <w:p>
-      <w:pPr/>
-      <w:r>
-        <w:rPr>
-          <w:lang w:val="pt_PT" w:bidi="pt_PT"/>
-        </w:rPr>
-      </w:r>
-      <w:r>
-        <w:rPr>
-          <w:lang w:val="pt_PT" w:bidi="pt_PT"/>
-        </w:rPr>
-        <w:t>אָשִׁ֥יב גְּמֻלְ⁠כֶ֖ם בְּ⁠רֹאשְׁ⁠כֶֽם</w:t>
-      </w:r>
-    </w:p>
-    <w:p>
-      <w:pPr/>
-      <w:r>
-        <w:rPr>
-          <w:lang w:val="pt_PT" w:bidi="pt_PT"/>
-        </w:rPr>
-      </w:r>
-      <w:r>
-        <w:rPr>
-          <w:b/>
-          <w:lang w:val="pt_PT" w:bidi="pt_PT"/>
-        </w:rPr>
-        <w:t>"</w:t>
-      </w:r>
-      <w:r>
-        <w:rPr>
-          <w:b/>
-          <w:lang w:val="pt_PT" w:bidi="pt_PT"/>
-        </w:rPr>
-        <w:t>estou pronto para me vingar de vocês</w:t>
-      </w:r>
-      <w:r>
-        <w:rPr>
-          <w:b/>
-          <w:lang w:val="pt_PT" w:bidi="pt_PT"/>
-        </w:rPr>
-        <w:t>".</w:t>
-      </w:r>
-    </w:p>
-    <w:p>
-      <w:pPr/>
-      <w:r>
-        <w:rPr>
-          <w:lang w:val="pt_PT" w:bidi="pt_PT"/>
-        </w:rPr>
-      </w:r>
-      <w:r>
-        <w:rPr>
-          <w:lang w:val="pt_PT" w:bidi="pt_PT"/>
-        </w:rPr>
-        <w:t>Uma tradução mais literal dirá:</w:t>
-      </w:r>
-      <w:r>
-        <w:rPr>
-          <w:b/>
-          <w:lang w:val="pt_PT" w:bidi="pt_PT"/>
-        </w:rPr>
-        <w:t xml:space="preserve"> </w:t>
-      </w:r>
-      <w:r>
-        <w:rPr>
-          <w:b/>
-          <w:lang w:val="pt_PT" w:bidi="pt_PT"/>
-        </w:rPr>
-        <w:t>essa vingança caia sobre a cabeça de vocês</w:t>
-      </w:r>
-      <w:r>
-        <w:rPr>
-          <w:lang w:val="pt_PT" w:bidi="pt_PT"/>
-        </w:rPr>
-        <w:t xml:space="preserve">. </w:t>
-      </w:r>
-      <w:r>
-        <w:rPr>
-          <w:lang w:val="pt_PT" w:bidi="pt_PT"/>
-        </w:rPr>
-        <w:t xml:space="preserve">Yahweh está usando uma parte de uma pessoa, sua </w:t>
-      </w:r>
-      <w:r>
-        <w:rPr>
-          <w:b/>
-          <w:lang w:val="pt_PT" w:bidi="pt_PT"/>
-        </w:rPr>
-        <w:t>cabeça</w:t>
-      </w:r>
-      <w:r>
-        <w:rPr>
-          <w:lang w:val="pt_PT" w:bidi="pt_PT"/>
-        </w:rPr>
-        <w:t>, para representar a pessoa inteira. Se for mais claro em seu idioma, você pode expressar esse significado com um termo mais geral. Tradução alternativa: “Vou reverter sua recompensa para vocês” ou “Vou retribuir diretamente a vocês”.</w:t>
-      </w:r>
-    </w:p>
-    <w:p>
-      <w:pPr/>
-      <w:r>
-        <w:rPr>
-          <w:lang w:val="pt_PT" w:bidi="pt_PT"/>
-        </w:rPr>
-      </w:r>
-      <w:r>
-        <w:rPr>
-          <w:lang w:val="pt_PT" w:bidi="pt_PT"/>
-        </w:rPr>
-        <w:t xml:space="preserve">Veja: </w:t>
-      </w:r>
-      <w:r>
-        <w:rPr>
-          <w:lang w:val="pt_PT" w:bidi="pt_PT"/>
-        </w:rPr>
-        <w:t>Sinédoque.</w:t>
-      </w:r>
-      <w:r>
-        <w:rPr>
-          <w:lang w:val="pt_PT" w:bidi="pt_PT"/>
-        </w:rPr>
-      </w:r>
-      <w:r>
-        <w:rPr>
-          <w:lang w:val="pt_PT" w:bidi="pt_PT"/>
-        </w:rPr>
-      </w:r>
-    </w:p>
-    <w:p>
-      <w:pPr/>
-      <w:r>
-        <w:rPr>
-          <w:lang w:val="pt_PT" w:bidi="pt_PT"/>
-        </w:rPr>
-      </w:r>
-    </w:p>
-    <w:p>
-      <w:pPr>
-        <w:pStyle w:val="Heading2"/>
-      </w:pPr>
-      <w:r>
-        <w:rPr>
-          <w:lang w:val="pt_PT" w:bidi="pt_PT"/>
-        </w:rPr>
-        <w:t>Joel 3.4 (#6)</w:t>
-      </w:r>
-      <w:r>
-        <w:rPr>
-          <w:lang w:val="pt_PT" w:bidi="pt_PT"/>
-        </w:rPr>
-      </w:r>
-    </w:p>
-    <w:p>
-      <w:pPr/>
-      <w:r>
-        <w:rPr>
-          <w:lang w:val="pt_PT" w:bidi="pt_PT"/>
-        </w:rPr>
-      </w:r>
-      <w:r>
-        <w:rPr>
-          <w:lang w:val="pt_PT" w:bidi="pt_PT"/>
-        </w:rPr>
-        <w:t>בְּ⁠רֹאשְׁ⁠כֶֽם</w:t>
-      </w:r>
-    </w:p>
-    <w:p>
-      <w:pPr/>
-      <w:r>
-        <w:rPr>
-          <w:lang w:val="pt_PT" w:bidi="pt_PT"/>
-        </w:rPr>
-      </w:r>
-      <w:r>
-        <w:rPr>
-          <w:b/>
-          <w:lang w:val="pt_PT" w:bidi="pt_PT"/>
-        </w:rPr>
-        <w:t>"estou pronto para me vingar de vocês".</w:t>
-      </w:r>
-    </w:p>
-    <w:p>
-      <w:pPr/>
-      <w:r>
-        <w:rPr>
-          <w:lang w:val="pt_PT" w:bidi="pt_PT"/>
-        </w:rPr>
-      </w:r>
-      <w:r>
-        <w:rPr>
-          <w:lang w:val="pt_PT" w:bidi="pt_PT"/>
-        </w:rPr>
-        <w:t>Uma tradução mais literal dirá:</w:t>
-      </w:r>
-      <w:r>
-        <w:rPr>
-          <w:b/>
-          <w:lang w:val="pt_PT" w:bidi="pt_PT"/>
-        </w:rPr>
-        <w:t xml:space="preserve"> essa vingança caia sobre a cabeça de vocês</w:t>
-      </w:r>
-      <w:r>
-        <w:rPr>
-          <w:lang w:val="pt_PT" w:bidi="pt_PT"/>
-        </w:rPr>
-        <w:t xml:space="preserve">. Como Yahweh está se referindo a várias nações, pode ser mais natural em seu idioma usar a forma plural de </w:t>
-      </w:r>
-      <w:r>
-        <w:rPr>
-          <w:b/>
-          <w:lang w:val="pt_PT" w:bidi="pt_PT"/>
-        </w:rPr>
-        <w:t>cabeça</w:t>
-      </w:r>
-      <w:r>
-        <w:rPr>
-          <w:lang w:val="pt_PT" w:bidi="pt_PT"/>
-        </w:rPr>
-        <w:t>. Tradução alternativa: “sobre as cabeças de vocês”.</w:t>
-      </w:r>
-    </w:p>
-    <w:p>
-      <w:pPr/>
-      <w:r>
-        <w:rPr>
-          <w:lang w:val="pt_PT" w:bidi="pt_PT"/>
-        </w:rPr>
-      </w:r>
-      <w:r>
-        <w:rPr>
-          <w:lang w:val="pt_PT" w:bidi="pt_PT"/>
-        </w:rPr>
-        <w:t xml:space="preserve">Veja: </w:t>
-      </w:r>
-      <w:r>
-        <w:rPr>
-          <w:lang w:val="pt_PT" w:bidi="pt_PT"/>
-        </w:rPr>
-        <w:t>Substantivos coletivos.</w:t>
-      </w:r>
-      <w:r>
-        <w:rPr>
-          <w:lang w:val="pt_PT" w:bidi="pt_PT"/>
-        </w:rPr>
-      </w:r>
-      <w:r>
-        <w:rPr>
-          <w:lang w:val="pt_PT" w:bidi="pt_PT"/>
-        </w:rPr>
-      </w:r>
-    </w:p>
-    <w:p>
-      <w:pPr/>
-      <w:r>
-        <w:rPr>
-          <w:lang w:val="pt_PT" w:bidi="pt_PT"/>
-        </w:rPr>
-      </w:r>
-    </w:p>
-    <w:p>
-      <w:pPr>
-        <w:pStyle w:val="Heading2"/>
-      </w:pPr>
-      <w:r>
-        <w:rPr>
-          <w:lang w:val="pt_PT" w:bidi="pt_PT"/>
-        </w:rPr>
         <w:t>Joel 3.6 (#1)</w:t>
       </w:r>
       <w:r>
         <w:rPr>
           <w:lang w:val="pt_PT" w:bidi="pt_PT"/>
         </w:rPr>
+      </w:r>
+    </w:p>
+    <w:p>
+      <w:pPr/>
+      <w:r>
+        <w:rPr>
+          <w:lang w:val="pt_PT" w:bidi="pt_PT"/>
+        </w:rPr>
+      </w:r>
+      <w:r>
+        <w:rPr>
+          <w:lang w:val="pt_PT" w:bidi="pt_PT"/>
+        </w:rPr>
+        <w:t>וּ⁠בְנֵ֤י יְהוּדָה֙ וּ⁠בְנֵ֣י יְרוּשָׁלִַ֔ם</w:t>
       </w:r>
     </w:p>
     <w:p>
@@ -27120,6 +28366,20 @@
       </w:r>
       <w:r>
         <w:rPr>
+          <w:lang w:val="pt_PT" w:bidi="pt_PT"/>
+        </w:rPr>
+        <w:t>הַ⁠יְּוָנִ֑ים</w:t>
+      </w:r>
+    </w:p>
+    <w:p>
+      <w:pPr/>
+      <w:r>
+        <w:rPr>
+          <w:lang w:val="pt_PT" w:bidi="pt_PT"/>
+        </w:rPr>
+      </w:r>
+      <w:r>
+        <w:rPr>
           <w:b/>
           <w:lang w:val="pt_PT" w:bidi="pt_PT"/>
         </w:rPr>
@@ -27218,6 +28478,20 @@
         <w:rPr>
           <w:lang w:val="pt_PT" w:bidi="pt_PT"/>
         </w:rPr>
+      </w:r>
+    </w:p>
+    <w:p>
+      <w:pPr/>
+      <w:r>
+        <w:rPr>
+          <w:lang w:val="pt_PT" w:bidi="pt_PT"/>
+        </w:rPr>
+      </w:r>
+      <w:r>
+        <w:rPr>
+          <w:lang w:val="pt_PT" w:bidi="pt_PT"/>
+        </w:rPr>
+        <w:t>לְמַ֥עַן הַרְחִיקָ֖⁠ם מֵ⁠עַ֥ל גְּבוּלָֽ⁠ם</w:t>
       </w:r>
     </w:p>
     <w:p>
@@ -27616,6 +28890,20 @@
       </w:r>
       <w:r>
         <w:rPr>
+          <w:lang w:val="pt_PT" w:bidi="pt_PT"/>
+        </w:rPr>
+        <w:t>וַ⁠הֲשִׁבֹתִ֥י גְמֻלְ⁠כֶ֖ם בְּ⁠רֹאשְׁ⁠כֶֽם</w:t>
+      </w:r>
+    </w:p>
+    <w:p>
+      <w:pPr/>
+      <w:r>
+        <w:rPr>
+          <w:lang w:val="pt_PT" w:bidi="pt_PT"/>
+        </w:rPr>
+      </w:r>
+      <w:r>
+        <w:rPr>
           <w:b/>
           <w:lang w:val="pt_PT" w:bidi="pt_PT"/>
         </w:rPr>
@@ -28003,6 +29291,20 @@
       </w:r>
       <w:r>
         <w:rPr>
+          <w:lang w:val="pt_PT" w:bidi="pt_PT"/>
+        </w:rPr>
+        <w:t>בְּ⁠יַד֙ בְּנֵ֣י יְהוּדָ֔ה</w:t>
+      </w:r>
+    </w:p>
+    <w:p>
+      <w:pPr/>
+      <w:r>
+        <w:rPr>
+          <w:lang w:val="pt_PT" w:bidi="pt_PT"/>
+        </w:rPr>
+      </w:r>
+      <w:r>
+        <w:rPr>
           <w:b/>
           <w:lang w:val="pt_PT" w:bidi="pt_PT"/>
         </w:rPr>
@@ -28132,6 +29434,20 @@
       </w:r>
       <w:r>
         <w:rPr>
+          <w:lang w:val="pt_PT" w:bidi="pt_PT"/>
+        </w:rPr>
+        <w:t>וּ⁠מָכַרְתִּ֞י אֶת־בְּנֵי⁠כֶ֣ם וְ⁠אֶת־בְּנֽוֹתֵי⁠כֶ֗ם בְּ⁠יַד֙ בְּנֵ֣י יְהוּדָ֔ה</w:t>
+      </w:r>
+    </w:p>
+    <w:p>
+      <w:pPr/>
+      <w:r>
+        <w:rPr>
+          <w:lang w:val="pt_PT" w:bidi="pt_PT"/>
+        </w:rPr>
+      </w:r>
+      <w:r>
+        <w:rPr>
           <w:b/>
           <w:lang w:val="pt_PT" w:bidi="pt_PT"/>
         </w:rPr>
@@ -28405,6 +29721,20 @@
       </w:r>
       <w:r>
         <w:rPr>
+          <w:lang w:val="pt_PT" w:bidi="pt_PT"/>
+        </w:rPr>
+        <w:t>לִ⁠שְׁבָאיִ֖ם</w:t>
+      </w:r>
+    </w:p>
+    <w:p>
+      <w:pPr/>
+      <w:r>
+        <w:rPr>
+          <w:lang w:val="pt_PT" w:bidi="pt_PT"/>
+        </w:rPr>
+      </w:r>
+      <w:r>
+        <w:rPr>
           <w:b/>
           <w:lang w:val="pt_PT" w:bidi="pt_PT"/>
         </w:rPr>
@@ -29086,6 +30416,20 @@
       </w:r>
       <w:r>
         <w:rPr>
+          <w:lang w:val="pt_PT" w:bidi="pt_PT"/>
+        </w:rPr>
+        <w:t>הַֽ⁠חַלָּ֔שׁ יֹאמַ֖ר גִּבּ֥וֹר אָֽנִי</w:t>
+      </w:r>
+    </w:p>
+    <w:p>
+      <w:pPr/>
+      <w:r>
+        <w:rPr>
+          <w:lang w:val="pt_PT" w:bidi="pt_PT"/>
+        </w:rPr>
+      </w:r>
+      <w:r>
+        <w:rPr>
           <w:b/>
           <w:lang w:val="pt_PT" w:bidi="pt_PT"/>
         </w:rPr>
@@ -29581,6 +30925,20 @@
         <w:rPr>
           <w:lang w:val="pt_PT" w:bidi="pt_PT"/>
         </w:rPr>
+      </w:r>
+    </w:p>
+    <w:p>
+      <w:pPr/>
+      <w:r>
+        <w:rPr>
+          <w:lang w:val="pt_PT" w:bidi="pt_PT"/>
+        </w:rPr>
+      </w:r>
+      <w:r>
+        <w:rPr>
+          <w:lang w:val="pt_PT" w:bidi="pt_PT"/>
+        </w:rPr>
+        <w:t>עֵ֖מֶק יְהֽוֹשָׁפָ֑ט</w:t>
       </w:r>
     </w:p>
     <w:p>
@@ -29843,6 +31201,20 @@
       </w:r>
       <w:r>
         <w:rPr>
+          <w:lang w:val="pt_PT" w:bidi="pt_PT"/>
+        </w:rPr>
+        <w:t>שִׁלְח֣וּ מַגָּ֔ל כִּ֥י בָשַׁ֖ל קָצִ֑יר &amp; כִּֽי</w:t>
+      </w:r>
+    </w:p>
+    <w:p>
+      <w:pPr/>
+      <w:r>
+        <w:rPr>
+          <w:lang w:val="pt_PT" w:bidi="pt_PT"/>
+        </w:rPr>
+      </w:r>
+      <w:r>
+        <w:rPr>
           <w:b/>
           <w:lang w:val="pt_PT" w:bidi="pt_PT"/>
         </w:rPr>
@@ -30515,6 +31887,20 @@
       </w:r>
       <w:r>
         <w:rPr>
+          <w:lang w:val="pt_PT" w:bidi="pt_PT"/>
+        </w:rPr>
+        <w:t>כִּ֥י &amp; כִּ֥י רַבָּ֖ה רָעָתָֽ⁠ם</w:t>
+      </w:r>
+    </w:p>
+    <w:p>
+      <w:pPr/>
+      <w:r>
+        <w:rPr>
+          <w:lang w:val="pt_PT" w:bidi="pt_PT"/>
+        </w:rPr>
+      </w:r>
+      <w:r>
+        <w:rPr>
           <w:b/>
           <w:lang w:val="pt_PT" w:bidi="pt_PT"/>
         </w:rPr>
@@ -30644,6 +32030,20 @@
       </w:r>
       <w:r>
         <w:rPr>
+          <w:lang w:val="pt_PT" w:bidi="pt_PT"/>
+        </w:rPr>
+        <w:t>הֲמוֹנִ֣ים הֲמוֹנִ֔ים בְּ⁠עֵ֖מֶק הֶֽ⁠חָר֑וּץ &amp; בְּ⁠עֵ֖מֶק</w:t>
+      </w:r>
+    </w:p>
+    <w:p>
+      <w:pPr/>
+      <w:r>
+        <w:rPr>
+          <w:lang w:val="pt_PT" w:bidi="pt_PT"/>
+        </w:rPr>
+      </w:r>
+      <w:r>
+        <w:rPr>
           <w:b/>
           <w:lang w:val="pt_PT" w:bidi="pt_PT"/>
         </w:rPr>
@@ -30754,6 +32154,20 @@
       </w:r>
       <w:r>
         <w:rPr>
+          <w:lang w:val="pt_PT" w:bidi="pt_PT"/>
+        </w:rPr>
+        <w:t>הֲמוֹנִ֣ים הֲמוֹנִ֔ים בְּ⁠עֵ֖מֶק הֶֽ⁠חָר֑וּץ &amp; בְּ⁠עֵ֖מֶק</w:t>
+      </w:r>
+    </w:p>
+    <w:p>
+      <w:pPr/>
+      <w:r>
+        <w:rPr>
+          <w:lang w:val="pt_PT" w:bidi="pt_PT"/>
+        </w:rPr>
+      </w:r>
+      <w:r>
+        <w:rPr>
           <w:b/>
           <w:lang w:val="pt_PT" w:bidi="pt_PT"/>
         </w:rPr>
@@ -30853,6 +32267,20 @@
         <w:rPr>
           <w:lang w:val="pt_PT" w:bidi="pt_PT"/>
         </w:rPr>
+      </w:r>
+    </w:p>
+    <w:p>
+      <w:pPr/>
+      <w:r>
+        <w:rPr>
+          <w:lang w:val="pt_PT" w:bidi="pt_PT"/>
+        </w:rPr>
+      </w:r>
+      <w:r>
+        <w:rPr>
+          <w:lang w:val="pt_PT" w:bidi="pt_PT"/>
+        </w:rPr>
+        <w:t>בְּ⁠עֵ֖מֶק הֶֽ⁠חָר֑וּץ &amp; בְּ⁠עֵ֖מֶק</w:t>
       </w:r>
     </w:p>
     <w:p>
@@ -31089,6 +32517,20 @@
       </w:r>
       <w:r>
         <w:rPr>
+          <w:lang w:val="pt_PT" w:bidi="pt_PT"/>
+        </w:rPr>
+        <w:t>וְ⁠כוֹכָבִ֖ים אָסְפ֥וּ נָגְהָֽ⁠ם</w:t>
+      </w:r>
+    </w:p>
+    <w:p>
+      <w:pPr/>
+      <w:r>
+        <w:rPr>
+          <w:lang w:val="pt_PT" w:bidi="pt_PT"/>
+        </w:rPr>
+      </w:r>
+      <w:r>
+        <w:rPr>
           <w:b/>
           <w:lang w:val="pt_PT" w:bidi="pt_PT"/>
         </w:rPr>
@@ -31503,6 +32945,20 @@
       </w:r>
       <w:r>
         <w:rPr>
+          <w:lang w:val="pt_PT" w:bidi="pt_PT"/>
+        </w:rPr>
+        <w:t>וַֽ⁠יהוָה֙ מַֽחֲסֶ֣ה לְ⁠עַמּ֔⁠וֹ וּ⁠מָע֖וֹז לִ⁠בְנֵ֥י יִשְׂרָאֵֽל</w:t>
+      </w:r>
+    </w:p>
+    <w:p>
+      <w:pPr/>
+      <w:r>
+        <w:rPr>
+          <w:lang w:val="pt_PT" w:bidi="pt_PT"/>
+        </w:rPr>
+      </w:r>
+      <w:r>
+        <w:rPr>
           <w:b/>
           <w:lang w:val="pt_PT" w:bidi="pt_PT"/>
         </w:rPr>
@@ -31615,6 +33071,20 @@
         <w:rPr>
           <w:lang w:val="pt_PT" w:bidi="pt_PT"/>
         </w:rPr>
+      </w:r>
+    </w:p>
+    <w:p>
+      <w:pPr/>
+      <w:r>
+        <w:rPr>
+          <w:lang w:val="pt_PT" w:bidi="pt_PT"/>
+        </w:rPr>
+      </w:r>
+      <w:r>
+        <w:rPr>
+          <w:lang w:val="pt_PT" w:bidi="pt_PT"/>
+        </w:rPr>
+        <w:t>לִ⁠בְנֵ֥י יִשְׂרָאֵֽל</w:t>
       </w:r>
     </w:p>
     <w:p>
@@ -31878,6 +33348,20 @@
       </w:r>
       <w:r>
         <w:rPr>
+          <w:lang w:val="pt_PT" w:bidi="pt_PT"/>
+        </w:rPr>
+        <w:t>הַר־קָדְשִׁ֑⁠י</w:t>
+      </w:r>
+    </w:p>
+    <w:p>
+      <w:pPr/>
+      <w:r>
+        <w:rPr>
+          <w:lang w:val="pt_PT" w:bidi="pt_PT"/>
+        </w:rPr>
+      </w:r>
+      <w:r>
+        <w:rPr>
           <w:b/>
           <w:lang w:val="pt_PT" w:bidi="pt_PT"/>
         </w:rPr>
@@ -32248,6 +33732,20 @@
       </w:r>
       <w:r>
         <w:rPr>
+          <w:lang w:val="pt_PT" w:bidi="pt_PT"/>
+        </w:rPr>
+        <w:t>יִטְּפ֧וּ הֶ⁠הָרִ֣ים עָסִ֗יס וְ⁠הַ⁠גְּבָעוֹת֙ תֵּלַ֣כְנָה חָלָ֔ב</w:t>
+      </w:r>
+    </w:p>
+    <w:p>
+      <w:pPr/>
+      <w:r>
+        <w:rPr>
+          <w:lang w:val="pt_PT" w:bidi="pt_PT"/>
+        </w:rPr>
+      </w:r>
+      <w:r>
+        <w:rPr>
           <w:b/>
           <w:lang w:val="pt_PT" w:bidi="pt_PT"/>
         </w:rPr>
@@ -32397,6 +33895,20 @@
       </w:r>
       <w:r>
         <w:rPr>
+          <w:lang w:val="pt_PT" w:bidi="pt_PT"/>
+        </w:rPr>
+        <w:t>וּ⁠מַעְיָ֗ן &amp; יֵצֵ֔א</w:t>
+      </w:r>
+    </w:p>
+    <w:p>
+      <w:pPr/>
+      <w:r>
+        <w:rPr>
+          <w:lang w:val="pt_PT" w:bidi="pt_PT"/>
+        </w:rPr>
+      </w:r>
+      <w:r>
+        <w:rPr>
           <w:b/>
           <w:lang w:val="pt_PT" w:bidi="pt_PT"/>
         </w:rPr>
@@ -32619,6 +34131,20 @@
         <w:rPr>
           <w:lang w:val="pt_PT" w:bidi="pt_PT"/>
         </w:rPr>
+      </w:r>
+    </w:p>
+    <w:p>
+      <w:pPr/>
+      <w:r>
+        <w:rPr>
+          <w:lang w:val="pt_PT" w:bidi="pt_PT"/>
+        </w:rPr>
+      </w:r>
+      <w:r>
+        <w:rPr>
+          <w:lang w:val="pt_PT" w:bidi="pt_PT"/>
+        </w:rPr>
+        <w:t>מִ⁠בֵּ֤ית יְהוָה֙</w:t>
       </w:r>
     </w:p>
     <w:p>
@@ -32895,6 +34421,20 @@
       </w:r>
       <w:r>
         <w:rPr>
+          <w:lang w:val="pt_PT" w:bidi="pt_PT"/>
+        </w:rPr>
+        <w:t>מִצְרַ֨יִם֙ לִ⁠שְׁמָמָ֣ה תִֽהְיֶ֔ה</w:t>
+      </w:r>
+    </w:p>
+    <w:p>
+      <w:pPr/>
+      <w:r>
+        <w:rPr>
+          <w:lang w:val="pt_PT" w:bidi="pt_PT"/>
+        </w:rPr>
+      </w:r>
+      <w:r>
+        <w:rPr>
           <w:b/>
           <w:lang w:val="pt_PT" w:bidi="pt_PT"/>
         </w:rPr>
@@ -33887,6 +35427,20 @@
       </w:r>
       <w:r>
         <w:rPr>
+          <w:lang w:val="pt_PT" w:bidi="pt_PT"/>
+        </w:rPr>
+        <w:t>וְ⁠נִקֵּ֖יתִי דָּמָ֣⁠ם לֹֽא־נִקֵּ֑יתִי</w:t>
+      </w:r>
+    </w:p>
+    <w:p>
+      <w:pPr/>
+      <w:r>
+        <w:rPr>
+          <w:lang w:val="pt_PT" w:bidi="pt_PT"/>
+        </w:rPr>
+      </w:r>
+      <w:r>
+        <w:rPr>
           <w:b/>
           <w:lang w:val="pt_PT" w:bidi="pt_PT"/>
         </w:rPr>
@@ -34226,6 +35780,20 @@
         <w:rPr>
           <w:lang w:val="pt_PT" w:bidi="pt_PT"/>
         </w:rPr>
+      </w:r>
+    </w:p>
+    <w:p>
+      <w:pPr/>
+      <w:r>
+        <w:rPr>
+          <w:lang w:val="pt_PT" w:bidi="pt_PT"/>
+        </w:rPr>
+      </w:r>
+      <w:r>
+        <w:rPr>
+          <w:lang w:val="pt_PT" w:bidi="pt_PT"/>
+        </w:rPr>
+        <w:t>וַֽ⁠יהוָ֖ה שֹׁכֵ֥ן בְּ⁠צִיּֽוֹן</w:t>
       </w:r>
     </w:p>
     <w:p>

--- a/por/docx/29.content.docx
+++ b/por/docx/29.content.docx
@@ -26308,7 +26308,7 @@
         <w:rPr>
           <w:lang w:val="pt_PT" w:bidi="pt_PT"/>
         </w:rPr>
-        <w:t>אֲשֶׁ֥ר אָשִׁ֛יב אֶת־שְׁב֥וּת יְהוּדָ֖ה וִ⁠ירוּשָׁלִָֽם</w:t>
+        <w:t>אֲשֶׁ֥ר אשוב אֶת־שְׁב֥וּת יְהוּדָ֖ה וִ⁠ירוּשָׁלִָֽם</w:t>
       </w:r>
     </w:p>
     <w:p>
@@ -26451,7 +26451,7 @@
         <w:rPr>
           <w:lang w:val="pt_PT" w:bidi="pt_PT"/>
         </w:rPr>
-        <w:t>אֲשֶׁ֥ר אָשִׁ֛יב אֶת־שְׁב֥וּת יְהוּדָ֖ה וִ⁠ירוּשָׁלִָֽם</w:t>
+        <w:t>אֲשֶׁ֥ר אשוב אֶת־שְׁב֥וּת יְהוּדָ֖ה וִ⁠ירוּשָׁלִָֽם</w:t>
       </w:r>
     </w:p>
     <w:p>
